--- a/templates/education_loan_template.docx
+++ b/templates/education_loan_template.docx
@@ -7649,6 +7649,2067 @@
         </w:rPr>
         <w:t>Signature of the parent</w:t>
       </w:r>
+    </w:p>
+    <w:p>
+      <w:pPr>
+        <w:pStyle w:val="NoSpacing"/>
+        <w:rPr>
+          <w:rFonts w:ascii="Century Gothic" w:hAnsi="Century Gothic"/>
+          <w:b/>
+          <w:sz w:val="24"/>
+          <w:szCs w:val="24"/>
+        </w:rPr>
+      </w:pPr>
+    </w:p>
+    <w:p>
+      <w:pPr>
+        <w:pStyle w:val="NoSpacing"/>
+        <w:rPr>
+          <w:rFonts w:ascii="Century Gothic" w:hAnsi="Century Gothic"/>
+          <w:b/>
+          <w:sz w:val="24"/>
+          <w:szCs w:val="24"/>
+        </w:rPr>
+      </w:pPr>
+    </w:p>
+    <w:p>
+      <w:pPr>
+        <w:pStyle w:val="NoSpacing"/>
+        <w:rPr>
+          <w:rFonts w:ascii="Century Gothic" w:hAnsi="Century Gothic"/>
+          <w:b/>
+          <w:sz w:val="24"/>
+          <w:szCs w:val="24"/>
+        </w:rPr>
+      </w:pPr>
+    </w:p>
+    <w:p>
+      <w:pPr>
+        <w:pStyle w:val="NoSpacing"/>
+        <w:rPr>
+          <w:rFonts w:ascii="Century Gothic" w:hAnsi="Century Gothic"/>
+          <w:b/>
+          <w:sz w:val="24"/>
+          <w:szCs w:val="24"/>
+        </w:rPr>
+      </w:pPr>
+    </w:p>
+    <w:p>
+      <w:pPr>
+        <w:pStyle w:val="NoSpacing"/>
+        <w:rPr>
+          <w:rFonts w:ascii="Century Gothic" w:hAnsi="Century Gothic"/>
+          <w:b/>
+          <w:sz w:val="24"/>
+          <w:szCs w:val="24"/>
+        </w:rPr>
+      </w:pPr>
+    </w:p>
+    <w:p>
+      <w:pPr>
+        <w:jc w:val="center"/>
+        <w:rPr>
+          <w:rFonts w:ascii="Century Gothic" w:hAnsi="Century Gothic"/>
+          <w:b/>
+          <w:sz w:val="24"/>
+          <w:szCs w:val="24"/>
+        </w:rPr>
+      </w:pPr>
+      <w:r>
+        <w:rPr>
+          <w:rFonts w:ascii="Century Gothic" w:hAnsi="Century Gothic"/>
+          <w:b/>
+          <w:sz w:val="24"/>
+          <w:szCs w:val="24"/>
+        </w:rPr>
+        <w:lastRenderedPageBreak/>
+        <w:t>AGREEMENT</w:t>
+      </w:r>
+    </w:p>
+    <w:p>
+      <w:pPr>
+        <w:jc w:val="center"/>
+        <w:rPr>
+          <w:rFonts w:ascii="Century Gothic" w:hAnsi="Century Gothic"/>
+          <w:b/>
+          <w:sz w:val="24"/>
+          <w:szCs w:val="24"/>
+        </w:rPr>
+      </w:pPr>
+    </w:p>
+    <w:p>
+      <w:pPr>
+        <w:jc w:val="center"/>
+        <w:rPr>
+          <w:rFonts w:ascii="Century Gothic" w:hAnsi="Century Gothic"/>
+          <w:b/>
+          <w:sz w:val="24"/>
+          <w:szCs w:val="24"/>
+        </w:rPr>
+      </w:pPr>
+    </w:p>
+    <w:p>
+      <w:pPr>
+        <w:jc w:val="center"/>
+        <w:rPr>
+          <w:rFonts w:ascii="Century Gothic" w:hAnsi="Century Gothic"/>
+          <w:sz w:val="24"/>
+          <w:szCs w:val="24"/>
+        </w:rPr>
+      </w:pPr>
+      <w:r>
+        <w:rPr>
+          <w:rFonts w:ascii="Century Gothic" w:hAnsi="Century Gothic"/>
+          <w:sz w:val="24"/>
+          <w:szCs w:val="24"/>
+        </w:rPr>
+        <w:t>(To be stamped as an Agreement)</w:t>
+      </w:r>
+    </w:p>
+    <w:p>
+      <w:pPr>
+        <w:jc w:val="center"/>
+        <w:rPr>
+          <w:rFonts w:ascii="Century Gothic" w:hAnsi="Century Gothic"/>
+          <w:b/>
+          <w:sz w:val="24"/>
+          <w:szCs w:val="24"/>
+        </w:rPr>
+      </w:pPr>
+      <w:r>
+        <w:rPr>
+          <w:rFonts w:ascii="Century Gothic" w:hAnsi="Century Gothic"/>
+          <w:b/>
+          <w:sz w:val="24"/>
+          <w:szCs w:val="24"/>
+        </w:rPr>
+        <w:t>(Between the Student and the Branch of the Bank)</w:t>
+      </w:r>
+    </w:p>
+    <w:p>
+      <w:pPr>
+        <w:jc w:val="both"/>
+        <w:rPr>
+          <w:rFonts w:ascii="Century Gothic" w:hAnsi="Century Gothic"/>
+          <w:b/>
+          <w:sz w:val="24"/>
+          <w:szCs w:val="24"/>
+        </w:rPr>
+      </w:pPr>
+      <w:r>
+        <w:rPr>
+          <w:rFonts w:ascii="Century Gothic" w:hAnsi="Century Gothic"/>
+          <w:sz w:val="24"/>
+          <w:szCs w:val="24"/>
+        </w:rPr>
+        <w:t>This Agreement for availing of interest subsidy under the Central Sector Scheme of Interest Subsidy on Student's Loan for Professional Education in India made at</w:t>
+      </w:r>
+      <w:r>
+        <w:rPr>
+          <w:rFonts w:ascii="Century Gothic" w:hAnsi="Century Gothic"/>
+          <w:sz w:val="24"/>
+          <w:szCs w:val="24"/>
+        </w:rPr>
+        <w:t xml:space="preserve"> </w:t>
+      </w:r>
+      <w:proofErr w:type="spellStart"/>
+      <w:r>
+        <w:rPr>
+          <w:rFonts w:ascii="Century Gothic" w:hAnsi="Century Gothic"/>
+          <w:b/>
+          <w:sz w:val="24"/>
+          <w:szCs w:val="24"/>
+        </w:rPr>
+        <w:t>Kachirayapalayam</w:t>
+      </w:r>
+      <w:proofErr w:type="spellEnd"/>
+      <w:r>
+        <w:rPr>
+          <w:rFonts w:ascii="Century Gothic" w:hAnsi="Century Gothic"/>
+          <w:sz w:val="24"/>
+          <w:szCs w:val="24"/>
+        </w:rPr>
+        <w:t xml:space="preserve"> on this_</w:t>
+      </w:r>
+      <w:r>
+        <w:rPr>
+          <w:rFonts w:ascii="Century Gothic" w:hAnsi="Century Gothic"/>
+          <w:sz w:val="24"/>
+          <w:szCs w:val="24"/>
+        </w:rPr>
+        <w:t>{{</w:t>
+      </w:r>
+      <w:r>
+        <w:rPr>
+          <w:rFonts w:ascii="Century Gothic" w:hAnsi="Century Gothic"/>
+          <w:b/>
+          <w:bCs/>
+          <w:sz w:val="24"/>
+          <w:szCs w:val="24"/>
+        </w:rPr>
+        <w:t>date</w:t>
+      </w:r>
+      <w:r>
+        <w:rPr>
+          <w:rFonts w:ascii="Century Gothic" w:hAnsi="Century Gothic"/>
+          <w:sz w:val="24"/>
+          <w:szCs w:val="24"/>
+        </w:rPr>
+        <w:t>}}</w:t>
+      </w:r>
+    </w:p>
+    <w:p>
+      <w:pPr>
+        <w:jc w:val="center"/>
+        <w:rPr>
+          <w:rFonts w:ascii="Century Gothic" w:hAnsi="Century Gothic"/>
+          <w:b/>
+          <w:sz w:val="24"/>
+          <w:szCs w:val="24"/>
+        </w:rPr>
+      </w:pPr>
+      <w:r>
+        <w:rPr>
+          <w:rFonts w:ascii="Century Gothic" w:hAnsi="Century Gothic"/>
+          <w:b/>
+          <w:sz w:val="24"/>
+          <w:szCs w:val="24"/>
+        </w:rPr>
+        <w:t>BETWEEN</w:t>
+      </w:r>
+    </w:p>
+    <w:p>
+      <w:pPr>
+        <w:jc w:val="both"/>
+        <w:rPr>
+          <w:rFonts w:ascii="Century Gothic" w:hAnsi="Century Gothic"/>
+          <w:sz w:val="24"/>
+          <w:szCs w:val="24"/>
+        </w:rPr>
+      </w:pPr>
+      <w:r>
+        <w:rPr>
+          <w:rFonts w:ascii="Century Gothic" w:hAnsi="Century Gothic"/>
+          <w:sz w:val="24"/>
+          <w:szCs w:val="24"/>
+        </w:rPr>
+        <w:t>Sri/Smt</w:t>
+      </w:r>
+      <w:r>
+        <w:rPr>
+          <w:rFonts w:ascii="Century Gothic" w:hAnsi="Century Gothic"/>
+          <w:sz w:val="24"/>
+          <w:szCs w:val="24"/>
+        </w:rPr>
+        <w:t>.</w:t>
+      </w:r>
+      <w:r>
+        <w:rPr>
+          <w:rFonts w:ascii="Century Gothic" w:hAnsi="Century Gothic"/>
+          <w:sz w:val="24"/>
+          <w:szCs w:val="24"/>
+        </w:rPr>
+        <w:t xml:space="preserve"> </w:t>
+      </w:r>
+      <w:r>
+        <w:rPr>
+          <w:rFonts w:ascii="Century Gothic" w:hAnsi="Century Gothic"/>
+          <w:b/>
+          <w:sz w:val="24"/>
+          <w:szCs w:val="24"/>
+        </w:rPr>
+        <w:t>M</w:t>
+      </w:r>
+      <w:r>
+        <w:rPr>
+          <w:rFonts w:ascii="Century Gothic" w:hAnsi="Century Gothic"/>
+          <w:b/>
+          <w:sz w:val="24"/>
+          <w:szCs w:val="24"/>
+        </w:rPr>
+        <w:t xml:space="preserve">rs. </w:t>
+      </w:r>
+      <w:r>
+        <w:rPr>
+          <w:rFonts w:ascii="Century Gothic" w:hAnsi="Century Gothic"/>
+          <w:b/>
+          <w:sz w:val="24"/>
+          <w:szCs w:val="24"/>
+        </w:rPr>
+        <w:t>{{</w:t>
+      </w:r>
+      <w:proofErr w:type="spellStart"/>
+      <w:r>
+        <w:rPr>
+          <w:rFonts w:ascii="Century Gothic" w:hAnsi="Century Gothic"/>
+          <w:b/>
+          <w:sz w:val="24"/>
+          <w:szCs w:val="24"/>
+        </w:rPr>
+        <w:t>parent_name</w:t>
+      </w:r>
+      <w:proofErr w:type="spellEnd"/>
+      <w:r>
+        <w:rPr>
+          <w:rFonts w:ascii="Century Gothic" w:hAnsi="Century Gothic"/>
+          <w:b/>
+          <w:sz w:val="24"/>
+          <w:szCs w:val="24"/>
+        </w:rPr>
+        <w:t>}}</w:t>
+      </w:r>
+      <w:r>
+        <w:rPr>
+          <w:rFonts w:ascii="Century Gothic" w:hAnsi="Century Gothic"/>
+          <w:b/>
+          <w:sz w:val="24"/>
+          <w:szCs w:val="24"/>
+        </w:rPr>
+        <w:t xml:space="preserve"> </w:t>
+      </w:r>
+      <w:r>
+        <w:rPr>
+          <w:rFonts w:ascii="Century Gothic" w:hAnsi="Century Gothic"/>
+          <w:sz w:val="24"/>
+          <w:szCs w:val="24"/>
+        </w:rPr>
+        <w:t>(Parent/Guardian) W</w:t>
+      </w:r>
+      <w:r>
+        <w:rPr>
+          <w:rFonts w:ascii="Century Gothic" w:hAnsi="Century Gothic"/>
+          <w:sz w:val="24"/>
+          <w:szCs w:val="24"/>
+        </w:rPr>
+        <w:t xml:space="preserve">/o </w:t>
+      </w:r>
+      <w:r>
+        <w:rPr>
+          <w:rFonts w:ascii="Century Gothic" w:hAnsi="Century Gothic"/>
+          <w:b/>
+          <w:sz w:val="24"/>
+          <w:szCs w:val="24"/>
+        </w:rPr>
+        <w:t>……..</w:t>
+      </w:r>
+      <w:r>
+        <w:rPr>
+          <w:rFonts w:ascii="Century Gothic" w:hAnsi="Century Gothic"/>
+          <w:b/>
+          <w:sz w:val="24"/>
+          <w:szCs w:val="24"/>
+        </w:rPr>
+        <w:t xml:space="preserve"> </w:t>
+      </w:r>
+      <w:r>
+        <w:rPr>
+          <w:rFonts w:ascii="Century Gothic" w:hAnsi="Century Gothic"/>
+          <w:sz w:val="24"/>
+          <w:szCs w:val="24"/>
+        </w:rPr>
+        <w:t xml:space="preserve"> aged </w:t>
+      </w:r>
+      <w:r>
+        <w:rPr>
+          <w:rFonts w:ascii="Century Gothic" w:hAnsi="Century Gothic"/>
+          <w:b/>
+          <w:sz w:val="24"/>
+          <w:szCs w:val="24"/>
+        </w:rPr>
+        <w:t>…</w:t>
+      </w:r>
+      <w:r>
+        <w:rPr>
+          <w:rFonts w:ascii="Century Gothic" w:hAnsi="Century Gothic"/>
+          <w:sz w:val="24"/>
+          <w:szCs w:val="24"/>
+        </w:rPr>
+        <w:t xml:space="preserve"> </w:t>
+      </w:r>
+      <w:r>
+        <w:rPr>
+          <w:rFonts w:ascii="Century Gothic" w:hAnsi="Century Gothic"/>
+          <w:sz w:val="24"/>
+          <w:szCs w:val="24"/>
+        </w:rPr>
+        <w:t xml:space="preserve">Years, residing at </w:t>
+      </w:r>
+      <w:r>
+        <w:rPr>
+          <w:rFonts w:ascii="Century Gothic" w:hAnsi="Century Gothic"/>
+          <w:b/>
+          <w:sz w:val="24"/>
+          <w:szCs w:val="24"/>
+        </w:rPr>
+        <w:t>{{address}}</w:t>
+      </w:r>
+    </w:p>
+    <w:p>
+      <w:pPr>
+        <w:jc w:val="center"/>
+        <w:rPr>
+          <w:rFonts w:ascii="Century Gothic" w:hAnsi="Century Gothic"/>
+          <w:b/>
+          <w:sz w:val="24"/>
+          <w:szCs w:val="24"/>
+        </w:rPr>
+      </w:pPr>
+      <w:r>
+        <w:rPr>
+          <w:rFonts w:ascii="Century Gothic" w:hAnsi="Century Gothic"/>
+          <w:b/>
+          <w:sz w:val="24"/>
+          <w:szCs w:val="24"/>
+        </w:rPr>
+        <w:t>AND</w:t>
+      </w:r>
+    </w:p>
+    <w:p>
+      <w:pPr>
+        <w:jc w:val="both"/>
+        <w:rPr>
+          <w:rFonts w:ascii="Century Gothic" w:hAnsi="Century Gothic"/>
+          <w:sz w:val="24"/>
+          <w:szCs w:val="24"/>
+        </w:rPr>
+      </w:pPr>
+      <w:r>
+        <w:rPr>
+          <w:rFonts w:ascii="Century Gothic" w:hAnsi="Century Gothic"/>
+          <w:sz w:val="24"/>
+          <w:szCs w:val="24"/>
+        </w:rPr>
+        <w:t>Sri/Smt</w:t>
+      </w:r>
+      <w:r>
+        <w:rPr>
+          <w:rFonts w:ascii="Century Gothic" w:hAnsi="Century Gothic"/>
+          <w:sz w:val="24"/>
+          <w:szCs w:val="24"/>
+        </w:rPr>
+        <w:t xml:space="preserve">. </w:t>
+      </w:r>
+      <w:r>
+        <w:rPr>
+          <w:rFonts w:ascii="Century Gothic" w:hAnsi="Century Gothic"/>
+          <w:b/>
+          <w:sz w:val="24"/>
+          <w:szCs w:val="24"/>
+        </w:rPr>
+        <w:t>{{</w:t>
+      </w:r>
+      <w:proofErr w:type="spellStart"/>
+      <w:r>
+        <w:rPr>
+          <w:rFonts w:ascii="Century Gothic" w:hAnsi="Century Gothic"/>
+          <w:b/>
+          <w:sz w:val="24"/>
+          <w:szCs w:val="24"/>
+        </w:rPr>
+        <w:t>student_name</w:t>
+      </w:r>
+      <w:proofErr w:type="spellEnd"/>
+      <w:r>
+        <w:rPr>
+          <w:rFonts w:ascii="Century Gothic" w:hAnsi="Century Gothic"/>
+          <w:b/>
+          <w:sz w:val="24"/>
+          <w:szCs w:val="24"/>
+        </w:rPr>
+        <w:t>}}</w:t>
+      </w:r>
+      <w:r>
+        <w:rPr>
+          <w:rFonts w:ascii="Century Gothic" w:hAnsi="Century Gothic"/>
+          <w:b/>
+          <w:sz w:val="24"/>
+          <w:szCs w:val="24"/>
+        </w:rPr>
+        <w:t xml:space="preserve"> </w:t>
+      </w:r>
+      <w:r>
+        <w:rPr>
+          <w:rFonts w:ascii="Century Gothic" w:hAnsi="Century Gothic"/>
+          <w:sz w:val="24"/>
+          <w:szCs w:val="24"/>
+        </w:rPr>
+        <w:t>(Student) D</w:t>
+      </w:r>
+      <w:r>
+        <w:rPr>
+          <w:rFonts w:ascii="Century Gothic" w:hAnsi="Century Gothic"/>
+          <w:sz w:val="24"/>
+          <w:szCs w:val="24"/>
+        </w:rPr>
+        <w:t>/o</w:t>
+      </w:r>
+      <w:r>
+        <w:rPr>
+          <w:rFonts w:ascii="Century Gothic" w:hAnsi="Century Gothic"/>
+          <w:sz w:val="24"/>
+          <w:szCs w:val="24"/>
+        </w:rPr>
+        <w:t xml:space="preserve"> </w:t>
+      </w:r>
+      <w:r>
+        <w:rPr>
+          <w:rFonts w:ascii="Century Gothic" w:hAnsi="Century Gothic"/>
+          <w:b/>
+          <w:sz w:val="24"/>
+          <w:szCs w:val="24"/>
+        </w:rPr>
+        <w:t>{{</w:t>
+      </w:r>
+      <w:proofErr w:type="spellStart"/>
+      <w:r>
+        <w:rPr>
+          <w:rFonts w:ascii="Century Gothic" w:hAnsi="Century Gothic"/>
+          <w:b/>
+          <w:sz w:val="24"/>
+          <w:szCs w:val="24"/>
+        </w:rPr>
+        <w:t>parent_name</w:t>
+      </w:r>
+      <w:proofErr w:type="spellEnd"/>
+      <w:r>
+        <w:rPr>
+          <w:rFonts w:ascii="Century Gothic" w:hAnsi="Century Gothic"/>
+          <w:b/>
+          <w:sz w:val="24"/>
+          <w:szCs w:val="24"/>
+        </w:rPr>
+        <w:t>}}</w:t>
+      </w:r>
+      <w:r>
+        <w:rPr>
+          <w:rFonts w:ascii="Century Gothic" w:hAnsi="Century Gothic"/>
+          <w:b/>
+          <w:sz w:val="24"/>
+          <w:szCs w:val="24"/>
+        </w:rPr>
+        <w:t xml:space="preserve"> </w:t>
+      </w:r>
+      <w:r>
+        <w:rPr>
+          <w:rFonts w:ascii="Century Gothic" w:hAnsi="Century Gothic"/>
+          <w:sz w:val="24"/>
+          <w:szCs w:val="24"/>
+        </w:rPr>
+        <w:t xml:space="preserve">aged </w:t>
+      </w:r>
+      <w:r>
+        <w:rPr>
+          <w:rFonts w:ascii="Century Gothic" w:hAnsi="Century Gothic"/>
+          <w:b/>
+          <w:sz w:val="24"/>
+          <w:szCs w:val="24"/>
+        </w:rPr>
+        <w:t>….</w:t>
+      </w:r>
+      <w:r>
+        <w:rPr>
+          <w:rFonts w:ascii="Century Gothic" w:hAnsi="Century Gothic"/>
+          <w:b/>
+          <w:sz w:val="24"/>
+          <w:szCs w:val="24"/>
+        </w:rPr>
+        <w:t xml:space="preserve"> </w:t>
+      </w:r>
+      <w:r>
+        <w:rPr>
+          <w:rFonts w:ascii="Century Gothic" w:hAnsi="Century Gothic"/>
+          <w:sz w:val="24"/>
+          <w:szCs w:val="24"/>
+        </w:rPr>
+        <w:t xml:space="preserve">Years, residing at </w:t>
+      </w:r>
+      <w:r>
+        <w:rPr>
+          <w:rFonts w:ascii="Century Gothic" w:hAnsi="Century Gothic"/>
+          <w:b/>
+          <w:sz w:val="24"/>
+          <w:szCs w:val="24"/>
+        </w:rPr>
+        <w:t xml:space="preserve">   </w:t>
+      </w:r>
+      <w:r>
+        <w:rPr>
+          <w:rFonts w:ascii="Century Gothic" w:hAnsi="Century Gothic"/>
+          <w:sz w:val="24"/>
+          <w:szCs w:val="24"/>
+        </w:rPr>
+        <w:t>{{</w:t>
+      </w:r>
+      <w:r>
+        <w:rPr>
+          <w:rFonts w:ascii="Century Gothic" w:hAnsi="Century Gothic"/>
+          <w:b/>
+          <w:bCs/>
+          <w:sz w:val="24"/>
+          <w:szCs w:val="24"/>
+        </w:rPr>
+        <w:t>address</w:t>
+      </w:r>
+      <w:r>
+        <w:rPr>
+          <w:rFonts w:ascii="Century Gothic" w:hAnsi="Century Gothic"/>
+          <w:sz w:val="24"/>
+          <w:szCs w:val="24"/>
+        </w:rPr>
+        <w:t>}}</w:t>
+      </w:r>
+      <w:r>
+        <w:rPr>
+          <w:rFonts w:ascii="Century Gothic" w:hAnsi="Century Gothic"/>
+          <w:b/>
+          <w:sz w:val="24"/>
+          <w:szCs w:val="24"/>
+        </w:rPr>
+        <w:t xml:space="preserve">  </w:t>
+      </w:r>
+      <w:r>
+        <w:rPr>
+          <w:rFonts w:ascii="Century Gothic" w:hAnsi="Century Gothic"/>
+          <w:sz w:val="24"/>
+          <w:szCs w:val="24"/>
+        </w:rPr>
+        <w:t>represented by father/guardian</w:t>
+      </w:r>
+    </w:p>
+    <w:p>
+      <w:pPr>
+        <w:jc w:val="both"/>
+        <w:rPr>
+          <w:rFonts w:ascii="Century Gothic" w:hAnsi="Century Gothic"/>
+          <w:sz w:val="24"/>
+          <w:szCs w:val="24"/>
+        </w:rPr>
+      </w:pPr>
+      <w:r>
+        <w:rPr>
+          <w:rFonts w:ascii="Century Gothic" w:hAnsi="Century Gothic"/>
+          <w:sz w:val="24"/>
+          <w:szCs w:val="24"/>
+        </w:rPr>
+        <w:t>Parent and Student hereinafter jointly called the Borrowers and individually as Borrower of the FIRST PART (which term wherever the context so requires or admits shall also include his/her/their heirs, executors and assigns).</w:t>
+      </w:r>
+    </w:p>
+    <w:p>
+      <w:pPr>
+        <w:jc w:val="center"/>
+        <w:rPr>
+          <w:rFonts w:ascii="Century Gothic" w:hAnsi="Century Gothic"/>
+          <w:b/>
+          <w:sz w:val="24"/>
+          <w:szCs w:val="24"/>
+        </w:rPr>
+      </w:pPr>
+      <w:r>
+        <w:rPr>
+          <w:rFonts w:ascii="Century Gothic" w:hAnsi="Century Gothic"/>
+          <w:b/>
+          <w:sz w:val="24"/>
+          <w:szCs w:val="24"/>
+        </w:rPr>
+        <w:t>AND</w:t>
+      </w:r>
+    </w:p>
+    <w:p>
+      <w:pPr>
+        <w:jc w:val="both"/>
+        <w:rPr>
+          <w:rFonts w:ascii="Century Gothic" w:hAnsi="Century Gothic"/>
+          <w:sz w:val="24"/>
+          <w:szCs w:val="24"/>
+        </w:rPr>
+      </w:pPr>
+      <w:r>
+        <w:rPr>
+          <w:rFonts w:ascii="Century Gothic" w:hAnsi="Century Gothic"/>
+          <w:b/>
+          <w:sz w:val="24"/>
+          <w:szCs w:val="24"/>
+        </w:rPr>
+        <w:t>Indian Overseas Bank</w:t>
+      </w:r>
+      <w:r>
+        <w:rPr>
+          <w:rFonts w:ascii="Century Gothic" w:hAnsi="Century Gothic"/>
+          <w:sz w:val="24"/>
+          <w:szCs w:val="24"/>
+        </w:rPr>
+        <w:t>, a body corporate constituted under the Banking Companies [Acquisition &amp; Transfer of Undertakings] Act, 1970 having its Head Office at</w:t>
+      </w:r>
+      <w:r>
+        <w:rPr>
+          <w:rFonts w:ascii="Century Gothic" w:hAnsi="Century Gothic"/>
+          <w:sz w:val="24"/>
+          <w:szCs w:val="24"/>
+        </w:rPr>
+        <w:t xml:space="preserve"> </w:t>
+      </w:r>
+      <w:r>
+        <w:rPr>
+          <w:rFonts w:ascii="Century Gothic" w:hAnsi="Century Gothic"/>
+          <w:b/>
+          <w:sz w:val="24"/>
+          <w:szCs w:val="24"/>
+        </w:rPr>
+        <w:t>763, Anna Salai, Chennai</w:t>
+      </w:r>
+      <w:r>
+        <w:rPr>
+          <w:rFonts w:ascii="Century Gothic" w:hAnsi="Century Gothic"/>
+          <w:sz w:val="24"/>
+          <w:szCs w:val="24"/>
+        </w:rPr>
+        <w:t xml:space="preserve"> and having among other Offices, a branch office at</w:t>
+      </w:r>
+      <w:r>
+        <w:rPr>
+          <w:rFonts w:ascii="Century Gothic" w:hAnsi="Century Gothic"/>
+          <w:sz w:val="24"/>
+          <w:szCs w:val="24"/>
+        </w:rPr>
+        <w:t xml:space="preserve"> </w:t>
+      </w:r>
+      <w:proofErr w:type="spellStart"/>
+      <w:r>
+        <w:rPr>
+          <w:rFonts w:ascii="Century Gothic" w:hAnsi="Century Gothic"/>
+          <w:b/>
+          <w:sz w:val="24"/>
+          <w:szCs w:val="24"/>
+        </w:rPr>
+        <w:t>Kacirayapalayam</w:t>
+      </w:r>
+      <w:proofErr w:type="spellEnd"/>
+      <w:r>
+        <w:rPr>
+          <w:rFonts w:ascii="Century Gothic" w:hAnsi="Century Gothic"/>
+          <w:sz w:val="24"/>
+          <w:szCs w:val="24"/>
+        </w:rPr>
+        <w:t xml:space="preserve"> represented by thei</w:t>
+      </w:r>
+      <w:r>
+        <w:rPr>
+          <w:rFonts w:ascii="Century Gothic" w:hAnsi="Century Gothic"/>
+          <w:sz w:val="24"/>
+          <w:szCs w:val="24"/>
+        </w:rPr>
+        <w:t>r duly constituted attorney hereinafter called the 'Bank' (</w:t>
+      </w:r>
+      <w:r>
+        <w:rPr>
+          <w:rFonts w:ascii="Century Gothic" w:hAnsi="Century Gothic"/>
+          <w:sz w:val="24"/>
+          <w:szCs w:val="24"/>
+        </w:rPr>
+        <w:t>which expression wherever the context so requires or admits shall also include its Attorneys, Administrators, Successors and Assigns) of the OTHER PART.</w:t>
+      </w:r>
+    </w:p>
+    <w:p>
+      <w:pPr>
+        <w:jc w:val="both"/>
+        <w:rPr>
+          <w:rFonts w:ascii="Century Gothic" w:hAnsi="Century Gothic"/>
+          <w:sz w:val="24"/>
+          <w:szCs w:val="24"/>
+        </w:rPr>
+      </w:pPr>
+      <w:r>
+        <w:rPr>
+          <w:rFonts w:ascii="Century Gothic" w:hAnsi="Century Gothic"/>
+          <w:b/>
+          <w:sz w:val="24"/>
+          <w:szCs w:val="24"/>
+        </w:rPr>
+        <w:t>Borrowers</w:t>
+      </w:r>
+      <w:r>
+        <w:rPr>
+          <w:rFonts w:ascii="Century Gothic" w:hAnsi="Century Gothic"/>
+          <w:sz w:val="24"/>
+          <w:szCs w:val="24"/>
+        </w:rPr>
+        <w:t xml:space="preserve"> and </w:t>
+      </w:r>
+      <w:r>
+        <w:rPr>
+          <w:rFonts w:ascii="Century Gothic" w:hAnsi="Century Gothic"/>
+          <w:b/>
+          <w:sz w:val="24"/>
+          <w:szCs w:val="24"/>
+        </w:rPr>
+        <w:t>Indian Overseas Bank</w:t>
+      </w:r>
+      <w:r>
+        <w:rPr>
+          <w:rFonts w:ascii="Century Gothic" w:hAnsi="Century Gothic"/>
+          <w:sz w:val="24"/>
+          <w:szCs w:val="24"/>
+        </w:rPr>
+        <w:t xml:space="preserve"> shall be individually referred to herein as a 'Party' and collectively as </w:t>
+      </w:r>
+      <w:r>
+        <w:rPr>
+          <w:rFonts w:ascii="Century Gothic" w:hAnsi="Century Gothic"/>
+          <w:b/>
+          <w:sz w:val="24"/>
+          <w:szCs w:val="24"/>
+        </w:rPr>
+        <w:t>‘Parties’</w:t>
+      </w:r>
+    </w:p>
+    <w:p>
+      <w:pPr>
+        <w:jc w:val="both"/>
+        <w:rPr>
+          <w:rFonts w:ascii="Century Gothic" w:hAnsi="Century Gothic"/>
+          <w:b/>
+          <w:sz w:val="24"/>
+          <w:szCs w:val="24"/>
+        </w:rPr>
+      </w:pPr>
+      <w:r>
+        <w:rPr>
+          <w:rFonts w:ascii="Century Gothic" w:hAnsi="Century Gothic"/>
+          <w:b/>
+          <w:sz w:val="24"/>
+          <w:szCs w:val="24"/>
+        </w:rPr>
+        <w:t>WHEREAS</w:t>
+      </w:r>
+    </w:p>
+    <w:p>
+      <w:pPr>
+        <w:jc w:val="both"/>
+        <w:rPr>
+          <w:rFonts w:ascii="Century Gothic" w:hAnsi="Century Gothic"/>
+          <w:sz w:val="24"/>
+          <w:szCs w:val="24"/>
+        </w:rPr>
+      </w:pPr>
+      <w:r>
+        <w:rPr>
+          <w:rFonts w:ascii="Century Gothic" w:hAnsi="Century Gothic"/>
+          <w:sz w:val="24"/>
+          <w:szCs w:val="24"/>
+        </w:rPr>
+        <w:lastRenderedPageBreak/>
+        <w:t xml:space="preserve">1. The Borrowers availed/intend to avail Educational Loan from the Bank and the Bank sanctioned/agreed to sanction </w:t>
+      </w:r>
+      <w:proofErr w:type="spellStart"/>
+      <w:r>
+        <w:rPr>
+          <w:rFonts w:ascii="Arial" w:hAnsi="Arial" w:cs="Arial"/>
+          <w:sz w:val="24"/>
+          <w:szCs w:val="24"/>
+        </w:rPr>
+        <w:t>ͅRs</w:t>
+      </w:r>
+      <w:proofErr w:type="spellEnd"/>
+      <w:r>
+        <w:rPr>
+          <w:rFonts w:ascii="Arial" w:hAnsi="Arial" w:cs="Arial"/>
+          <w:sz w:val="24"/>
+          <w:szCs w:val="24"/>
+        </w:rPr>
+        <w:t xml:space="preserve">. </w:t>
+      </w:r>
+      <w:r>
+        <w:rPr>
+          <w:rFonts w:ascii="Century Gothic" w:hAnsi="Century Gothic"/>
+          <w:sz w:val="24"/>
+          <w:szCs w:val="24"/>
+        </w:rPr>
+        <w:t>{{</w:t>
+      </w:r>
+      <w:proofErr w:type="spellStart"/>
+      <w:r>
+        <w:rPr>
+          <w:rFonts w:ascii="Century Gothic" w:hAnsi="Century Gothic"/>
+          <w:b/>
+          <w:bCs/>
+          <w:sz w:val="24"/>
+          <w:szCs w:val="24"/>
+        </w:rPr>
+        <w:t>loan</w:t>
+      </w:r>
+      <w:r>
+        <w:rPr>
+          <w:rFonts w:ascii="Century Gothic" w:hAnsi="Century Gothic"/>
+          <w:b/>
+          <w:bCs/>
+          <w:sz w:val="24"/>
+          <w:szCs w:val="24"/>
+        </w:rPr>
+        <w:t>_</w:t>
+      </w:r>
+      <w:r>
+        <w:rPr>
+          <w:rFonts w:ascii="Century Gothic" w:hAnsi="Century Gothic"/>
+          <w:b/>
+          <w:bCs/>
+          <w:sz w:val="24"/>
+          <w:szCs w:val="24"/>
+        </w:rPr>
+        <w:t>amount</w:t>
+      </w:r>
+      <w:proofErr w:type="spellEnd"/>
+      <w:r>
+        <w:rPr>
+          <w:rFonts w:ascii="Century Gothic" w:hAnsi="Century Gothic"/>
+          <w:sz w:val="24"/>
+          <w:szCs w:val="24"/>
+        </w:rPr>
+        <w:t>}} (</w:t>
+      </w:r>
+      <w:r>
+        <w:rPr>
+          <w:rFonts w:ascii="Century Gothic" w:hAnsi="Century Gothic"/>
+          <w:sz w:val="24"/>
+          <w:szCs w:val="24"/>
+        </w:rPr>
+        <w:t xml:space="preserve">Rupees </w:t>
+      </w:r>
+      <w:r>
+        <w:rPr>
+          <w:rFonts w:ascii="Century Gothic" w:hAnsi="Century Gothic"/>
+          <w:sz w:val="24"/>
+          <w:szCs w:val="24"/>
+        </w:rPr>
+        <w:t>{{</w:t>
+      </w:r>
+      <w:proofErr w:type="spellStart"/>
+      <w:r>
+        <w:rPr>
+          <w:rFonts w:ascii="Century Gothic" w:hAnsi="Century Gothic"/>
+          <w:b/>
+          <w:bCs/>
+          <w:sz w:val="24"/>
+          <w:szCs w:val="24"/>
+        </w:rPr>
+        <w:t>amount_in_words</w:t>
+      </w:r>
+      <w:proofErr w:type="spellEnd"/>
+      <w:r>
+        <w:rPr>
+          <w:rFonts w:ascii="Century Gothic" w:hAnsi="Century Gothic"/>
+          <w:sz w:val="24"/>
+          <w:szCs w:val="24"/>
+        </w:rPr>
+        <w:t xml:space="preserve">}} </w:t>
+      </w:r>
+      <w:r>
+        <w:rPr>
+          <w:rFonts w:ascii="Century Gothic" w:hAnsi="Century Gothic"/>
+          <w:sz w:val="24"/>
+          <w:szCs w:val="24"/>
+        </w:rPr>
+        <w:t xml:space="preserve">for pursuing technical/professional education in </w:t>
+      </w:r>
+      <w:proofErr w:type="spellStart"/>
+      <w:r>
+        <w:rPr>
+          <w:rFonts w:ascii="Century Gothic" w:hAnsi="Century Gothic"/>
+          <w:sz w:val="24"/>
+          <w:szCs w:val="24"/>
+        </w:rPr>
+        <w:t>lndia</w:t>
+      </w:r>
+      <w:proofErr w:type="spellEnd"/>
+      <w:r>
+        <w:rPr>
+          <w:rFonts w:ascii="Century Gothic" w:hAnsi="Century Gothic"/>
+          <w:sz w:val="24"/>
+          <w:szCs w:val="24"/>
+        </w:rPr>
+        <w:t>.</w:t>
+      </w:r>
+    </w:p>
+    <w:p>
+      <w:pPr>
+        <w:jc w:val="both"/>
+        <w:rPr>
+          <w:rFonts w:ascii="Century Gothic" w:hAnsi="Century Gothic"/>
+          <w:sz w:val="24"/>
+          <w:szCs w:val="24"/>
+        </w:rPr>
+      </w:pPr>
+      <w:r>
+        <w:rPr>
+          <w:rFonts w:ascii="Century Gothic" w:hAnsi="Century Gothic"/>
+          <w:sz w:val="24"/>
+          <w:szCs w:val="24"/>
+        </w:rPr>
+        <w:t>The Borrowers in consideration of the said sanction/promise has executed/shall execute the Educational Loan Agreement, besides such other Agreement/s or security/</w:t>
+      </w:r>
+      <w:proofErr w:type="spellStart"/>
+      <w:r>
+        <w:rPr>
+          <w:rFonts w:ascii="Century Gothic" w:hAnsi="Century Gothic"/>
+          <w:sz w:val="24"/>
+          <w:szCs w:val="24"/>
+        </w:rPr>
+        <w:t>ies</w:t>
+      </w:r>
+      <w:proofErr w:type="spellEnd"/>
+      <w:r>
+        <w:rPr>
+          <w:rFonts w:ascii="Century Gothic" w:hAnsi="Century Gothic"/>
+          <w:sz w:val="24"/>
+          <w:szCs w:val="24"/>
+        </w:rPr>
+        <w:t xml:space="preserve"> as per the Model Educational Loan Scheme.</w:t>
+      </w:r>
+    </w:p>
+    <w:p>
+      <w:pPr>
+        <w:jc w:val="both"/>
+        <w:rPr>
+          <w:rFonts w:ascii="Century Gothic" w:hAnsi="Century Gothic"/>
+          <w:sz w:val="24"/>
+          <w:szCs w:val="24"/>
+        </w:rPr>
+      </w:pPr>
+      <w:r>
+        <w:rPr>
+          <w:rFonts w:ascii="Century Gothic" w:hAnsi="Century Gothic"/>
+          <w:sz w:val="24"/>
+          <w:szCs w:val="24"/>
+        </w:rPr>
+        <w:t xml:space="preserve">2. Integrated Finance Division, Department of Higher Education, Ministry of Human Resource Development, Government of </w:t>
+      </w:r>
+      <w:proofErr w:type="spellStart"/>
+      <w:r>
+        <w:rPr>
+          <w:rFonts w:ascii="Century Gothic" w:hAnsi="Century Gothic"/>
+          <w:sz w:val="24"/>
+          <w:szCs w:val="24"/>
+        </w:rPr>
+        <w:t>lndia</w:t>
+      </w:r>
+      <w:proofErr w:type="spellEnd"/>
+      <w:r>
+        <w:rPr>
+          <w:rFonts w:ascii="Century Gothic" w:hAnsi="Century Gothic"/>
+          <w:sz w:val="24"/>
+          <w:szCs w:val="24"/>
+        </w:rPr>
+        <w:t xml:space="preserve"> (</w:t>
+      </w:r>
+      <w:proofErr w:type="spellStart"/>
+      <w:r>
+        <w:rPr>
+          <w:rFonts w:ascii="Century Gothic" w:hAnsi="Century Gothic"/>
+          <w:sz w:val="24"/>
+          <w:szCs w:val="24"/>
+        </w:rPr>
+        <w:t>MoHRD</w:t>
+      </w:r>
+      <w:proofErr w:type="spellEnd"/>
+      <w:r>
+        <w:rPr>
+          <w:rFonts w:ascii="Century Gothic" w:hAnsi="Century Gothic"/>
+          <w:sz w:val="24"/>
+          <w:szCs w:val="24"/>
+        </w:rPr>
+        <w:t xml:space="preserve">) has come out with a Central Sector scheme of </w:t>
+      </w:r>
+      <w:proofErr w:type="spellStart"/>
+      <w:r>
+        <w:rPr>
+          <w:rFonts w:ascii="Century Gothic" w:hAnsi="Century Gothic"/>
+          <w:sz w:val="24"/>
+          <w:szCs w:val="24"/>
+        </w:rPr>
+        <w:t>lnterest</w:t>
+      </w:r>
+      <w:proofErr w:type="spellEnd"/>
+      <w:r>
+        <w:rPr>
+          <w:rFonts w:ascii="Century Gothic" w:hAnsi="Century Gothic"/>
+          <w:sz w:val="24"/>
+          <w:szCs w:val="24"/>
+        </w:rPr>
+        <w:t xml:space="preserve"> Subsidy on students' Loan for Technical/Professional Education in </w:t>
+      </w:r>
+      <w:proofErr w:type="spellStart"/>
+      <w:r>
+        <w:rPr>
+          <w:rFonts w:ascii="Century Gothic" w:hAnsi="Century Gothic"/>
+          <w:sz w:val="24"/>
+          <w:szCs w:val="24"/>
+        </w:rPr>
+        <w:t>lndia</w:t>
+      </w:r>
+      <w:proofErr w:type="spellEnd"/>
+      <w:r>
+        <w:rPr>
+          <w:rFonts w:ascii="Century Gothic" w:hAnsi="Century Gothic"/>
+          <w:sz w:val="24"/>
+          <w:szCs w:val="24"/>
+        </w:rPr>
+        <w:t xml:space="preserve"> (hereinafter called the </w:t>
+      </w:r>
+      <w:proofErr w:type="spellStart"/>
+      <w:r>
+        <w:rPr>
+          <w:rFonts w:ascii="Century Gothic" w:hAnsi="Century Gothic"/>
+          <w:sz w:val="24"/>
+          <w:szCs w:val="24"/>
+        </w:rPr>
+        <w:t>lnterest</w:t>
+      </w:r>
+      <w:proofErr w:type="spellEnd"/>
+      <w:r>
+        <w:rPr>
+          <w:rFonts w:ascii="Century Gothic" w:hAnsi="Century Gothic"/>
+          <w:sz w:val="24"/>
+          <w:szCs w:val="24"/>
+        </w:rPr>
+        <w:t xml:space="preserve"> Subsidy Scheme) to provide interest subsidy on the education loans availed by students having lower than a specified parental income as decided by the </w:t>
+      </w:r>
+      <w:proofErr w:type="spellStart"/>
+      <w:r>
+        <w:rPr>
+          <w:rFonts w:ascii="Century Gothic" w:hAnsi="Century Gothic"/>
+          <w:sz w:val="24"/>
+          <w:szCs w:val="24"/>
+        </w:rPr>
+        <w:t>MoHRD</w:t>
+      </w:r>
+      <w:proofErr w:type="spellEnd"/>
+      <w:r>
+        <w:rPr>
+          <w:rFonts w:ascii="Century Gothic" w:hAnsi="Century Gothic"/>
+          <w:sz w:val="24"/>
+          <w:szCs w:val="24"/>
+        </w:rPr>
+        <w:t xml:space="preserve"> in the said Scheme for pursuing professional education in </w:t>
+      </w:r>
+      <w:proofErr w:type="spellStart"/>
+      <w:r>
+        <w:rPr>
+          <w:rFonts w:ascii="Century Gothic" w:hAnsi="Century Gothic"/>
+          <w:sz w:val="24"/>
+          <w:szCs w:val="24"/>
+        </w:rPr>
+        <w:t>lndia</w:t>
+      </w:r>
+      <w:proofErr w:type="spellEnd"/>
+      <w:r>
+        <w:rPr>
+          <w:rFonts w:ascii="Century Gothic" w:hAnsi="Century Gothic"/>
+          <w:sz w:val="24"/>
+          <w:szCs w:val="24"/>
+        </w:rPr>
+        <w:t>, during their study/ repayment holiday, from the Academic Year 2009-201 0.</w:t>
+      </w:r>
+    </w:p>
+    <w:p>
+      <w:pPr>
+        <w:jc w:val="both"/>
+        <w:rPr>
+          <w:rFonts w:ascii="Century Gothic" w:hAnsi="Century Gothic"/>
+          <w:sz w:val="24"/>
+          <w:szCs w:val="24"/>
+        </w:rPr>
+      </w:pPr>
+      <w:r>
+        <w:rPr>
+          <w:rFonts w:ascii="Century Gothic" w:hAnsi="Century Gothic"/>
+          <w:sz w:val="24"/>
+          <w:szCs w:val="24"/>
+        </w:rPr>
+        <w:t xml:space="preserve">3. The Borrowers represented that they are eligible for interest subsidy under the said </w:t>
+      </w:r>
+      <w:proofErr w:type="spellStart"/>
+      <w:r>
+        <w:rPr>
+          <w:rFonts w:ascii="Century Gothic" w:hAnsi="Century Gothic"/>
+          <w:sz w:val="24"/>
+          <w:szCs w:val="24"/>
+        </w:rPr>
+        <w:t>lnterest</w:t>
+      </w:r>
+      <w:proofErr w:type="spellEnd"/>
+      <w:r>
+        <w:rPr>
+          <w:rFonts w:ascii="Century Gothic" w:hAnsi="Century Gothic"/>
+          <w:sz w:val="24"/>
+          <w:szCs w:val="24"/>
+        </w:rPr>
+        <w:t xml:space="preserve"> Subsidy Scheme and requested the Bank to grant such benefit to them.</w:t>
+      </w:r>
+    </w:p>
+    <w:p>
+      <w:pPr>
+        <w:jc w:val="both"/>
+        <w:rPr>
+          <w:rFonts w:ascii="Century Gothic" w:hAnsi="Century Gothic"/>
+          <w:sz w:val="24"/>
+          <w:szCs w:val="24"/>
+        </w:rPr>
+      </w:pPr>
+      <w:r>
+        <w:rPr>
+          <w:rFonts w:ascii="Century Gothic" w:hAnsi="Century Gothic"/>
+          <w:sz w:val="24"/>
+          <w:szCs w:val="24"/>
+        </w:rPr>
+        <w:t xml:space="preserve">4. Based on the documents submitted by the Borrowers, the Bank agreed to extend the benefit under the said </w:t>
+      </w:r>
+      <w:proofErr w:type="spellStart"/>
+      <w:r>
+        <w:rPr>
+          <w:rFonts w:ascii="Century Gothic" w:hAnsi="Century Gothic"/>
+          <w:sz w:val="24"/>
+          <w:szCs w:val="24"/>
+        </w:rPr>
+        <w:t>lnterest</w:t>
+      </w:r>
+      <w:proofErr w:type="spellEnd"/>
+      <w:r>
+        <w:rPr>
+          <w:rFonts w:ascii="Century Gothic" w:hAnsi="Century Gothic"/>
+          <w:sz w:val="24"/>
+          <w:szCs w:val="24"/>
+        </w:rPr>
+        <w:t xml:space="preserve"> Subsidy Scheme to the Borrowers and the parties hereto desire to enter into an agreement setting out the terms and conditions as hereinafter appearing, in addition to the loan/security documents executed/to be executed by the Borrower/s.</w:t>
+      </w:r>
+    </w:p>
+    <w:p>
+      <w:pPr>
+        <w:jc w:val="both"/>
+        <w:rPr>
+          <w:rFonts w:ascii="Century Gothic" w:hAnsi="Century Gothic"/>
+          <w:b/>
+          <w:sz w:val="24"/>
+          <w:szCs w:val="24"/>
+        </w:rPr>
+      </w:pPr>
+      <w:r>
+        <w:rPr>
+          <w:rFonts w:ascii="Century Gothic" w:hAnsi="Century Gothic"/>
+          <w:b/>
+          <w:sz w:val="24"/>
+          <w:szCs w:val="24"/>
+        </w:rPr>
+        <w:t>IT IS HEREBY AGREED AND DECLARED BY AND BETWEEN THE PARTIES AND THIS DEED WITNESSETH AS FOLLOWS:</w:t>
+      </w:r>
+    </w:p>
+    <w:p>
+      <w:pPr>
+        <w:jc w:val="both"/>
+        <w:rPr>
+          <w:rFonts w:ascii="Century Gothic" w:hAnsi="Century Gothic"/>
+          <w:sz w:val="24"/>
+          <w:szCs w:val="24"/>
+        </w:rPr>
+      </w:pPr>
+      <w:r>
+        <w:rPr>
+          <w:rFonts w:ascii="Century Gothic" w:hAnsi="Century Gothic"/>
+          <w:sz w:val="24"/>
+          <w:szCs w:val="24"/>
+        </w:rPr>
+        <w:t>1. The borrowers hereby covenant:</w:t>
+      </w:r>
+    </w:p>
+    <w:p>
+      <w:pPr>
+        <w:jc w:val="both"/>
+        <w:rPr>
+          <w:rFonts w:ascii="Century Gothic" w:hAnsi="Century Gothic"/>
+          <w:sz w:val="24"/>
+          <w:szCs w:val="24"/>
+        </w:rPr>
+      </w:pPr>
+      <w:r>
+        <w:rPr>
+          <w:rFonts w:ascii="Century Gothic" w:hAnsi="Century Gothic"/>
+          <w:sz w:val="24"/>
+          <w:szCs w:val="24"/>
+        </w:rPr>
+        <w:t xml:space="preserve">a) That they have read and understood the </w:t>
+      </w:r>
+      <w:proofErr w:type="spellStart"/>
+      <w:r>
+        <w:rPr>
+          <w:rFonts w:ascii="Century Gothic" w:hAnsi="Century Gothic"/>
+          <w:sz w:val="24"/>
+          <w:szCs w:val="24"/>
+        </w:rPr>
+        <w:t>lnterest</w:t>
+      </w:r>
+      <w:proofErr w:type="spellEnd"/>
+      <w:r>
+        <w:rPr>
+          <w:rFonts w:ascii="Century Gothic" w:hAnsi="Century Gothic"/>
+          <w:sz w:val="24"/>
+          <w:szCs w:val="24"/>
+        </w:rPr>
+        <w:t xml:space="preserve"> Subsidy Scheme of the </w:t>
+      </w:r>
+      <w:proofErr w:type="spellStart"/>
+      <w:r>
+        <w:rPr>
+          <w:rFonts w:ascii="Century Gothic" w:hAnsi="Century Gothic"/>
+          <w:sz w:val="24"/>
+          <w:szCs w:val="24"/>
+        </w:rPr>
+        <w:t>MoHRD</w:t>
+      </w:r>
+      <w:proofErr w:type="spellEnd"/>
+      <w:r>
+        <w:rPr>
+          <w:rFonts w:ascii="Century Gothic" w:hAnsi="Century Gothic"/>
+          <w:sz w:val="24"/>
+          <w:szCs w:val="24"/>
+        </w:rPr>
+        <w:t xml:space="preserve"> which is enclosed as part of this Agreement and declare and affirm that they are eligible under the said</w:t>
+      </w:r>
+      <w:r>
+        <w:rPr>
+          <w:rFonts w:ascii="Century Gothic" w:hAnsi="Century Gothic"/>
+          <w:sz w:val="24"/>
+          <w:szCs w:val="24"/>
+        </w:rPr>
+        <w:t xml:space="preserve"> </w:t>
+      </w:r>
+      <w:r>
+        <w:rPr>
+          <w:rFonts w:ascii="Century Gothic" w:hAnsi="Century Gothic"/>
+          <w:sz w:val="24"/>
+          <w:szCs w:val="24"/>
+        </w:rPr>
+        <w:t>Scheme and are eligible for the interest subsidy as per the said Scheme.</w:t>
+      </w:r>
+    </w:p>
+    <w:p>
+      <w:pPr>
+        <w:jc w:val="both"/>
+        <w:rPr>
+          <w:rFonts w:ascii="Century Gothic" w:hAnsi="Century Gothic"/>
+          <w:sz w:val="24"/>
+          <w:szCs w:val="24"/>
+        </w:rPr>
+      </w:pPr>
+      <w:r>
+        <w:rPr>
+          <w:rFonts w:ascii="Century Gothic" w:hAnsi="Century Gothic"/>
+          <w:sz w:val="24"/>
+          <w:szCs w:val="24"/>
+        </w:rPr>
+        <w:t xml:space="preserve">b) That they shall produce all proof and documents or any other further/supporting documents as required by the Bank </w:t>
+      </w:r>
+      <w:proofErr w:type="spellStart"/>
+      <w:r>
+        <w:rPr>
+          <w:rFonts w:ascii="Century Gothic" w:hAnsi="Century Gothic"/>
+          <w:sz w:val="24"/>
+          <w:szCs w:val="24"/>
+        </w:rPr>
+        <w:t>MoHRD</w:t>
+      </w:r>
+      <w:proofErr w:type="spellEnd"/>
+      <w:r>
+        <w:rPr>
+          <w:rFonts w:ascii="Century Gothic" w:hAnsi="Century Gothic"/>
+          <w:sz w:val="24"/>
+          <w:szCs w:val="24"/>
+        </w:rPr>
+        <w:t>.</w:t>
+      </w:r>
+    </w:p>
+    <w:p>
+      <w:pPr>
+        <w:jc w:val="both"/>
+        <w:rPr>
+          <w:rFonts w:ascii="Century Gothic" w:hAnsi="Century Gothic"/>
+          <w:sz w:val="24"/>
+          <w:szCs w:val="24"/>
+        </w:rPr>
+      </w:pPr>
+      <w:r>
+        <w:rPr>
+          <w:rFonts w:ascii="Century Gothic" w:hAnsi="Century Gothic"/>
+          <w:sz w:val="24"/>
+          <w:szCs w:val="24"/>
+        </w:rPr>
+        <w:lastRenderedPageBreak/>
+        <w:t>c) That all the clauses contained in the Educational Loan Agreement or any other documents executed by them shall be binding on them and this is in addition to the covenants1 clauses contained in the said Agreement/documents.</w:t>
+      </w:r>
+    </w:p>
+    <w:p>
+      <w:pPr>
+        <w:jc w:val="both"/>
+        <w:rPr>
+          <w:rFonts w:ascii="Century Gothic" w:hAnsi="Century Gothic"/>
+          <w:sz w:val="24"/>
+          <w:szCs w:val="24"/>
+        </w:rPr>
+      </w:pPr>
+      <w:r>
+        <w:rPr>
+          <w:rFonts w:ascii="Century Gothic" w:hAnsi="Century Gothic"/>
+          <w:sz w:val="24"/>
+          <w:szCs w:val="24"/>
+        </w:rPr>
+        <w:t>d) That they shall return/ refund the amount received towards interest subsidy under the scheme, with applicable rate of interest then prevailing, forthwith oh a mere demand by the Bank under the following circumstances:</w:t>
+      </w:r>
+    </w:p>
+    <w:p>
+      <w:pPr>
+        <w:jc w:val="both"/>
+        <w:rPr>
+          <w:rFonts w:ascii="Century Gothic" w:hAnsi="Century Gothic"/>
+          <w:sz w:val="24"/>
+          <w:szCs w:val="24"/>
+        </w:rPr>
+      </w:pPr>
+      <w:r>
+        <w:rPr>
+          <w:rFonts w:ascii="Century Gothic" w:hAnsi="Century Gothic"/>
+          <w:sz w:val="24"/>
+          <w:szCs w:val="24"/>
+        </w:rPr>
+        <w:t xml:space="preserve">1) if </w:t>
+      </w:r>
+      <w:proofErr w:type="spellStart"/>
+      <w:r>
+        <w:rPr>
+          <w:rFonts w:ascii="Century Gothic" w:hAnsi="Century Gothic"/>
+          <w:sz w:val="24"/>
+          <w:szCs w:val="24"/>
+        </w:rPr>
+        <w:t>MoHRD</w:t>
+      </w:r>
+      <w:proofErr w:type="spellEnd"/>
+      <w:r>
+        <w:rPr>
+          <w:rFonts w:ascii="Century Gothic" w:hAnsi="Century Gothic"/>
+          <w:sz w:val="24"/>
+          <w:szCs w:val="24"/>
+        </w:rPr>
+        <w:t xml:space="preserve"> rejects the interest subsidy claim in respect of their Educational Loan Account for whatever reason; or</w:t>
+      </w:r>
+    </w:p>
+    <w:p>
+      <w:pPr>
+        <w:jc w:val="both"/>
+        <w:rPr>
+          <w:rFonts w:ascii="Century Gothic" w:hAnsi="Century Gothic"/>
+          <w:sz w:val="24"/>
+          <w:szCs w:val="24"/>
+        </w:rPr>
+      </w:pPr>
+      <w:r>
+        <w:rPr>
+          <w:rFonts w:ascii="Century Gothic" w:hAnsi="Century Gothic"/>
+          <w:sz w:val="24"/>
+          <w:szCs w:val="24"/>
+        </w:rPr>
+        <w:t>2) if it is found that the subsidy has been claimed by misrepresentation/fraud; or</w:t>
+      </w:r>
+    </w:p>
+    <w:p>
+      <w:pPr>
+        <w:jc w:val="both"/>
+        <w:rPr>
+          <w:rFonts w:ascii="Century Gothic" w:hAnsi="Century Gothic"/>
+          <w:sz w:val="24"/>
+          <w:szCs w:val="24"/>
+        </w:rPr>
+      </w:pPr>
+      <w:r>
+        <w:rPr>
+          <w:rFonts w:ascii="Century Gothic" w:hAnsi="Century Gothic"/>
+          <w:sz w:val="24"/>
+          <w:szCs w:val="24"/>
+        </w:rPr>
+        <w:t>3) if Borrower/s fail/s to furnish the documents/information, which they are called upon to furnish; or</w:t>
+      </w:r>
+    </w:p>
+    <w:p>
+      <w:pPr>
+        <w:jc w:val="both"/>
+        <w:rPr>
+          <w:rFonts w:ascii="Century Gothic" w:hAnsi="Century Gothic"/>
+          <w:sz w:val="24"/>
+          <w:szCs w:val="24"/>
+        </w:rPr>
+      </w:pPr>
+      <w:r>
+        <w:rPr>
+          <w:rFonts w:ascii="Century Gothic" w:hAnsi="Century Gothic"/>
+          <w:sz w:val="24"/>
+          <w:szCs w:val="24"/>
+        </w:rPr>
+        <w:t>4) if Borrowers commit breach of any of the covenants herein contained or of the terms and conditions of the Scheme as amended from time to time or any of the declarations made herein is found false/incorrect; or</w:t>
+      </w:r>
+    </w:p>
+    <w:p>
+      <w:pPr>
+        <w:jc w:val="both"/>
+        <w:rPr>
+          <w:rFonts w:ascii="Century Gothic" w:hAnsi="Century Gothic"/>
+          <w:sz w:val="24"/>
+          <w:szCs w:val="24"/>
+        </w:rPr>
+      </w:pPr>
+      <w:r>
+        <w:rPr>
+          <w:rFonts w:ascii="Century Gothic" w:hAnsi="Century Gothic"/>
+          <w:sz w:val="24"/>
+          <w:szCs w:val="24"/>
+        </w:rPr>
+        <w:t>5) if Borrowers commit breach of any of the covenants contained in the Educational Loan Agreement or any other documents/s executed by the Borrower/s; or</w:t>
+      </w:r>
+    </w:p>
+    <w:p>
+      <w:pPr>
+        <w:jc w:val="both"/>
+        <w:rPr>
+          <w:rFonts w:ascii="Century Gothic" w:hAnsi="Century Gothic"/>
+          <w:sz w:val="24"/>
+          <w:szCs w:val="24"/>
+        </w:rPr>
+      </w:pPr>
+      <w:r>
+        <w:rPr>
+          <w:rFonts w:ascii="Century Gothic" w:hAnsi="Century Gothic"/>
+          <w:sz w:val="24"/>
+          <w:szCs w:val="24"/>
+        </w:rPr>
+        <w:t>6) if the Borrower/s discontinue the said professional education in India; or</w:t>
+      </w:r>
+    </w:p>
+    <w:p>
+      <w:pPr>
+        <w:jc w:val="both"/>
+        <w:rPr>
+          <w:rFonts w:ascii="Century Gothic" w:hAnsi="Century Gothic"/>
+          <w:sz w:val="24"/>
+          <w:szCs w:val="24"/>
+        </w:rPr>
+      </w:pPr>
+      <w:r>
+        <w:rPr>
+          <w:rFonts w:ascii="Century Gothic" w:hAnsi="Century Gothic"/>
+          <w:sz w:val="24"/>
+          <w:szCs w:val="24"/>
+        </w:rPr>
+        <w:t>7) Any other reason by which the Bank recalls the said Educational Loan.</w:t>
+      </w:r>
+    </w:p>
+    <w:p>
+      <w:pPr>
+        <w:jc w:val="both"/>
+        <w:rPr>
+          <w:rFonts w:ascii="Century Gothic" w:hAnsi="Century Gothic"/>
+          <w:sz w:val="24"/>
+          <w:szCs w:val="24"/>
+        </w:rPr>
+      </w:pPr>
+      <w:r>
+        <w:rPr>
+          <w:rFonts w:ascii="Century Gothic" w:hAnsi="Century Gothic"/>
+          <w:sz w:val="24"/>
+          <w:szCs w:val="24"/>
+        </w:rPr>
+        <w:t>The repayment holiday/other eligibility as is available under the Model Educational Loan Scheme shall not be eligible for the subsidy.</w:t>
+      </w:r>
+    </w:p>
+    <w:p>
+      <w:pPr>
+        <w:jc w:val="both"/>
+        <w:rPr>
+          <w:rFonts w:ascii="Century Gothic" w:hAnsi="Century Gothic"/>
+          <w:sz w:val="24"/>
+          <w:szCs w:val="24"/>
+        </w:rPr>
+      </w:pPr>
+      <w:r>
+        <w:rPr>
+          <w:rFonts w:ascii="Century Gothic" w:hAnsi="Century Gothic"/>
+          <w:sz w:val="24"/>
+          <w:szCs w:val="24"/>
+        </w:rPr>
+        <w:t xml:space="preserve">The Bank shall also have the right to recall the loan, if the said refund id not made within the period stipulated by the Bank in its demand, besides the right not to claim further reimbursement from the </w:t>
+      </w:r>
+      <w:proofErr w:type="spellStart"/>
+      <w:r>
+        <w:rPr>
+          <w:rFonts w:ascii="Century Gothic" w:hAnsi="Century Gothic"/>
+          <w:sz w:val="24"/>
+          <w:szCs w:val="24"/>
+        </w:rPr>
+        <w:t>MoHRD</w:t>
+      </w:r>
+      <w:proofErr w:type="spellEnd"/>
+      <w:r>
+        <w:rPr>
+          <w:rFonts w:ascii="Century Gothic" w:hAnsi="Century Gothic"/>
+          <w:sz w:val="24"/>
+          <w:szCs w:val="24"/>
+        </w:rPr>
+        <w:t>.</w:t>
+      </w:r>
+    </w:p>
+    <w:p>
+      <w:pPr>
+        <w:jc w:val="both"/>
+        <w:rPr>
+          <w:rFonts w:ascii="Century Gothic" w:hAnsi="Century Gothic"/>
+          <w:sz w:val="24"/>
+          <w:szCs w:val="24"/>
+        </w:rPr>
+      </w:pPr>
+      <w:r>
+        <w:rPr>
+          <w:rFonts w:ascii="Century Gothic" w:hAnsi="Century Gothic"/>
+          <w:sz w:val="24"/>
+          <w:szCs w:val="24"/>
+        </w:rPr>
+        <w:t xml:space="preserve">e) That they shall directly take up with </w:t>
+      </w:r>
+      <w:proofErr w:type="spellStart"/>
+      <w:r>
+        <w:rPr>
+          <w:rFonts w:ascii="Century Gothic" w:hAnsi="Century Gothic"/>
+          <w:sz w:val="24"/>
+          <w:szCs w:val="24"/>
+        </w:rPr>
+        <w:t>MoHRD</w:t>
+      </w:r>
+      <w:proofErr w:type="spellEnd"/>
+      <w:r>
+        <w:rPr>
+          <w:rFonts w:ascii="Century Gothic" w:hAnsi="Century Gothic"/>
+          <w:sz w:val="24"/>
+          <w:szCs w:val="24"/>
+        </w:rPr>
+        <w:t>, in case of rejection of their interest subsidy claim submitted by the Bank and the Bank shall not be made a party to the same. Borrowers shall, on receipt of such intimation from the Bank/</w:t>
+      </w:r>
+      <w:proofErr w:type="spellStart"/>
+      <w:r>
+        <w:rPr>
+          <w:rFonts w:ascii="Century Gothic" w:hAnsi="Century Gothic"/>
+          <w:sz w:val="24"/>
+          <w:szCs w:val="24"/>
+        </w:rPr>
+        <w:t>MoHRD</w:t>
+      </w:r>
+      <w:proofErr w:type="spellEnd"/>
+      <w:r>
+        <w:rPr>
+          <w:rFonts w:ascii="Century Gothic" w:hAnsi="Century Gothic"/>
+          <w:sz w:val="24"/>
+          <w:szCs w:val="24"/>
+        </w:rPr>
+        <w:t xml:space="preserve">, submit further clarification/documents, if any, required by the </w:t>
+      </w:r>
+      <w:proofErr w:type="spellStart"/>
+      <w:r>
+        <w:rPr>
+          <w:rFonts w:ascii="Century Gothic" w:hAnsi="Century Gothic"/>
+          <w:sz w:val="24"/>
+          <w:szCs w:val="24"/>
+        </w:rPr>
+        <w:t>MoHRD</w:t>
+      </w:r>
+      <w:proofErr w:type="spellEnd"/>
+      <w:r>
+        <w:rPr>
+          <w:rFonts w:ascii="Century Gothic" w:hAnsi="Century Gothic"/>
+          <w:sz w:val="24"/>
+          <w:szCs w:val="24"/>
+        </w:rPr>
+        <w:t xml:space="preserve"> directly to </w:t>
+      </w:r>
+      <w:proofErr w:type="spellStart"/>
+      <w:r>
+        <w:rPr>
+          <w:rFonts w:ascii="Century Gothic" w:hAnsi="Century Gothic"/>
+          <w:sz w:val="24"/>
+          <w:szCs w:val="24"/>
+        </w:rPr>
+        <w:t>MoHRD</w:t>
+      </w:r>
+      <w:proofErr w:type="spellEnd"/>
+      <w:r>
+        <w:rPr>
+          <w:rFonts w:ascii="Century Gothic" w:hAnsi="Century Gothic"/>
+          <w:sz w:val="24"/>
+          <w:szCs w:val="24"/>
+        </w:rPr>
+        <w:t>.</w:t>
+      </w:r>
+    </w:p>
+    <w:p>
+      <w:pPr>
+        <w:jc w:val="both"/>
+        <w:rPr>
+          <w:rFonts w:ascii="Century Gothic" w:hAnsi="Century Gothic"/>
+          <w:sz w:val="24"/>
+          <w:szCs w:val="24"/>
+        </w:rPr>
+      </w:pPr>
+      <w:r>
+        <w:rPr>
+          <w:rFonts w:ascii="Century Gothic" w:hAnsi="Century Gothic"/>
+          <w:sz w:val="24"/>
+          <w:szCs w:val="24"/>
+        </w:rPr>
+        <w:t xml:space="preserve">f) That they shall comply with and faithfully observe all the terms and conditions of the said Interest Subsidy Scheme and also all the subsequent amendments and </w:t>
+      </w:r>
+      <w:r>
+        <w:rPr>
+          <w:rFonts w:ascii="Century Gothic" w:hAnsi="Century Gothic"/>
+          <w:sz w:val="24"/>
+          <w:szCs w:val="24"/>
+        </w:rPr>
+        <w:lastRenderedPageBreak/>
+        <w:t>modifications and additions thereto together with the conditions of the sanction of the said Educational Loan.</w:t>
+      </w:r>
+    </w:p>
+    <w:p>
+      <w:pPr>
+        <w:jc w:val="both"/>
+        <w:rPr>
+          <w:rFonts w:ascii="Century Gothic" w:hAnsi="Century Gothic"/>
+          <w:sz w:val="24"/>
+          <w:szCs w:val="24"/>
+        </w:rPr>
+      </w:pPr>
+      <w:r>
+        <w:rPr>
+          <w:rFonts w:ascii="Century Gothic" w:hAnsi="Century Gothic"/>
+          <w:sz w:val="24"/>
+          <w:szCs w:val="24"/>
+        </w:rPr>
+        <w:t>That they shall bear all expenses required in connection with the execution of the Agreement or enforcement of its terms and conditions.</w:t>
+      </w:r>
+    </w:p>
+    <w:p>
+      <w:pPr>
+        <w:jc w:val="both"/>
+        <w:rPr>
+          <w:rFonts w:ascii="Century Gothic" w:hAnsi="Century Gothic"/>
+          <w:sz w:val="24"/>
+          <w:szCs w:val="24"/>
+        </w:rPr>
+      </w:pPr>
+      <w:r>
+        <w:rPr>
+          <w:rFonts w:ascii="Century Gothic" w:hAnsi="Century Gothic"/>
+          <w:sz w:val="24"/>
+          <w:szCs w:val="24"/>
+        </w:rPr>
+        <w:t>IN WITNESS WHEREOF BORROWERS and the BANK have hereunto set their respective hands on the day and place mentioned above.</w:t>
+      </w:r>
+    </w:p>
+    <w:p>
+      <w:pPr>
+        <w:jc w:val="both"/>
+        <w:rPr>
+          <w:rFonts w:ascii="Century Gothic" w:hAnsi="Century Gothic"/>
+          <w:sz w:val="24"/>
+          <w:szCs w:val="24"/>
+        </w:rPr>
+      </w:pPr>
+    </w:p>
+    <w:p>
+      <w:pPr>
+        <w:jc w:val="both"/>
+        <w:rPr>
+          <w:rFonts w:ascii="Century Gothic" w:hAnsi="Century Gothic"/>
+          <w:sz w:val="24"/>
+          <w:szCs w:val="24"/>
+        </w:rPr>
+      </w:pPr>
+    </w:p>
+    <w:p>
+      <w:pPr>
+        <w:jc w:val="both"/>
+        <w:rPr>
+          <w:rFonts w:ascii="Century Gothic" w:hAnsi="Century Gothic"/>
+          <w:sz w:val="24"/>
+          <w:szCs w:val="24"/>
+        </w:rPr>
+      </w:pPr>
+      <w:r>
+        <w:rPr>
+          <w:rFonts w:ascii="Century Gothic" w:hAnsi="Century Gothic"/>
+          <w:sz w:val="24"/>
+          <w:szCs w:val="24"/>
+        </w:rPr>
+        <w:t xml:space="preserve">BORROWERS: </w:t>
+      </w:r>
+      <w:r>
+        <w:rPr>
+          <w:rFonts w:ascii="Century Gothic" w:hAnsi="Century Gothic"/>
+          <w:sz w:val="24"/>
+          <w:szCs w:val="24"/>
+        </w:rPr>
+        <w:tab/>
+      </w:r>
+      <w:r>
+        <w:rPr>
+          <w:rFonts w:ascii="Century Gothic" w:hAnsi="Century Gothic"/>
+          <w:sz w:val="24"/>
+          <w:szCs w:val="24"/>
+        </w:rPr>
+        <w:tab/>
+      </w:r>
+      <w:r>
+        <w:rPr>
+          <w:rFonts w:ascii="Century Gothic" w:hAnsi="Century Gothic"/>
+          <w:sz w:val="24"/>
+          <w:szCs w:val="24"/>
+        </w:rPr>
+        <w:tab/>
+      </w:r>
+      <w:r>
+        <w:rPr>
+          <w:rFonts w:ascii="Century Gothic" w:hAnsi="Century Gothic"/>
+          <w:sz w:val="24"/>
+          <w:szCs w:val="24"/>
+        </w:rPr>
+        <w:tab/>
+      </w:r>
+      <w:r>
+        <w:rPr>
+          <w:rFonts w:ascii="Century Gothic" w:hAnsi="Century Gothic"/>
+          <w:sz w:val="24"/>
+          <w:szCs w:val="24"/>
+        </w:rPr>
+        <w:tab/>
+      </w:r>
+      <w:r>
+        <w:rPr>
+          <w:rFonts w:ascii="Century Gothic" w:hAnsi="Century Gothic"/>
+          <w:sz w:val="24"/>
+          <w:szCs w:val="24"/>
+        </w:rPr>
+        <w:tab/>
+      </w:r>
+      <w:r>
+        <w:rPr>
+          <w:rFonts w:ascii="Century Gothic" w:hAnsi="Century Gothic"/>
+          <w:sz w:val="24"/>
+          <w:szCs w:val="24"/>
+        </w:rPr>
+        <w:tab/>
+      </w:r>
+      <w:r>
+        <w:rPr>
+          <w:rFonts w:ascii="Century Gothic" w:hAnsi="Century Gothic"/>
+          <w:sz w:val="24"/>
+          <w:szCs w:val="24"/>
+        </w:rPr>
+        <w:tab/>
+      </w:r>
+      <w:r>
+        <w:rPr>
+          <w:rFonts w:ascii="Century Gothic" w:hAnsi="Century Gothic"/>
+          <w:sz w:val="24"/>
+          <w:szCs w:val="24"/>
+        </w:rPr>
+        <w:t>FOR BANK</w:t>
+      </w:r>
+    </w:p>
+    <w:p>
+      <w:pPr>
+        <w:jc w:val="both"/>
+        <w:rPr>
+          <w:rFonts w:ascii="Century Gothic" w:hAnsi="Century Gothic"/>
+          <w:sz w:val="24"/>
+          <w:szCs w:val="24"/>
+        </w:rPr>
+      </w:pPr>
+      <w:r>
+        <w:rPr>
+          <w:rFonts w:ascii="Century Gothic" w:hAnsi="Century Gothic"/>
+          <w:sz w:val="24"/>
+          <w:szCs w:val="24"/>
+        </w:rPr>
+        <w:t>1</w:t>
+      </w:r>
+      <w:r>
+        <w:rPr>
+          <w:rFonts w:ascii="Century Gothic" w:hAnsi="Century Gothic"/>
+          <w:sz w:val="24"/>
+          <w:szCs w:val="24"/>
+        </w:rPr>
+        <w:t>.</w:t>
+      </w:r>
+    </w:p>
+    <w:p>
+      <w:pPr>
+        <w:jc w:val="both"/>
+        <w:rPr>
+          <w:rFonts w:ascii="Century Gothic" w:hAnsi="Century Gothic"/>
+          <w:b/>
+          <w:sz w:val="24"/>
+          <w:szCs w:val="24"/>
+        </w:rPr>
+      </w:pPr>
+      <w:r>
+        <w:rPr>
+          <w:rFonts w:ascii="Century Gothic" w:hAnsi="Century Gothic"/>
+          <w:b/>
+          <w:sz w:val="24"/>
+          <w:szCs w:val="24"/>
+        </w:rPr>
+        <w:t>(</w:t>
+      </w:r>
+      <w:r>
+        <w:rPr>
+          <w:rFonts w:ascii="Century Gothic" w:hAnsi="Century Gothic"/>
+          <w:b/>
+          <w:sz w:val="24"/>
+          <w:szCs w:val="24"/>
+        </w:rPr>
+        <w:t>{{</w:t>
+      </w:r>
+      <w:proofErr w:type="spellStart"/>
+      <w:r>
+        <w:rPr>
+          <w:rFonts w:ascii="Century Gothic" w:hAnsi="Century Gothic"/>
+          <w:b/>
+          <w:sz w:val="24"/>
+          <w:szCs w:val="24"/>
+        </w:rPr>
+        <w:t>student_name</w:t>
+      </w:r>
+      <w:proofErr w:type="spellEnd"/>
+      <w:r>
+        <w:rPr>
+          <w:rFonts w:ascii="Century Gothic" w:hAnsi="Century Gothic"/>
+          <w:b/>
+          <w:sz w:val="24"/>
+          <w:szCs w:val="24"/>
+        </w:rPr>
+        <w:t>}}</w:t>
+      </w:r>
+      <w:r>
+        <w:rPr>
+          <w:rFonts w:ascii="Century Gothic" w:hAnsi="Century Gothic"/>
+          <w:b/>
+          <w:sz w:val="24"/>
+          <w:szCs w:val="24"/>
+        </w:rPr>
+        <w:t xml:space="preserve"> </w:t>
+      </w:r>
+      <w:r>
+        <w:rPr>
+          <w:rFonts w:ascii="Century Gothic" w:hAnsi="Century Gothic"/>
+          <w:b/>
+          <w:sz w:val="24"/>
+          <w:szCs w:val="24"/>
+        </w:rPr>
+        <w:t>)</w:t>
+      </w:r>
+    </w:p>
+    <w:p>
+      <w:pPr>
+        <w:jc w:val="both"/>
+        <w:rPr>
+          <w:rFonts w:ascii="Century Gothic" w:hAnsi="Century Gothic"/>
+          <w:sz w:val="24"/>
+          <w:szCs w:val="24"/>
+        </w:rPr>
+      </w:pPr>
+      <w:r>
+        <w:rPr>
+          <w:rFonts w:ascii="Century Gothic" w:hAnsi="Century Gothic"/>
+          <w:sz w:val="24"/>
+          <w:szCs w:val="24"/>
+        </w:rPr>
+        <w:t>2</w:t>
+      </w:r>
+      <w:r>
+        <w:rPr>
+          <w:rFonts w:ascii="Century Gothic" w:hAnsi="Century Gothic"/>
+          <w:sz w:val="24"/>
+          <w:szCs w:val="24"/>
+        </w:rPr>
+        <w:t>.</w:t>
+      </w:r>
+    </w:p>
+    <w:p>
+      <w:pPr>
+        <w:jc w:val="both"/>
+        <w:rPr>
+          <w:rFonts w:ascii="Century Gothic" w:hAnsi="Century Gothic"/>
+          <w:b/>
+          <w:sz w:val="24"/>
+          <w:szCs w:val="24"/>
+        </w:rPr>
+      </w:pPr>
+      <w:r>
+        <w:rPr>
+          <w:rFonts w:ascii="Century Gothic" w:hAnsi="Century Gothic"/>
+          <w:b/>
+          <w:sz w:val="24"/>
+          <w:szCs w:val="24"/>
+        </w:rPr>
+        <w:t>(</w:t>
+      </w:r>
+      <w:r>
+        <w:rPr>
+          <w:rFonts w:ascii="Century Gothic" w:hAnsi="Century Gothic"/>
+          <w:b/>
+          <w:sz w:val="24"/>
+          <w:szCs w:val="24"/>
+        </w:rPr>
+        <w:t>{{</w:t>
+      </w:r>
+      <w:proofErr w:type="spellStart"/>
+      <w:r>
+        <w:rPr>
+          <w:rFonts w:ascii="Century Gothic" w:hAnsi="Century Gothic"/>
+          <w:b/>
+          <w:sz w:val="24"/>
+          <w:szCs w:val="24"/>
+        </w:rPr>
+        <w:t>parent_name</w:t>
+      </w:r>
+      <w:proofErr w:type="spellEnd"/>
+      <w:r>
+        <w:rPr>
+          <w:rFonts w:ascii="Century Gothic" w:hAnsi="Century Gothic"/>
+          <w:b/>
+          <w:sz w:val="24"/>
+          <w:szCs w:val="24"/>
+        </w:rPr>
+        <w:t>}}</w:t>
+      </w:r>
+      <w:r>
+        <w:rPr>
+          <w:rFonts w:ascii="Century Gothic" w:hAnsi="Century Gothic"/>
+          <w:b/>
+          <w:sz w:val="24"/>
+          <w:szCs w:val="24"/>
+        </w:rPr>
+        <w:t>)</w:t>
+      </w:r>
+    </w:p>
+    <w:p>
+      <w:pPr>
+        <w:pStyle w:val="NoSpacing"/>
+        <w:rPr>
+          <w:rFonts w:ascii="Century Gothic" w:hAnsi="Century Gothic"/>
+          <w:b/>
+          <w:sz w:val="24"/>
+          <w:szCs w:val="24"/>
+        </w:rPr>
+      </w:pPr>
     </w:p>
     <w:sectPr>
       <w:pgSz w:w="12240" w:h="15840"/>

--- a/templates/education_loan_template.docx
+++ b/templates/education_loan_template.docx
@@ -5,6 +5,8 @@
     <w:p>
       <w:pPr>
         <w:pStyle w:val="NoSpacing"/>
+        <w:keepNext/>
+        <w:keepLines/>
         <w:rPr>
           <w:rFonts w:ascii="Century Gothic" w:hAnsi="Century Gothic"/>
         </w:rPr>
@@ -46,6 +48,8 @@
     <w:p>
       <w:pPr>
         <w:pStyle w:val="NoSpacing"/>
+        <w:keepNext/>
+        <w:keepLines/>
         <w:rPr>
           <w:rFonts w:ascii="Century Gothic" w:hAnsi="Century Gothic"/>
         </w:rPr>
@@ -101,22 +105,28 @@
     <w:p>
       <w:pPr>
         <w:pStyle w:val="NoSpacing"/>
-        <w:rPr>
-          <w:rFonts w:ascii="Century Gothic" w:hAnsi="Century Gothic"/>
-        </w:rPr>
-      </w:pPr>
-    </w:p>
-    <w:p>
-      <w:pPr>
-        <w:pStyle w:val="NoSpacing"/>
-        <w:rPr>
-          <w:rFonts w:ascii="Century Gothic" w:hAnsi="Century Gothic"/>
-        </w:rPr>
-      </w:pPr>
-    </w:p>
-    <w:p>
-      <w:pPr>
-        <w:pStyle w:val="NoSpacing"/>
+        <w:keepNext/>
+        <w:keepLines/>
+        <w:rPr>
+          <w:rFonts w:ascii="Century Gothic" w:hAnsi="Century Gothic"/>
+        </w:rPr>
+      </w:pPr>
+    </w:p>
+    <w:p>
+      <w:pPr>
+        <w:pStyle w:val="NoSpacing"/>
+        <w:keepNext/>
+        <w:keepLines/>
+        <w:rPr>
+          <w:rFonts w:ascii="Century Gothic" w:hAnsi="Century Gothic"/>
+        </w:rPr>
+      </w:pPr>
+    </w:p>
+    <w:p>
+      <w:pPr>
+        <w:pStyle w:val="NoSpacing"/>
+        <w:keepNext/>
+        <w:keepLines/>
         <w:rPr>
           <w:rFonts w:ascii="Century Gothic" w:hAnsi="Century Gothic"/>
           <w:b/>
@@ -135,6 +145,8 @@
     <w:p>
       <w:pPr>
         <w:pStyle w:val="NoSpacing"/>
+        <w:keepNext/>
+        <w:keepLines/>
         <w:rPr>
           <w:rFonts w:ascii="Century Gothic" w:hAnsi="Century Gothic"/>
           <w:b/>
@@ -145,6 +157,8 @@
     <w:p>
       <w:pPr>
         <w:pStyle w:val="NoSpacing"/>
+        <w:keepNext/>
+        <w:keepLines/>
         <w:rPr>
           <w:rFonts w:ascii="Century Gothic" w:hAnsi="Century Gothic"/>
           <w:b/>
@@ -155,6 +169,8 @@
     <w:p>
       <w:pPr>
         <w:pStyle w:val="NoSpacing"/>
+        <w:keepNext/>
+        <w:keepLines/>
         <w:rPr>
           <w:rFonts w:ascii="Century Gothic" w:hAnsi="Century Gothic"/>
         </w:rPr>
@@ -251,6 +267,8 @@
     <w:p>
       <w:pPr>
         <w:pStyle w:val="NoSpacing"/>
+        <w:keepNext/>
+        <w:keepLines/>
         <w:rPr>
           <w:rFonts w:ascii="Century Gothic" w:hAnsi="Century Gothic"/>
         </w:rPr>
@@ -265,70 +283,88 @@
     <w:p>
       <w:pPr>
         <w:pStyle w:val="NoSpacing"/>
-        <w:rPr>
-          <w:rFonts w:ascii="Century Gothic" w:hAnsi="Century Gothic"/>
-        </w:rPr>
-      </w:pPr>
-    </w:p>
-    <w:p>
-      <w:pPr>
-        <w:pStyle w:val="NoSpacing"/>
-        <w:rPr>
-          <w:rFonts w:ascii="Century Gothic" w:hAnsi="Century Gothic"/>
-        </w:rPr>
-      </w:pPr>
-    </w:p>
-    <w:p>
-      <w:pPr>
-        <w:pStyle w:val="NoSpacing"/>
-        <w:rPr>
-          <w:rFonts w:ascii="Century Gothic" w:hAnsi="Century Gothic"/>
-        </w:rPr>
-      </w:pPr>
-    </w:p>
-    <w:p>
-      <w:pPr>
-        <w:pStyle w:val="NoSpacing"/>
-        <w:rPr>
-          <w:rFonts w:ascii="Century Gothic" w:hAnsi="Century Gothic"/>
-        </w:rPr>
-      </w:pPr>
-    </w:p>
-    <w:p>
-      <w:pPr>
-        <w:pStyle w:val="NoSpacing"/>
-        <w:rPr>
-          <w:rFonts w:ascii="Century Gothic" w:hAnsi="Century Gothic"/>
-        </w:rPr>
-      </w:pPr>
-    </w:p>
-    <w:p>
-      <w:pPr>
-        <w:pStyle w:val="NoSpacing"/>
-        <w:rPr>
-          <w:rFonts w:ascii="Century Gothic" w:hAnsi="Century Gothic"/>
-        </w:rPr>
-      </w:pPr>
-    </w:p>
-    <w:p>
-      <w:pPr>
-        <w:pStyle w:val="NoSpacing"/>
-        <w:rPr>
-          <w:rFonts w:ascii="Century Gothic" w:hAnsi="Century Gothic"/>
-        </w:rPr>
-      </w:pPr>
-    </w:p>
-    <w:p>
-      <w:pPr>
-        <w:pStyle w:val="NoSpacing"/>
-        <w:rPr>
-          <w:rFonts w:ascii="Century Gothic" w:hAnsi="Century Gothic"/>
-        </w:rPr>
-      </w:pPr>
-    </w:p>
-    <w:p>
-      <w:pPr>
-        <w:pStyle w:val="NoSpacing"/>
+        <w:keepNext/>
+        <w:keepLines/>
+        <w:rPr>
+          <w:rFonts w:ascii="Century Gothic" w:hAnsi="Century Gothic"/>
+        </w:rPr>
+      </w:pPr>
+    </w:p>
+    <w:p>
+      <w:pPr>
+        <w:pStyle w:val="NoSpacing"/>
+        <w:keepNext/>
+        <w:keepLines/>
+        <w:rPr>
+          <w:rFonts w:ascii="Century Gothic" w:hAnsi="Century Gothic"/>
+        </w:rPr>
+      </w:pPr>
+    </w:p>
+    <w:p>
+      <w:pPr>
+        <w:pStyle w:val="NoSpacing"/>
+        <w:keepNext/>
+        <w:keepLines/>
+        <w:rPr>
+          <w:rFonts w:ascii="Century Gothic" w:hAnsi="Century Gothic"/>
+        </w:rPr>
+      </w:pPr>
+    </w:p>
+    <w:p>
+      <w:pPr>
+        <w:pStyle w:val="NoSpacing"/>
+        <w:keepNext/>
+        <w:keepLines/>
+        <w:rPr>
+          <w:rFonts w:ascii="Century Gothic" w:hAnsi="Century Gothic"/>
+        </w:rPr>
+      </w:pPr>
+    </w:p>
+    <w:p>
+      <w:pPr>
+        <w:pStyle w:val="NoSpacing"/>
+        <w:keepNext/>
+        <w:keepLines/>
+        <w:rPr>
+          <w:rFonts w:ascii="Century Gothic" w:hAnsi="Century Gothic"/>
+        </w:rPr>
+      </w:pPr>
+    </w:p>
+    <w:p>
+      <w:pPr>
+        <w:pStyle w:val="NoSpacing"/>
+        <w:keepNext/>
+        <w:keepLines/>
+        <w:rPr>
+          <w:rFonts w:ascii="Century Gothic" w:hAnsi="Century Gothic"/>
+        </w:rPr>
+      </w:pPr>
+    </w:p>
+    <w:p>
+      <w:pPr>
+        <w:pStyle w:val="NoSpacing"/>
+        <w:keepNext/>
+        <w:keepLines/>
+        <w:rPr>
+          <w:rFonts w:ascii="Century Gothic" w:hAnsi="Century Gothic"/>
+        </w:rPr>
+      </w:pPr>
+    </w:p>
+    <w:p>
+      <w:pPr>
+        <w:pStyle w:val="NoSpacing"/>
+        <w:keepNext/>
+        <w:keepLines/>
+        <w:rPr>
+          <w:rFonts w:ascii="Century Gothic" w:hAnsi="Century Gothic"/>
+        </w:rPr>
+      </w:pPr>
+    </w:p>
+    <w:p>
+      <w:pPr>
+        <w:pStyle w:val="NoSpacing"/>
+        <w:keepNext/>
+        <w:keepLines/>
         <w:rPr>
           <w:rFonts w:ascii="Century Gothic" w:hAnsi="Century Gothic"/>
         </w:rPr>
@@ -517,6 +553,8 @@
     <w:p>
       <w:pPr>
         <w:pStyle w:val="NoSpacing"/>
+        <w:keepNext/>
+        <w:keepLines/>
         <w:rPr>
           <w:rFonts w:ascii="Century Gothic" w:hAnsi="Century Gothic"/>
         </w:rPr>
@@ -585,6 +623,8 @@
     <w:p>
       <w:pPr>
         <w:pStyle w:val="NoSpacing"/>
+        <w:keepNext/>
+        <w:keepLines/>
         <w:rPr>
           <w:rFonts w:ascii="Century Gothic" w:hAnsi="Century Gothic"/>
           <w:b/>
@@ -619,6 +659,8 @@
     <w:p>
       <w:pPr>
         <w:pStyle w:val="NoSpacing"/>
+        <w:keepNext/>
+        <w:keepLines/>
         <w:rPr>
           <w:rFonts w:ascii="Century Gothic" w:hAnsi="Century Gothic"/>
           <w:b/>
@@ -653,6 +695,8 @@
     <w:p>
       <w:pPr>
         <w:pStyle w:val="NoSpacing"/>
+        <w:keepNext/>
+        <w:keepLines/>
         <w:rPr>
           <w:rFonts w:ascii="Century Gothic" w:hAnsi="Century Gothic"/>
           <w:b/>
@@ -686,24 +730,30 @@
     <w:p>
       <w:pPr>
         <w:pStyle w:val="NoSpacing"/>
-        <w:rPr>
-          <w:rFonts w:ascii="Century Gothic" w:hAnsi="Century Gothic"/>
-          <w:b/>
-        </w:rPr>
-      </w:pPr>
-    </w:p>
-    <w:p>
-      <w:pPr>
-        <w:pStyle w:val="NoSpacing"/>
-        <w:rPr>
-          <w:rFonts w:ascii="Century Gothic" w:hAnsi="Century Gothic"/>
-          <w:b/>
-        </w:rPr>
-      </w:pPr>
-    </w:p>
-    <w:p>
-      <w:pPr>
-        <w:pStyle w:val="NoSpacing"/>
+        <w:keepNext/>
+        <w:keepLines/>
+        <w:rPr>
+          <w:rFonts w:ascii="Century Gothic" w:hAnsi="Century Gothic"/>
+          <w:b/>
+        </w:rPr>
+      </w:pPr>
+    </w:p>
+    <w:p>
+      <w:pPr>
+        <w:pStyle w:val="NoSpacing"/>
+        <w:keepNext/>
+        <w:keepLines/>
+        <w:rPr>
+          <w:rFonts w:ascii="Century Gothic" w:hAnsi="Century Gothic"/>
+          <w:b/>
+        </w:rPr>
+      </w:pPr>
+    </w:p>
+    <w:p>
+      <w:pPr>
+        <w:pStyle w:val="NoSpacing"/>
+        <w:keepNext/>
+        <w:keepLines/>
         <w:rPr>
           <w:rFonts w:ascii="Century Gothic" w:hAnsi="Century Gothic"/>
         </w:rPr>
@@ -730,6 +780,8 @@
     <w:p>
       <w:pPr>
         <w:pStyle w:val="NoSpacing"/>
+        <w:keepNext/>
+        <w:keepLines/>
         <w:rPr>
           <w:rFonts w:ascii="Century Gothic" w:hAnsi="Century Gothic"/>
         </w:rPr>
@@ -744,6 +796,8 @@
     <w:p>
       <w:pPr>
         <w:pStyle w:val="NoSpacing"/>
+        <w:keepNext/>
+        <w:keepLines/>
         <w:rPr>
           <w:rFonts w:ascii="Century Gothic" w:hAnsi="Century Gothic"/>
         </w:rPr>
@@ -758,6 +812,8 @@
     <w:p>
       <w:pPr>
         <w:pStyle w:val="NoSpacing"/>
+        <w:keepNext/>
+        <w:keepLines/>
         <w:rPr>
           <w:rFonts w:ascii="Century Gothic" w:hAnsi="Century Gothic"/>
         </w:rPr>
@@ -772,6 +828,8 @@
     <w:p>
       <w:pPr>
         <w:pStyle w:val="NoSpacing"/>
+        <w:keepNext/>
+        <w:keepLines/>
         <w:rPr>
           <w:rFonts w:ascii="Century Gothic" w:hAnsi="Century Gothic"/>
         </w:rPr>
@@ -788,30 +846,38 @@
     <w:p>
       <w:pPr>
         <w:pStyle w:val="NoSpacing"/>
-        <w:rPr>
-          <w:rFonts w:ascii="Century Gothic" w:hAnsi="Century Gothic"/>
-        </w:rPr>
-      </w:pPr>
-    </w:p>
-    <w:p>
-      <w:pPr>
-        <w:pStyle w:val="NoSpacing"/>
-        <w:rPr>
-          <w:rFonts w:ascii="Century Gothic" w:hAnsi="Century Gothic"/>
-        </w:rPr>
-      </w:pPr>
-    </w:p>
-    <w:p>
-      <w:pPr>
-        <w:pStyle w:val="NoSpacing"/>
-        <w:rPr>
-          <w:rFonts w:ascii="Century Gothic" w:hAnsi="Century Gothic"/>
-        </w:rPr>
-      </w:pPr>
-    </w:p>
-    <w:p>
-      <w:pPr>
-        <w:pStyle w:val="NoSpacing"/>
+        <w:keepNext/>
+        <w:keepLines/>
+        <w:rPr>
+          <w:rFonts w:ascii="Century Gothic" w:hAnsi="Century Gothic"/>
+        </w:rPr>
+      </w:pPr>
+    </w:p>
+    <w:p>
+      <w:pPr>
+        <w:pStyle w:val="NoSpacing"/>
+        <w:keepNext/>
+        <w:keepLines/>
+        <w:rPr>
+          <w:rFonts w:ascii="Century Gothic" w:hAnsi="Century Gothic"/>
+        </w:rPr>
+      </w:pPr>
+    </w:p>
+    <w:p>
+      <w:pPr>
+        <w:pStyle w:val="NoSpacing"/>
+        <w:keepNext/>
+        <w:keepLines/>
+        <w:rPr>
+          <w:rFonts w:ascii="Century Gothic" w:hAnsi="Century Gothic"/>
+        </w:rPr>
+      </w:pPr>
+    </w:p>
+    <w:p>
+      <w:pPr>
+        <w:pStyle w:val="NoSpacing"/>
+        <w:keepNext/>
+        <w:keepLines/>
         <w:rPr>
           <w:rFonts w:ascii="Century Gothic" w:hAnsi="Century Gothic"/>
         </w:rPr>
@@ -826,14 +892,18 @@
     <w:p>
       <w:pPr>
         <w:pStyle w:val="NoSpacing"/>
-        <w:rPr>
-          <w:rFonts w:ascii="Century Gothic" w:hAnsi="Century Gothic"/>
-        </w:rPr>
-      </w:pPr>
-    </w:p>
-    <w:p>
-      <w:pPr>
-        <w:pStyle w:val="NoSpacing"/>
+        <w:keepNext/>
+        <w:keepLines/>
+        <w:rPr>
+          <w:rFonts w:ascii="Century Gothic" w:hAnsi="Century Gothic"/>
+        </w:rPr>
+      </w:pPr>
+    </w:p>
+    <w:p>
+      <w:pPr>
+        <w:pStyle w:val="NoSpacing"/>
+        <w:keepNext/>
+        <w:keepLines/>
         <w:jc w:val="both"/>
         <w:rPr>
           <w:rFonts w:ascii="Century Gothic" w:hAnsi="Century Gothic"/>
@@ -1102,6 +1172,8 @@
     <w:p>
       <w:pPr>
         <w:pStyle w:val="NoSpacing"/>
+        <w:keepNext/>
+        <w:keepLines/>
         <w:rPr>
           <w:rFonts w:ascii="Century Gothic" w:hAnsi="Century Gothic"/>
         </w:rPr>
@@ -1116,22 +1188,28 @@
     <w:p>
       <w:pPr>
         <w:pStyle w:val="NoSpacing"/>
-        <w:rPr>
-          <w:rFonts w:ascii="Century Gothic" w:hAnsi="Century Gothic"/>
-        </w:rPr>
-      </w:pPr>
-    </w:p>
-    <w:p>
-      <w:pPr>
-        <w:pStyle w:val="NoSpacing"/>
-        <w:rPr>
-          <w:rFonts w:ascii="Century Gothic" w:hAnsi="Century Gothic"/>
-        </w:rPr>
-      </w:pPr>
-    </w:p>
-    <w:p>
-      <w:pPr>
-        <w:pStyle w:val="NoSpacing"/>
+        <w:keepNext/>
+        <w:keepLines/>
+        <w:rPr>
+          <w:rFonts w:ascii="Century Gothic" w:hAnsi="Century Gothic"/>
+        </w:rPr>
+      </w:pPr>
+    </w:p>
+    <w:p>
+      <w:pPr>
+        <w:pStyle w:val="NoSpacing"/>
+        <w:keepNext/>
+        <w:keepLines/>
+        <w:rPr>
+          <w:rFonts w:ascii="Century Gothic" w:hAnsi="Century Gothic"/>
+        </w:rPr>
+      </w:pPr>
+    </w:p>
+    <w:p>
+      <w:pPr>
+        <w:pStyle w:val="NoSpacing"/>
+        <w:keepNext/>
+        <w:keepLines/>
         <w:rPr>
           <w:rFonts w:ascii="Century Gothic" w:hAnsi="Century Gothic"/>
         </w:rPr>
@@ -1146,22 +1224,28 @@
     <w:p>
       <w:pPr>
         <w:pStyle w:val="NoSpacing"/>
-        <w:rPr>
-          <w:rFonts w:ascii="Century Gothic" w:hAnsi="Century Gothic"/>
-        </w:rPr>
-      </w:pPr>
-    </w:p>
-    <w:p>
-      <w:pPr>
-        <w:pStyle w:val="NoSpacing"/>
-        <w:rPr>
-          <w:rFonts w:ascii="Century Gothic" w:hAnsi="Century Gothic"/>
-        </w:rPr>
-      </w:pPr>
-    </w:p>
-    <w:p>
-      <w:pPr>
-        <w:pStyle w:val="NoSpacing"/>
+        <w:keepNext/>
+        <w:keepLines/>
+        <w:rPr>
+          <w:rFonts w:ascii="Century Gothic" w:hAnsi="Century Gothic"/>
+        </w:rPr>
+      </w:pPr>
+    </w:p>
+    <w:p>
+      <w:pPr>
+        <w:pStyle w:val="NoSpacing"/>
+        <w:keepNext/>
+        <w:keepLines/>
+        <w:rPr>
+          <w:rFonts w:ascii="Century Gothic" w:hAnsi="Century Gothic"/>
+        </w:rPr>
+      </w:pPr>
+    </w:p>
+    <w:p>
+      <w:pPr>
+        <w:pStyle w:val="NoSpacing"/>
+        <w:keepNext/>
+        <w:keepLines/>
         <w:rPr>
           <w:rFonts w:ascii="Century Gothic" w:hAnsi="Century Gothic"/>
         </w:rPr>
@@ -1176,14 +1260,18 @@
     <w:p>
       <w:pPr>
         <w:pStyle w:val="NoSpacing"/>
-        <w:rPr>
-          <w:rFonts w:ascii="Century Gothic" w:hAnsi="Century Gothic"/>
-        </w:rPr>
-      </w:pPr>
-    </w:p>
-    <w:p>
-      <w:pPr>
-        <w:pStyle w:val="NoSpacing"/>
+        <w:keepNext/>
+        <w:keepLines/>
+        <w:rPr>
+          <w:rFonts w:ascii="Century Gothic" w:hAnsi="Century Gothic"/>
+        </w:rPr>
+      </w:pPr>
+    </w:p>
+    <w:p>
+      <w:pPr>
+        <w:pStyle w:val="NoSpacing"/>
+        <w:keepNext/>
+        <w:keepLines/>
         <w:rPr>
           <w:rFonts w:ascii="Century Gothic" w:hAnsi="Century Gothic"/>
         </w:rPr>
@@ -1198,14 +1286,18 @@
     <w:p>
       <w:pPr>
         <w:pStyle w:val="NoSpacing"/>
-        <w:rPr>
-          <w:rFonts w:ascii="Century Gothic" w:hAnsi="Century Gothic"/>
-        </w:rPr>
-      </w:pPr>
-    </w:p>
-    <w:p>
-      <w:pPr>
-        <w:pStyle w:val="NoSpacing"/>
+        <w:keepNext/>
+        <w:keepLines/>
+        <w:rPr>
+          <w:rFonts w:ascii="Century Gothic" w:hAnsi="Century Gothic"/>
+        </w:rPr>
+      </w:pPr>
+    </w:p>
+    <w:p>
+      <w:pPr>
+        <w:pStyle w:val="NoSpacing"/>
+        <w:keepNext/>
+        <w:keepLines/>
         <w:rPr>
           <w:rFonts w:ascii="Century Gothic" w:hAnsi="Century Gothic"/>
         </w:rPr>
@@ -1308,6 +1400,8 @@
     <w:p>
       <w:pPr>
         <w:pStyle w:val="NoSpacing"/>
+        <w:keepNext/>
+        <w:keepLines/>
         <w:rPr>
           <w:rFonts w:ascii="Century Gothic" w:hAnsi="Century Gothic"/>
         </w:rPr>
@@ -1322,6 +1416,8 @@
     </w:p>
     <w:p>
       <w:pPr>
+        <w:keepNext/>
+        <w:keepLines/>
         <w:spacing w:after="0" w:line="240" w:lineRule="auto"/>
         <w:rPr>
           <w:rFonts w:ascii="Century Gothic" w:hAnsi="Century Gothic"/>
@@ -1339,6 +1435,8 @@
     <w:p>
       <w:pPr>
         <w:pStyle w:val="NoSpacing"/>
+        <w:keepNext/>
+        <w:keepLines/>
         <w:rPr>
           <w:rFonts w:ascii="Century Gothic" w:hAnsi="Century Gothic"/>
         </w:rPr>
@@ -1365,14 +1463,18 @@
     <w:p>
       <w:pPr>
         <w:pStyle w:val="NoSpacing"/>
-        <w:rPr>
-          <w:rFonts w:ascii="Century Gothic" w:hAnsi="Century Gothic"/>
-        </w:rPr>
-      </w:pPr>
-    </w:p>
-    <w:p>
-      <w:pPr>
-        <w:pStyle w:val="NoSpacing"/>
+        <w:keepNext/>
+        <w:keepLines/>
+        <w:rPr>
+          <w:rFonts w:ascii="Century Gothic" w:hAnsi="Century Gothic"/>
+        </w:rPr>
+      </w:pPr>
+    </w:p>
+    <w:p>
+      <w:pPr>
+        <w:pStyle w:val="NoSpacing"/>
+        <w:keepNext/>
+        <w:keepLines/>
         <w:rPr>
           <w:rFonts w:ascii="Century Gothic" w:hAnsi="Century Gothic"/>
         </w:rPr>
@@ -1387,6 +1489,8 @@
     <w:p>
       <w:pPr>
         <w:pStyle w:val="NoSpacing"/>
+        <w:keepNext/>
+        <w:keepLines/>
         <w:rPr>
           <w:rFonts w:ascii="Century Gothic" w:hAnsi="Century Gothic"/>
         </w:rPr>
@@ -1401,54 +1505,68 @@
     <w:p>
       <w:pPr>
         <w:pStyle w:val="NoSpacing"/>
-        <w:rPr>
-          <w:rFonts w:ascii="Century Gothic" w:hAnsi="Century Gothic"/>
-        </w:rPr>
-      </w:pPr>
-    </w:p>
-    <w:p>
-      <w:pPr>
-        <w:pStyle w:val="NoSpacing"/>
-        <w:rPr>
-          <w:rFonts w:ascii="Century Gothic" w:hAnsi="Century Gothic"/>
-        </w:rPr>
-      </w:pPr>
-    </w:p>
-    <w:p>
-      <w:pPr>
-        <w:pStyle w:val="NoSpacing"/>
-        <w:rPr>
-          <w:rFonts w:ascii="Century Gothic" w:hAnsi="Century Gothic"/>
-        </w:rPr>
-      </w:pPr>
-    </w:p>
-    <w:p>
-      <w:pPr>
-        <w:pStyle w:val="NoSpacing"/>
-        <w:rPr>
-          <w:rFonts w:ascii="Century Gothic" w:hAnsi="Century Gothic"/>
-        </w:rPr>
-      </w:pPr>
-    </w:p>
-    <w:p>
-      <w:pPr>
-        <w:pStyle w:val="NoSpacing"/>
-        <w:rPr>
-          <w:rFonts w:ascii="Century Gothic" w:hAnsi="Century Gothic"/>
-        </w:rPr>
-      </w:pPr>
-    </w:p>
-    <w:p>
-      <w:pPr>
-        <w:pStyle w:val="NoSpacing"/>
-        <w:rPr>
-          <w:rFonts w:ascii="Century Gothic" w:hAnsi="Century Gothic"/>
-        </w:rPr>
-      </w:pPr>
-    </w:p>
-    <w:p>
-      <w:pPr>
-        <w:pStyle w:val="NoSpacing"/>
+        <w:keepNext/>
+        <w:keepLines/>
+        <w:rPr>
+          <w:rFonts w:ascii="Century Gothic" w:hAnsi="Century Gothic"/>
+        </w:rPr>
+      </w:pPr>
+    </w:p>
+    <w:p>
+      <w:pPr>
+        <w:pStyle w:val="NoSpacing"/>
+        <w:keepNext/>
+        <w:keepLines/>
+        <w:rPr>
+          <w:rFonts w:ascii="Century Gothic" w:hAnsi="Century Gothic"/>
+        </w:rPr>
+      </w:pPr>
+    </w:p>
+    <w:p>
+      <w:pPr>
+        <w:pStyle w:val="NoSpacing"/>
+        <w:keepNext/>
+        <w:keepLines/>
+        <w:rPr>
+          <w:rFonts w:ascii="Century Gothic" w:hAnsi="Century Gothic"/>
+        </w:rPr>
+      </w:pPr>
+    </w:p>
+    <w:p>
+      <w:pPr>
+        <w:pStyle w:val="NoSpacing"/>
+        <w:keepNext/>
+        <w:keepLines/>
+        <w:rPr>
+          <w:rFonts w:ascii="Century Gothic" w:hAnsi="Century Gothic"/>
+        </w:rPr>
+      </w:pPr>
+    </w:p>
+    <w:p>
+      <w:pPr>
+        <w:pStyle w:val="NoSpacing"/>
+        <w:keepNext/>
+        <w:keepLines/>
+        <w:rPr>
+          <w:rFonts w:ascii="Century Gothic" w:hAnsi="Century Gothic"/>
+        </w:rPr>
+      </w:pPr>
+    </w:p>
+    <w:p>
+      <w:pPr>
+        <w:pStyle w:val="NoSpacing"/>
+        <w:keepNext/>
+        <w:keepLines/>
+        <w:rPr>
+          <w:rFonts w:ascii="Century Gothic" w:hAnsi="Century Gothic"/>
+        </w:rPr>
+      </w:pPr>
+    </w:p>
+    <w:p>
+      <w:pPr>
+        <w:pStyle w:val="NoSpacing"/>
+        <w:keepNext/>
+        <w:keepLines/>
         <w:rPr>
           <w:rFonts w:ascii="Century Gothic" w:hAnsi="Century Gothic"/>
         </w:rPr>
@@ -1463,22 +1581,28 @@
     <w:p>
       <w:pPr>
         <w:pStyle w:val="NoSpacing"/>
-        <w:rPr>
-          <w:rFonts w:ascii="Century Gothic" w:hAnsi="Century Gothic"/>
-        </w:rPr>
-      </w:pPr>
-    </w:p>
-    <w:p>
-      <w:pPr>
-        <w:pStyle w:val="NoSpacing"/>
-        <w:rPr>
-          <w:rFonts w:ascii="Century Gothic" w:hAnsi="Century Gothic"/>
-        </w:rPr>
-      </w:pPr>
-    </w:p>
-    <w:p>
-      <w:pPr>
-        <w:pStyle w:val="NoSpacing"/>
+        <w:keepNext/>
+        <w:keepLines/>
+        <w:rPr>
+          <w:rFonts w:ascii="Century Gothic" w:hAnsi="Century Gothic"/>
+        </w:rPr>
+      </w:pPr>
+    </w:p>
+    <w:p>
+      <w:pPr>
+        <w:pStyle w:val="NoSpacing"/>
+        <w:keepNext/>
+        <w:keepLines/>
+        <w:rPr>
+          <w:rFonts w:ascii="Century Gothic" w:hAnsi="Century Gothic"/>
+        </w:rPr>
+      </w:pPr>
+    </w:p>
+    <w:p>
+      <w:pPr>
+        <w:pStyle w:val="NoSpacing"/>
+        <w:keepNext/>
+        <w:keepLines/>
         <w:rPr>
           <w:rFonts w:ascii="Century Gothic" w:hAnsi="Century Gothic"/>
           <w:b/>
@@ -1542,7 +1666,15 @@
           <w:rFonts w:ascii="Century Gothic" w:hAnsi="Century Gothic"/>
           <w:b/>
         </w:rPr>
-        <w:t>. {{loan_amo</w:t>
+        <w:t>. {{</w:t>
+      </w:r>
+      <w:proofErr w:type="spellStart"/>
+      <w:r>
+        <w:rPr>
+          <w:rFonts w:ascii="Century Gothic" w:hAnsi="Century Gothic"/>
+          <w:b/>
+        </w:rPr>
+        <w:t>loan_amo</w:t>
       </w:r>
       <w:r>
         <w:rPr>
@@ -1556,7 +1688,15 @@
           <w:rFonts w:ascii="Century Gothic" w:hAnsi="Century Gothic"/>
           <w:b/>
         </w:rPr>
-        <w:t>nt}}</w:t>
+        <w:t>nt</w:t>
+      </w:r>
+      <w:proofErr w:type="spellEnd"/>
+      <w:r>
+        <w:rPr>
+          <w:rFonts w:ascii="Century Gothic" w:hAnsi="Century Gothic"/>
+          <w:b/>
+        </w:rPr>
+        <w:t>}}</w:t>
       </w:r>
       <w:r>
         <w:rPr>
@@ -1570,14 +1710,30 @@
           <w:rFonts w:ascii="Century Gothic" w:hAnsi="Century Gothic"/>
           <w:b/>
         </w:rPr>
-        <w:t xml:space="preserve">(Rupees </w:t>
-      </w:r>
-      <w:r>
-        <w:rPr>
-          <w:rFonts w:ascii="Century Gothic" w:hAnsi="Century Gothic"/>
-          <w:b/>
-        </w:rPr>
-        <w:t xml:space="preserve">{{amount_in_words}} </w:t>
+        <w:t>(</w:t>
+      </w:r>
+      <w:r>
+        <w:rPr>
+          <w:rFonts w:ascii="Century Gothic" w:hAnsi="Century Gothic"/>
+          <w:b/>
+        </w:rPr>
+        <w:t>{{</w:t>
+      </w:r>
+      <w:proofErr w:type="spellStart"/>
+      <w:r>
+        <w:rPr>
+          <w:rFonts w:ascii="Century Gothic" w:hAnsi="Century Gothic"/>
+          <w:b/>
+        </w:rPr>
+        <w:t>amount_in_words</w:t>
+      </w:r>
+      <w:proofErr w:type="spellEnd"/>
+      <w:r>
+        <w:rPr>
+          <w:rFonts w:ascii="Century Gothic" w:hAnsi="Century Gothic"/>
+          <w:b/>
+        </w:rPr>
+        <w:t xml:space="preserve">}} </w:t>
       </w:r>
       <w:r>
         <w:rPr>
@@ -1658,6 +1814,8 @@
     <w:p>
       <w:pPr>
         <w:pStyle w:val="NoSpacing"/>
+        <w:keepNext/>
+        <w:keepLines/>
         <w:jc w:val="both"/>
         <w:rPr>
           <w:rFonts w:ascii="Century Gothic" w:hAnsi="Century Gothic"/>
@@ -1817,38 +1975,48 @@
     <w:p>
       <w:pPr>
         <w:pStyle w:val="NoSpacing"/>
-        <w:rPr>
-          <w:rFonts w:ascii="Century Gothic" w:hAnsi="Century Gothic"/>
-        </w:rPr>
-      </w:pPr>
-    </w:p>
-    <w:p>
-      <w:pPr>
-        <w:pStyle w:val="NoSpacing"/>
-        <w:rPr>
-          <w:rFonts w:ascii="Century Gothic" w:hAnsi="Century Gothic"/>
-        </w:rPr>
-      </w:pPr>
-    </w:p>
-    <w:p>
-      <w:pPr>
-        <w:pStyle w:val="NoSpacing"/>
-        <w:rPr>
-          <w:rFonts w:ascii="Century Gothic" w:hAnsi="Century Gothic"/>
-        </w:rPr>
-      </w:pPr>
-    </w:p>
-    <w:p>
-      <w:pPr>
-        <w:pStyle w:val="NoSpacing"/>
-        <w:rPr>
-          <w:rFonts w:ascii="Century Gothic" w:hAnsi="Century Gothic"/>
-        </w:rPr>
-      </w:pPr>
-    </w:p>
-    <w:p>
-      <w:pPr>
-        <w:pStyle w:val="NoSpacing"/>
+        <w:keepNext/>
+        <w:keepLines/>
+        <w:rPr>
+          <w:rFonts w:ascii="Century Gothic" w:hAnsi="Century Gothic"/>
+        </w:rPr>
+      </w:pPr>
+    </w:p>
+    <w:p>
+      <w:pPr>
+        <w:pStyle w:val="NoSpacing"/>
+        <w:keepNext/>
+        <w:keepLines/>
+        <w:rPr>
+          <w:rFonts w:ascii="Century Gothic" w:hAnsi="Century Gothic"/>
+        </w:rPr>
+      </w:pPr>
+    </w:p>
+    <w:p>
+      <w:pPr>
+        <w:pStyle w:val="NoSpacing"/>
+        <w:keepNext/>
+        <w:keepLines/>
+        <w:rPr>
+          <w:rFonts w:ascii="Century Gothic" w:hAnsi="Century Gothic"/>
+        </w:rPr>
+      </w:pPr>
+    </w:p>
+    <w:p>
+      <w:pPr>
+        <w:pStyle w:val="NoSpacing"/>
+        <w:keepNext/>
+        <w:keepLines/>
+        <w:rPr>
+          <w:rFonts w:ascii="Century Gothic" w:hAnsi="Century Gothic"/>
+        </w:rPr>
+      </w:pPr>
+    </w:p>
+    <w:p>
+      <w:pPr>
+        <w:pStyle w:val="NoSpacing"/>
+        <w:keepNext/>
+        <w:keepLines/>
         <w:rPr>
           <w:rFonts w:ascii="Century Gothic" w:hAnsi="Century Gothic"/>
         </w:rPr>
@@ -1863,22 +2031,28 @@
     <w:p>
       <w:pPr>
         <w:pStyle w:val="NoSpacing"/>
-        <w:rPr>
-          <w:rFonts w:ascii="Century Gothic" w:hAnsi="Century Gothic"/>
-        </w:rPr>
-      </w:pPr>
-    </w:p>
-    <w:p>
-      <w:pPr>
-        <w:pStyle w:val="NoSpacing"/>
-        <w:rPr>
-          <w:rFonts w:ascii="Century Gothic" w:hAnsi="Century Gothic"/>
-        </w:rPr>
-      </w:pPr>
-    </w:p>
-    <w:p>
-      <w:pPr>
-        <w:pStyle w:val="NoSpacing"/>
+        <w:keepNext/>
+        <w:keepLines/>
+        <w:rPr>
+          <w:rFonts w:ascii="Century Gothic" w:hAnsi="Century Gothic"/>
+        </w:rPr>
+      </w:pPr>
+    </w:p>
+    <w:p>
+      <w:pPr>
+        <w:pStyle w:val="NoSpacing"/>
+        <w:keepNext/>
+        <w:keepLines/>
+        <w:rPr>
+          <w:rFonts w:ascii="Century Gothic" w:hAnsi="Century Gothic"/>
+        </w:rPr>
+      </w:pPr>
+    </w:p>
+    <w:p>
+      <w:pPr>
+        <w:pStyle w:val="NoSpacing"/>
+        <w:keepNext/>
+        <w:keepLines/>
         <w:rPr>
           <w:rFonts w:ascii="Century Gothic" w:hAnsi="Century Gothic"/>
         </w:rPr>
@@ -1893,14 +2067,18 @@
     <w:p>
       <w:pPr>
         <w:pStyle w:val="NoSpacing"/>
-        <w:rPr>
-          <w:rFonts w:ascii="Century Gothic" w:hAnsi="Century Gothic"/>
-        </w:rPr>
-      </w:pPr>
-    </w:p>
-    <w:p>
-      <w:pPr>
-        <w:pStyle w:val="NoSpacing"/>
+        <w:keepNext/>
+        <w:keepLines/>
+        <w:rPr>
+          <w:rFonts w:ascii="Century Gothic" w:hAnsi="Century Gothic"/>
+        </w:rPr>
+      </w:pPr>
+    </w:p>
+    <w:p>
+      <w:pPr>
+        <w:pStyle w:val="NoSpacing"/>
+        <w:keepNext/>
+        <w:keepLines/>
         <w:rPr>
           <w:rFonts w:ascii="Century Gothic" w:hAnsi="Century Gothic"/>
         </w:rPr>
@@ -1915,6 +2093,8 @@
     <w:p>
       <w:pPr>
         <w:pStyle w:val="NoSpacing"/>
+        <w:keepNext/>
+        <w:keepLines/>
         <w:rPr>
           <w:rFonts w:ascii="Century Gothic" w:hAnsi="Century Gothic"/>
         </w:rPr>
@@ -2015,6 +2195,8 @@
     <w:p>
       <w:pPr>
         <w:pStyle w:val="NoSpacing"/>
+        <w:keepNext/>
+        <w:keepLines/>
         <w:rPr>
           <w:rFonts w:ascii="Century Gothic" w:hAnsi="Century Gothic"/>
         </w:rPr>
@@ -2060,15 +2242,19 @@
     <w:p>
       <w:pPr>
         <w:pStyle w:val="NoSpacing"/>
-        <w:rPr>
-          <w:rFonts w:ascii="Century Gothic" w:hAnsi="Century Gothic"/>
-          <w:b/>
-        </w:rPr>
-      </w:pPr>
-    </w:p>
-    <w:p>
-      <w:pPr>
-        <w:pStyle w:val="NoSpacing"/>
+        <w:keepNext/>
+        <w:keepLines/>
+        <w:rPr>
+          <w:rFonts w:ascii="Century Gothic" w:hAnsi="Century Gothic"/>
+          <w:b/>
+        </w:rPr>
+      </w:pPr>
+    </w:p>
+    <w:p>
+      <w:pPr>
+        <w:pStyle w:val="NoSpacing"/>
+        <w:keepNext/>
+        <w:keepLines/>
         <w:rPr>
           <w:rFonts w:ascii="Century Gothic" w:hAnsi="Century Gothic"/>
           <w:b/>
@@ -2103,6 +2289,8 @@
     <w:p>
       <w:pPr>
         <w:pStyle w:val="NoSpacing"/>
+        <w:keepNext/>
+        <w:keepLines/>
         <w:rPr>
           <w:rFonts w:ascii="Century Gothic" w:hAnsi="Century Gothic"/>
           <w:b/>
@@ -2137,6 +2325,8 @@
     <w:p>
       <w:pPr>
         <w:pStyle w:val="NoSpacing"/>
+        <w:keepNext/>
+        <w:keepLines/>
         <w:rPr>
           <w:rFonts w:ascii="Century Gothic" w:hAnsi="Century Gothic"/>
           <w:b/>
@@ -2170,22 +2360,28 @@
     <w:p>
       <w:pPr>
         <w:pStyle w:val="NoSpacing"/>
-        <w:rPr>
-          <w:rFonts w:ascii="Century Gothic" w:hAnsi="Century Gothic"/>
-        </w:rPr>
-      </w:pPr>
-    </w:p>
-    <w:p>
-      <w:pPr>
-        <w:pStyle w:val="NoSpacing"/>
-        <w:rPr>
-          <w:rFonts w:ascii="Century Gothic" w:hAnsi="Century Gothic"/>
-        </w:rPr>
-      </w:pPr>
-    </w:p>
-    <w:p>
-      <w:pPr>
-        <w:pStyle w:val="NoSpacing"/>
+        <w:keepNext/>
+        <w:keepLines/>
+        <w:rPr>
+          <w:rFonts w:ascii="Century Gothic" w:hAnsi="Century Gothic"/>
+        </w:rPr>
+      </w:pPr>
+    </w:p>
+    <w:p>
+      <w:pPr>
+        <w:pStyle w:val="NoSpacing"/>
+        <w:keepNext/>
+        <w:keepLines/>
+        <w:rPr>
+          <w:rFonts w:ascii="Century Gothic" w:hAnsi="Century Gothic"/>
+        </w:rPr>
+      </w:pPr>
+    </w:p>
+    <w:p>
+      <w:pPr>
+        <w:pStyle w:val="NoSpacing"/>
+        <w:keepNext/>
+        <w:keepLines/>
         <w:rPr>
           <w:rFonts w:ascii="Century Gothic" w:hAnsi="Century Gothic"/>
         </w:rPr>
@@ -2200,6 +2396,8 @@
     <w:p>
       <w:pPr>
         <w:pStyle w:val="NoSpacing"/>
+        <w:keepNext/>
+        <w:keepLines/>
         <w:rPr>
           <w:rFonts w:ascii="Century Gothic" w:hAnsi="Century Gothic"/>
         </w:rPr>
@@ -2220,6 +2418,8 @@
     <w:p>
       <w:pPr>
         <w:pStyle w:val="NoSpacing"/>
+        <w:keepNext/>
+        <w:keepLines/>
         <w:rPr>
           <w:rFonts w:ascii="Century Gothic" w:hAnsi="Century Gothic"/>
         </w:rPr>
@@ -2234,6 +2434,8 @@
     <w:p>
       <w:pPr>
         <w:pStyle w:val="NoSpacing"/>
+        <w:keepNext/>
+        <w:keepLines/>
         <w:rPr>
           <w:rFonts w:ascii="Century Gothic" w:hAnsi="Century Gothic"/>
         </w:rPr>
@@ -2256,22 +2458,28 @@
     <w:p>
       <w:pPr>
         <w:pStyle w:val="NoSpacing"/>
-        <w:rPr>
-          <w:rFonts w:ascii="Century Gothic" w:hAnsi="Century Gothic"/>
-        </w:rPr>
-      </w:pPr>
-    </w:p>
-    <w:p>
-      <w:pPr>
-        <w:pStyle w:val="NoSpacing"/>
-        <w:rPr>
-          <w:rFonts w:ascii="Century Gothic" w:hAnsi="Century Gothic"/>
-        </w:rPr>
-      </w:pPr>
-    </w:p>
-    <w:p>
-      <w:pPr>
-        <w:pStyle w:val="NoSpacing"/>
+        <w:keepNext/>
+        <w:keepLines/>
+        <w:rPr>
+          <w:rFonts w:ascii="Century Gothic" w:hAnsi="Century Gothic"/>
+        </w:rPr>
+      </w:pPr>
+    </w:p>
+    <w:p>
+      <w:pPr>
+        <w:pStyle w:val="NoSpacing"/>
+        <w:keepNext/>
+        <w:keepLines/>
+        <w:rPr>
+          <w:rFonts w:ascii="Century Gothic" w:hAnsi="Century Gothic"/>
+        </w:rPr>
+      </w:pPr>
+    </w:p>
+    <w:p>
+      <w:pPr>
+        <w:pStyle w:val="NoSpacing"/>
+        <w:keepNext/>
+        <w:keepLines/>
         <w:rPr>
           <w:rFonts w:ascii="Century Gothic" w:hAnsi="Century Gothic"/>
         </w:rPr>
@@ -2286,14 +2494,18 @@
     <w:p>
       <w:pPr>
         <w:pStyle w:val="NoSpacing"/>
-        <w:rPr>
-          <w:rFonts w:ascii="Century Gothic" w:hAnsi="Century Gothic"/>
-        </w:rPr>
-      </w:pPr>
-    </w:p>
-    <w:p>
-      <w:pPr>
-        <w:pStyle w:val="NoSpacing"/>
+        <w:keepNext/>
+        <w:keepLines/>
+        <w:rPr>
+          <w:rFonts w:ascii="Century Gothic" w:hAnsi="Century Gothic"/>
+        </w:rPr>
+      </w:pPr>
+    </w:p>
+    <w:p>
+      <w:pPr>
+        <w:pStyle w:val="NoSpacing"/>
+        <w:keepNext/>
+        <w:keepLines/>
         <w:rPr>
           <w:rFonts w:ascii="Century Gothic" w:hAnsi="Century Gothic"/>
           <w:b/>
@@ -2312,6 +2524,8 @@
     <w:p>
       <w:pPr>
         <w:pStyle w:val="NoSpacing"/>
+        <w:keepNext/>
+        <w:keepLines/>
         <w:rPr>
           <w:rFonts w:ascii="Century Gothic" w:hAnsi="Century Gothic"/>
           <w:u w:val="single"/>
@@ -2321,6 +2535,8 @@
     <w:p>
       <w:pPr>
         <w:pStyle w:val="NoSpacing"/>
+        <w:keepNext/>
+        <w:keepLines/>
         <w:rPr>
           <w:rFonts w:ascii="Century Gothic" w:hAnsi="Century Gothic"/>
           <w:u w:val="single"/>
@@ -2330,6 +2546,8 @@
     <w:p>
       <w:pPr>
         <w:pStyle w:val="NoSpacing"/>
+        <w:keepNext/>
+        <w:keepLines/>
         <w:rPr>
           <w:rFonts w:ascii="Century Gothic" w:hAnsi="Century Gothic"/>
         </w:rPr>
@@ -2456,6 +2674,8 @@
     <w:p>
       <w:pPr>
         <w:pStyle w:val="NoSpacing"/>
+        <w:keepNext/>
+        <w:keepLines/>
         <w:rPr>
           <w:rFonts w:ascii="Century Gothic" w:hAnsi="Century Gothic"/>
         </w:rPr>
@@ -2470,14 +2690,18 @@
     <w:p>
       <w:pPr>
         <w:pStyle w:val="NoSpacing"/>
-        <w:rPr>
-          <w:rFonts w:ascii="Century Gothic" w:hAnsi="Century Gothic"/>
-        </w:rPr>
-      </w:pPr>
-    </w:p>
-    <w:p>
-      <w:pPr>
-        <w:pStyle w:val="NoSpacing"/>
+        <w:keepNext/>
+        <w:keepLines/>
+        <w:rPr>
+          <w:rFonts w:ascii="Century Gothic" w:hAnsi="Century Gothic"/>
+        </w:rPr>
+      </w:pPr>
+    </w:p>
+    <w:p>
+      <w:pPr>
+        <w:pStyle w:val="NoSpacing"/>
+        <w:keepNext/>
+        <w:keepLines/>
         <w:rPr>
           <w:rFonts w:ascii="Century Gothic" w:hAnsi="Century Gothic"/>
         </w:rPr>
@@ -2492,14 +2716,18 @@
     <w:p>
       <w:pPr>
         <w:pStyle w:val="NoSpacing"/>
-        <w:rPr>
-          <w:rFonts w:ascii="Century Gothic" w:hAnsi="Century Gothic"/>
-        </w:rPr>
-      </w:pPr>
-    </w:p>
-    <w:p>
-      <w:pPr>
-        <w:pStyle w:val="NoSpacing"/>
+        <w:keepNext/>
+        <w:keepLines/>
+        <w:rPr>
+          <w:rFonts w:ascii="Century Gothic" w:hAnsi="Century Gothic"/>
+        </w:rPr>
+      </w:pPr>
+    </w:p>
+    <w:p>
+      <w:pPr>
+        <w:pStyle w:val="NoSpacing"/>
+        <w:keepNext/>
+        <w:keepLines/>
         <w:rPr>
           <w:rFonts w:ascii="Century Gothic" w:hAnsi="Century Gothic"/>
         </w:rPr>
@@ -2533,46 +2761,58 @@
     <w:p>
       <w:pPr>
         <w:pStyle w:val="NoSpacing"/>
-        <w:rPr>
-          <w:rFonts w:ascii="Century Gothic" w:hAnsi="Century Gothic"/>
-        </w:rPr>
-      </w:pPr>
-    </w:p>
-    <w:p>
-      <w:pPr>
-        <w:pStyle w:val="NoSpacing"/>
-        <w:rPr>
-          <w:rFonts w:ascii="Century Gothic" w:hAnsi="Century Gothic"/>
-        </w:rPr>
-      </w:pPr>
-    </w:p>
-    <w:p>
-      <w:pPr>
-        <w:pStyle w:val="NoSpacing"/>
-        <w:rPr>
-          <w:rFonts w:ascii="Century Gothic" w:hAnsi="Century Gothic"/>
-        </w:rPr>
-      </w:pPr>
-    </w:p>
-    <w:p>
-      <w:pPr>
-        <w:pStyle w:val="NoSpacing"/>
-        <w:rPr>
-          <w:rFonts w:ascii="Century Gothic" w:hAnsi="Century Gothic"/>
-        </w:rPr>
-      </w:pPr>
-    </w:p>
-    <w:p>
-      <w:pPr>
-        <w:pStyle w:val="NoSpacing"/>
-        <w:rPr>
-          <w:rFonts w:ascii="Century Gothic" w:hAnsi="Century Gothic"/>
-        </w:rPr>
-      </w:pPr>
-    </w:p>
-    <w:p>
-      <w:pPr>
-        <w:pStyle w:val="NoSpacing"/>
+        <w:keepNext/>
+        <w:keepLines/>
+        <w:rPr>
+          <w:rFonts w:ascii="Century Gothic" w:hAnsi="Century Gothic"/>
+        </w:rPr>
+      </w:pPr>
+    </w:p>
+    <w:p>
+      <w:pPr>
+        <w:pStyle w:val="NoSpacing"/>
+        <w:keepNext/>
+        <w:keepLines/>
+        <w:rPr>
+          <w:rFonts w:ascii="Century Gothic" w:hAnsi="Century Gothic"/>
+        </w:rPr>
+      </w:pPr>
+    </w:p>
+    <w:p>
+      <w:pPr>
+        <w:pStyle w:val="NoSpacing"/>
+        <w:keepNext/>
+        <w:keepLines/>
+        <w:rPr>
+          <w:rFonts w:ascii="Century Gothic" w:hAnsi="Century Gothic"/>
+        </w:rPr>
+      </w:pPr>
+    </w:p>
+    <w:p>
+      <w:pPr>
+        <w:pStyle w:val="NoSpacing"/>
+        <w:keepNext/>
+        <w:keepLines/>
+        <w:rPr>
+          <w:rFonts w:ascii="Century Gothic" w:hAnsi="Century Gothic"/>
+        </w:rPr>
+      </w:pPr>
+    </w:p>
+    <w:p>
+      <w:pPr>
+        <w:pStyle w:val="NoSpacing"/>
+        <w:keepNext/>
+        <w:keepLines/>
+        <w:rPr>
+          <w:rFonts w:ascii="Century Gothic" w:hAnsi="Century Gothic"/>
+        </w:rPr>
+      </w:pPr>
+    </w:p>
+    <w:p>
+      <w:pPr>
+        <w:pStyle w:val="NoSpacing"/>
+        <w:keepNext/>
+        <w:keepLines/>
         <w:rPr>
           <w:rFonts w:ascii="Century Gothic" w:hAnsi="Century Gothic"/>
         </w:rPr>
@@ -2691,6 +2931,8 @@
     <w:p>
       <w:pPr>
         <w:pStyle w:val="NoSpacing"/>
+        <w:keepNext/>
+        <w:keepLines/>
         <w:ind w:left="3600" w:firstLine="720"/>
         <w:rPr>
           <w:rFonts w:ascii="Century Gothic" w:hAnsi="Century Gothic"/>
@@ -2711,6 +2953,8 @@
     <w:p>
       <w:pPr>
         <w:pStyle w:val="NoSpacing"/>
+        <w:keepNext/>
+        <w:keepLines/>
         <w:rPr>
           <w:rFonts w:ascii="Century Gothic" w:hAnsi="Century Gothic"/>
         </w:rPr>
@@ -2725,15 +2969,19 @@
     <w:p>
       <w:pPr>
         <w:pStyle w:val="NoSpacing"/>
-        <w:rPr>
-          <w:rFonts w:ascii="Century Gothic" w:hAnsi="Century Gothic"/>
-          <w:b/>
-        </w:rPr>
-      </w:pPr>
-    </w:p>
-    <w:p>
-      <w:pPr>
-        <w:pStyle w:val="NoSpacing"/>
+        <w:keepNext/>
+        <w:keepLines/>
+        <w:rPr>
+          <w:rFonts w:ascii="Century Gothic" w:hAnsi="Century Gothic"/>
+          <w:b/>
+        </w:rPr>
+      </w:pPr>
+    </w:p>
+    <w:p>
+      <w:pPr>
+        <w:pStyle w:val="NoSpacing"/>
+        <w:keepNext/>
+        <w:keepLines/>
         <w:rPr>
           <w:rFonts w:ascii="Century Gothic" w:hAnsi="Century Gothic"/>
           <w:b/>
@@ -2780,6 +3028,8 @@
     <w:p>
       <w:pPr>
         <w:pStyle w:val="NoSpacing"/>
+        <w:keepNext/>
+        <w:keepLines/>
         <w:rPr>
           <w:rFonts w:ascii="Century Gothic" w:hAnsi="Century Gothic"/>
         </w:rPr>
@@ -2812,6 +3062,8 @@
     </w:p>
     <w:p>
       <w:pPr>
+        <w:keepNext/>
+        <w:keepLines/>
         <w:spacing w:after="0" w:line="240" w:lineRule="auto"/>
         <w:rPr>
           <w:rFonts w:ascii="Century Gothic" w:hAnsi="Century Gothic"/>
@@ -2822,14 +3074,18 @@
     <w:p>
       <w:pPr>
         <w:pStyle w:val="NoSpacing"/>
-        <w:rPr>
-          <w:rFonts w:ascii="Century Gothic" w:hAnsi="Century Gothic"/>
-        </w:rPr>
-      </w:pPr>
-    </w:p>
-    <w:p>
-      <w:pPr>
-        <w:pStyle w:val="NoSpacing"/>
+        <w:keepNext/>
+        <w:keepLines/>
+        <w:rPr>
+          <w:rFonts w:ascii="Century Gothic" w:hAnsi="Century Gothic"/>
+        </w:rPr>
+      </w:pPr>
+    </w:p>
+    <w:p>
+      <w:pPr>
+        <w:pStyle w:val="NoSpacing"/>
+        <w:keepNext/>
+        <w:keepLines/>
         <w:rPr>
           <w:rFonts w:ascii="Century Gothic" w:hAnsi="Century Gothic"/>
         </w:rPr>
@@ -2844,6 +3100,8 @@
     <w:p>
       <w:pPr>
         <w:pStyle w:val="NoSpacing"/>
+        <w:keepNext/>
+        <w:keepLines/>
         <w:rPr>
           <w:rFonts w:ascii="Century Gothic" w:hAnsi="Century Gothic"/>
         </w:rPr>
@@ -2858,6 +3116,8 @@
     <w:p>
       <w:pPr>
         <w:pStyle w:val="NoSpacing"/>
+        <w:keepNext/>
+        <w:keepLines/>
         <w:rPr>
           <w:rFonts w:ascii="Century Gothic" w:hAnsi="Century Gothic"/>
         </w:rPr>
@@ -3219,6 +3479,8 @@
     <w:p>
       <w:pPr>
         <w:pStyle w:val="NoSpacing"/>
+        <w:keepNext/>
+        <w:keepLines/>
         <w:jc w:val="both"/>
         <w:rPr>
           <w:rFonts w:ascii="Century Gothic" w:hAnsi="Century Gothic"/>
@@ -3240,14 +3502,18 @@
     <w:p>
       <w:pPr>
         <w:pStyle w:val="NoSpacing"/>
-        <w:rPr>
-          <w:rFonts w:ascii="Century Gothic" w:hAnsi="Century Gothic"/>
-        </w:rPr>
-      </w:pPr>
-    </w:p>
-    <w:p>
-      <w:pPr>
-        <w:pStyle w:val="NoSpacing"/>
+        <w:keepNext/>
+        <w:keepLines/>
+        <w:rPr>
+          <w:rFonts w:ascii="Century Gothic" w:hAnsi="Century Gothic"/>
+        </w:rPr>
+      </w:pPr>
+    </w:p>
+    <w:p>
+      <w:pPr>
+        <w:pStyle w:val="NoSpacing"/>
+        <w:keepNext/>
+        <w:keepLines/>
         <w:rPr>
           <w:rFonts w:ascii="Century Gothic" w:hAnsi="Century Gothic"/>
         </w:rPr>
@@ -3262,14 +3528,18 @@
     <w:p>
       <w:pPr>
         <w:pStyle w:val="NoSpacing"/>
-        <w:rPr>
-          <w:rFonts w:ascii="Century Gothic" w:hAnsi="Century Gothic"/>
-        </w:rPr>
-      </w:pPr>
-    </w:p>
-    <w:p>
-      <w:pPr>
-        <w:pStyle w:val="NoSpacing"/>
+        <w:keepNext/>
+        <w:keepLines/>
+        <w:rPr>
+          <w:rFonts w:ascii="Century Gothic" w:hAnsi="Century Gothic"/>
+        </w:rPr>
+      </w:pPr>
+    </w:p>
+    <w:p>
+      <w:pPr>
+        <w:pStyle w:val="NoSpacing"/>
+        <w:keepNext/>
+        <w:keepLines/>
         <w:rPr>
           <w:rFonts w:ascii="Century Gothic" w:hAnsi="Century Gothic"/>
         </w:rPr>
@@ -3284,30 +3554,38 @@
     <w:p>
       <w:pPr>
         <w:pStyle w:val="NoSpacing"/>
-        <w:rPr>
-          <w:rFonts w:ascii="Century Gothic" w:hAnsi="Century Gothic"/>
-        </w:rPr>
-      </w:pPr>
-    </w:p>
-    <w:p>
-      <w:pPr>
-        <w:pStyle w:val="NoSpacing"/>
-        <w:rPr>
-          <w:rFonts w:ascii="Century Gothic" w:hAnsi="Century Gothic"/>
-        </w:rPr>
-      </w:pPr>
-    </w:p>
-    <w:p>
-      <w:pPr>
-        <w:pStyle w:val="NoSpacing"/>
-        <w:rPr>
-          <w:rFonts w:ascii="Century Gothic" w:hAnsi="Century Gothic"/>
-        </w:rPr>
-      </w:pPr>
-    </w:p>
-    <w:p>
-      <w:pPr>
-        <w:pStyle w:val="NoSpacing"/>
+        <w:keepNext/>
+        <w:keepLines/>
+        <w:rPr>
+          <w:rFonts w:ascii="Century Gothic" w:hAnsi="Century Gothic"/>
+        </w:rPr>
+      </w:pPr>
+    </w:p>
+    <w:p>
+      <w:pPr>
+        <w:pStyle w:val="NoSpacing"/>
+        <w:keepNext/>
+        <w:keepLines/>
+        <w:rPr>
+          <w:rFonts w:ascii="Century Gothic" w:hAnsi="Century Gothic"/>
+        </w:rPr>
+      </w:pPr>
+    </w:p>
+    <w:p>
+      <w:pPr>
+        <w:pStyle w:val="NoSpacing"/>
+        <w:keepNext/>
+        <w:keepLines/>
+        <w:rPr>
+          <w:rFonts w:ascii="Century Gothic" w:hAnsi="Century Gothic"/>
+        </w:rPr>
+      </w:pPr>
+    </w:p>
+    <w:p>
+      <w:pPr>
+        <w:pStyle w:val="NoSpacing"/>
+        <w:keepNext/>
+        <w:keepLines/>
         <w:rPr>
           <w:rFonts w:ascii="Century Gothic" w:hAnsi="Century Gothic"/>
         </w:rPr>
@@ -3334,6 +3612,8 @@
     <w:p>
       <w:pPr>
         <w:pStyle w:val="NoSpacing"/>
+        <w:keepNext/>
+        <w:keepLines/>
         <w:rPr>
           <w:rFonts w:ascii="Century Gothic" w:hAnsi="Century Gothic"/>
         </w:rPr>
@@ -3348,6 +3628,8 @@
     <w:p>
       <w:pPr>
         <w:pStyle w:val="NoSpacing"/>
+        <w:keepNext/>
+        <w:keepLines/>
         <w:rPr>
           <w:rFonts w:ascii="Century Gothic" w:hAnsi="Century Gothic"/>
         </w:rPr>
@@ -3884,6 +4166,8 @@
     <w:p>
       <w:pPr>
         <w:pStyle w:val="NoSpacing"/>
+        <w:keepNext/>
+        <w:keepLines/>
         <w:jc w:val="both"/>
         <w:rPr>
           <w:rFonts w:ascii="Century Gothic" w:hAnsi="Century Gothic" w:cs="Arial"/>
@@ -3899,30 +4183,38 @@
     <w:p>
       <w:pPr>
         <w:pStyle w:val="NoSpacing"/>
-        <w:rPr>
-          <w:rFonts w:ascii="Century Gothic" w:hAnsi="Century Gothic" w:cs="Arial"/>
-        </w:rPr>
-      </w:pPr>
-    </w:p>
-    <w:p>
-      <w:pPr>
-        <w:pStyle w:val="NoSpacing"/>
-        <w:rPr>
-          <w:rFonts w:ascii="Century Gothic" w:hAnsi="Century Gothic" w:cs="Arial"/>
-        </w:rPr>
-      </w:pPr>
-    </w:p>
-    <w:p>
-      <w:pPr>
-        <w:pStyle w:val="NoSpacing"/>
-        <w:rPr>
-          <w:rFonts w:ascii="Century Gothic" w:hAnsi="Century Gothic" w:cs="Arial"/>
-        </w:rPr>
-      </w:pPr>
-    </w:p>
-    <w:p>
-      <w:pPr>
-        <w:pStyle w:val="NoSpacing"/>
+        <w:keepNext/>
+        <w:keepLines/>
+        <w:rPr>
+          <w:rFonts w:ascii="Century Gothic" w:hAnsi="Century Gothic" w:cs="Arial"/>
+        </w:rPr>
+      </w:pPr>
+    </w:p>
+    <w:p>
+      <w:pPr>
+        <w:pStyle w:val="NoSpacing"/>
+        <w:keepNext/>
+        <w:keepLines/>
+        <w:rPr>
+          <w:rFonts w:ascii="Century Gothic" w:hAnsi="Century Gothic" w:cs="Arial"/>
+        </w:rPr>
+      </w:pPr>
+    </w:p>
+    <w:p>
+      <w:pPr>
+        <w:pStyle w:val="NoSpacing"/>
+        <w:keepNext/>
+        <w:keepLines/>
+        <w:rPr>
+          <w:rFonts w:ascii="Century Gothic" w:hAnsi="Century Gothic" w:cs="Arial"/>
+        </w:rPr>
+      </w:pPr>
+    </w:p>
+    <w:p>
+      <w:pPr>
+        <w:pStyle w:val="NoSpacing"/>
+        <w:keepNext/>
+        <w:keepLines/>
         <w:rPr>
           <w:rFonts w:ascii="Century Gothic" w:hAnsi="Century Gothic" w:cs="Arial"/>
         </w:rPr>
@@ -3937,38 +4229,48 @@
     <w:p>
       <w:pPr>
         <w:pStyle w:val="NoSpacing"/>
-        <w:rPr>
-          <w:rFonts w:ascii="Century Gothic" w:hAnsi="Century Gothic" w:cs="Arial"/>
-        </w:rPr>
-      </w:pPr>
-    </w:p>
-    <w:p>
-      <w:pPr>
-        <w:pStyle w:val="NoSpacing"/>
-        <w:rPr>
-          <w:rFonts w:ascii="Century Gothic" w:hAnsi="Century Gothic" w:cs="Arial"/>
-        </w:rPr>
-      </w:pPr>
-    </w:p>
-    <w:p>
-      <w:pPr>
-        <w:pStyle w:val="NoSpacing"/>
-        <w:rPr>
-          <w:rFonts w:ascii="Century Gothic" w:hAnsi="Century Gothic" w:cs="Arial"/>
-        </w:rPr>
-      </w:pPr>
-    </w:p>
-    <w:p>
-      <w:pPr>
-        <w:pStyle w:val="NoSpacing"/>
-        <w:rPr>
-          <w:rFonts w:ascii="Century Gothic" w:hAnsi="Century Gothic" w:cs="Arial"/>
-        </w:rPr>
-      </w:pPr>
-    </w:p>
-    <w:p>
-      <w:pPr>
-        <w:pStyle w:val="NoSpacing"/>
+        <w:keepNext/>
+        <w:keepLines/>
+        <w:rPr>
+          <w:rFonts w:ascii="Century Gothic" w:hAnsi="Century Gothic" w:cs="Arial"/>
+        </w:rPr>
+      </w:pPr>
+    </w:p>
+    <w:p>
+      <w:pPr>
+        <w:pStyle w:val="NoSpacing"/>
+        <w:keepNext/>
+        <w:keepLines/>
+        <w:rPr>
+          <w:rFonts w:ascii="Century Gothic" w:hAnsi="Century Gothic" w:cs="Arial"/>
+        </w:rPr>
+      </w:pPr>
+    </w:p>
+    <w:p>
+      <w:pPr>
+        <w:pStyle w:val="NoSpacing"/>
+        <w:keepNext/>
+        <w:keepLines/>
+        <w:rPr>
+          <w:rFonts w:ascii="Century Gothic" w:hAnsi="Century Gothic" w:cs="Arial"/>
+        </w:rPr>
+      </w:pPr>
+    </w:p>
+    <w:p>
+      <w:pPr>
+        <w:pStyle w:val="NoSpacing"/>
+        <w:keepNext/>
+        <w:keepLines/>
+        <w:rPr>
+          <w:rFonts w:ascii="Century Gothic" w:hAnsi="Century Gothic" w:cs="Arial"/>
+        </w:rPr>
+      </w:pPr>
+    </w:p>
+    <w:p>
+      <w:pPr>
+        <w:pStyle w:val="NoSpacing"/>
+        <w:keepNext/>
+        <w:keepLines/>
         <w:rPr>
           <w:rFonts w:ascii="Century Gothic" w:hAnsi="Century Gothic" w:cs="Arial"/>
         </w:rPr>
@@ -4047,14 +4349,18 @@
     <w:p>
       <w:pPr>
         <w:pStyle w:val="NoSpacing"/>
-        <w:rPr>
-          <w:rFonts w:ascii="Century Gothic" w:hAnsi="Century Gothic" w:cs="Arial"/>
-        </w:rPr>
-      </w:pPr>
-    </w:p>
-    <w:p>
-      <w:pPr>
-        <w:pStyle w:val="NoSpacing"/>
+        <w:keepNext/>
+        <w:keepLines/>
+        <w:rPr>
+          <w:rFonts w:ascii="Century Gothic" w:hAnsi="Century Gothic" w:cs="Arial"/>
+        </w:rPr>
+      </w:pPr>
+    </w:p>
+    <w:p>
+      <w:pPr>
+        <w:pStyle w:val="NoSpacing"/>
+        <w:keepNext/>
+        <w:keepLines/>
         <w:ind w:left="2160" w:firstLine="720"/>
         <w:rPr>
           <w:rFonts w:ascii="Century Gothic" w:hAnsi="Century Gothic" w:cs="Arial"/>
@@ -4070,6 +4376,8 @@
     <w:p>
       <w:pPr>
         <w:pStyle w:val="NoSpacing"/>
+        <w:keepNext/>
+        <w:keepLines/>
         <w:ind w:left="2880"/>
         <w:rPr>
           <w:rFonts w:ascii="Century Gothic" w:hAnsi="Century Gothic" w:cs="Arial"/>
@@ -4097,6 +4405,8 @@
     <w:p>
       <w:pPr>
         <w:pStyle w:val="NoSpacing"/>
+        <w:keepNext/>
+        <w:keepLines/>
         <w:rPr>
           <w:rFonts w:ascii="Century Gothic" w:hAnsi="Century Gothic" w:cs="Arial"/>
         </w:rPr>
@@ -4131,6 +4441,8 @@
     <w:p>
       <w:pPr>
         <w:pStyle w:val="NoSpacing"/>
+        <w:keepNext/>
+        <w:keepLines/>
         <w:rPr>
           <w:rFonts w:ascii="Century Gothic" w:hAnsi="Century Gothic" w:cs="Arial"/>
         </w:rPr>
@@ -4193,6 +4505,8 @@
     <w:p>
       <w:pPr>
         <w:pStyle w:val="NoSpacing"/>
+        <w:keepNext/>
+        <w:keepLines/>
         <w:rPr>
           <w:rFonts w:ascii="Century Gothic" w:hAnsi="Century Gothic" w:cs="Arial"/>
           <w:u w:val="single"/>
@@ -4202,6 +4516,8 @@
     <w:p>
       <w:pPr>
         <w:pStyle w:val="NoSpacing"/>
+        <w:keepNext/>
+        <w:keepLines/>
         <w:rPr>
           <w:rFonts w:ascii="Century Gothic" w:hAnsi="Century Gothic" w:cs="Arial"/>
         </w:rPr>
@@ -4216,14 +4532,18 @@
     <w:p>
       <w:pPr>
         <w:pStyle w:val="NoSpacing"/>
-        <w:rPr>
-          <w:rFonts w:ascii="Century Gothic" w:hAnsi="Century Gothic" w:cs="Arial"/>
-        </w:rPr>
-      </w:pPr>
-    </w:p>
-    <w:p>
-      <w:pPr>
-        <w:pStyle w:val="NoSpacing"/>
+        <w:keepNext/>
+        <w:keepLines/>
+        <w:rPr>
+          <w:rFonts w:ascii="Century Gothic" w:hAnsi="Century Gothic" w:cs="Arial"/>
+        </w:rPr>
+      </w:pPr>
+    </w:p>
+    <w:p>
+      <w:pPr>
+        <w:pStyle w:val="NoSpacing"/>
+        <w:keepNext/>
+        <w:keepLines/>
         <w:rPr>
           <w:rFonts w:ascii="Century Gothic" w:hAnsi="Century Gothic" w:cs="Arial"/>
         </w:rPr>
@@ -4335,6 +4655,8 @@
     <w:p>
       <w:pPr>
         <w:pStyle w:val="NoSpacing"/>
+        <w:keepNext/>
+        <w:keepLines/>
         <w:jc w:val="both"/>
         <w:rPr>
           <w:rFonts w:ascii="Century Gothic" w:hAnsi="Century Gothic" w:cs="Arial"/>
@@ -4406,22 +4728,28 @@
     <w:p>
       <w:pPr>
         <w:pStyle w:val="NoSpacing"/>
-        <w:rPr>
-          <w:rFonts w:ascii="Century Gothic" w:hAnsi="Century Gothic" w:cs="Arial"/>
-        </w:rPr>
-      </w:pPr>
-    </w:p>
-    <w:p>
-      <w:pPr>
-        <w:pStyle w:val="NoSpacing"/>
-        <w:rPr>
-          <w:rFonts w:ascii="Century Gothic" w:hAnsi="Century Gothic" w:cs="Arial"/>
-        </w:rPr>
-      </w:pPr>
-    </w:p>
-    <w:p>
-      <w:pPr>
-        <w:pStyle w:val="NoSpacing"/>
+        <w:keepNext/>
+        <w:keepLines/>
+        <w:rPr>
+          <w:rFonts w:ascii="Century Gothic" w:hAnsi="Century Gothic" w:cs="Arial"/>
+        </w:rPr>
+      </w:pPr>
+    </w:p>
+    <w:p>
+      <w:pPr>
+        <w:pStyle w:val="NoSpacing"/>
+        <w:keepNext/>
+        <w:keepLines/>
+        <w:rPr>
+          <w:rFonts w:ascii="Century Gothic" w:hAnsi="Century Gothic" w:cs="Arial"/>
+        </w:rPr>
+      </w:pPr>
+    </w:p>
+    <w:p>
+      <w:pPr>
+        <w:pStyle w:val="NoSpacing"/>
+        <w:keepNext/>
+        <w:keepLines/>
         <w:rPr>
           <w:rFonts w:ascii="Century Gothic" w:hAnsi="Century Gothic" w:cs="Arial"/>
         </w:rPr>
@@ -4436,54 +4764,68 @@
     <w:p>
       <w:pPr>
         <w:pStyle w:val="NoSpacing"/>
-        <w:rPr>
-          <w:rFonts w:ascii="Century Gothic" w:hAnsi="Century Gothic" w:cs="Arial"/>
-        </w:rPr>
-      </w:pPr>
-    </w:p>
-    <w:p>
-      <w:pPr>
-        <w:pStyle w:val="NoSpacing"/>
-        <w:rPr>
-          <w:rFonts w:ascii="Century Gothic" w:hAnsi="Century Gothic" w:cs="Arial"/>
-        </w:rPr>
-      </w:pPr>
-    </w:p>
-    <w:p>
-      <w:pPr>
-        <w:pStyle w:val="NoSpacing"/>
-        <w:rPr>
-          <w:rFonts w:ascii="Century Gothic" w:hAnsi="Century Gothic" w:cs="Arial"/>
-        </w:rPr>
-      </w:pPr>
-    </w:p>
-    <w:p>
-      <w:pPr>
-        <w:pStyle w:val="NoSpacing"/>
-        <w:rPr>
-          <w:rFonts w:ascii="Century Gothic" w:hAnsi="Century Gothic" w:cs="Arial"/>
-        </w:rPr>
-      </w:pPr>
-    </w:p>
-    <w:p>
-      <w:pPr>
-        <w:pStyle w:val="NoSpacing"/>
-        <w:rPr>
-          <w:rFonts w:ascii="Century Gothic" w:hAnsi="Century Gothic" w:cs="Arial"/>
-        </w:rPr>
-      </w:pPr>
-    </w:p>
-    <w:p>
-      <w:pPr>
-        <w:pStyle w:val="NoSpacing"/>
-        <w:rPr>
-          <w:rFonts w:ascii="Century Gothic" w:hAnsi="Century Gothic" w:cs="Arial"/>
-        </w:rPr>
-      </w:pPr>
-    </w:p>
-    <w:p>
-      <w:pPr>
-        <w:pStyle w:val="NoSpacing"/>
+        <w:keepNext/>
+        <w:keepLines/>
+        <w:rPr>
+          <w:rFonts w:ascii="Century Gothic" w:hAnsi="Century Gothic" w:cs="Arial"/>
+        </w:rPr>
+      </w:pPr>
+    </w:p>
+    <w:p>
+      <w:pPr>
+        <w:pStyle w:val="NoSpacing"/>
+        <w:keepNext/>
+        <w:keepLines/>
+        <w:rPr>
+          <w:rFonts w:ascii="Century Gothic" w:hAnsi="Century Gothic" w:cs="Arial"/>
+        </w:rPr>
+      </w:pPr>
+    </w:p>
+    <w:p>
+      <w:pPr>
+        <w:pStyle w:val="NoSpacing"/>
+        <w:keepNext/>
+        <w:keepLines/>
+        <w:rPr>
+          <w:rFonts w:ascii="Century Gothic" w:hAnsi="Century Gothic" w:cs="Arial"/>
+        </w:rPr>
+      </w:pPr>
+    </w:p>
+    <w:p>
+      <w:pPr>
+        <w:pStyle w:val="NoSpacing"/>
+        <w:keepNext/>
+        <w:keepLines/>
+        <w:rPr>
+          <w:rFonts w:ascii="Century Gothic" w:hAnsi="Century Gothic" w:cs="Arial"/>
+        </w:rPr>
+      </w:pPr>
+    </w:p>
+    <w:p>
+      <w:pPr>
+        <w:pStyle w:val="NoSpacing"/>
+        <w:keepNext/>
+        <w:keepLines/>
+        <w:rPr>
+          <w:rFonts w:ascii="Century Gothic" w:hAnsi="Century Gothic" w:cs="Arial"/>
+        </w:rPr>
+      </w:pPr>
+    </w:p>
+    <w:p>
+      <w:pPr>
+        <w:pStyle w:val="NoSpacing"/>
+        <w:keepNext/>
+        <w:keepLines/>
+        <w:rPr>
+          <w:rFonts w:ascii="Century Gothic" w:hAnsi="Century Gothic" w:cs="Arial"/>
+        </w:rPr>
+      </w:pPr>
+    </w:p>
+    <w:p>
+      <w:pPr>
+        <w:pStyle w:val="NoSpacing"/>
+        <w:keepNext/>
+        <w:keepLines/>
         <w:rPr>
           <w:rFonts w:ascii="Century Gothic" w:hAnsi="Century Gothic" w:cs="Arial"/>
         </w:rPr>
@@ -4660,6 +5002,8 @@
     <w:p>
       <w:pPr>
         <w:pStyle w:val="NoSpacing"/>
+        <w:keepNext/>
+        <w:keepLines/>
         <w:rPr>
           <w:rFonts w:ascii="Century Gothic" w:hAnsi="Century Gothic" w:cs="Arial"/>
         </w:rPr>
@@ -4674,50 +5018,62 @@
     <w:p>
       <w:pPr>
         <w:pStyle w:val="NoSpacing"/>
-        <w:rPr>
-          <w:rFonts w:ascii="Century Gothic" w:hAnsi="Century Gothic"/>
-          <w:b/>
-        </w:rPr>
-      </w:pPr>
-    </w:p>
-    <w:p>
-      <w:pPr>
-        <w:pStyle w:val="NoSpacing"/>
-        <w:rPr>
-          <w:rFonts w:ascii="Century Gothic" w:hAnsi="Century Gothic"/>
-          <w:b/>
-        </w:rPr>
-      </w:pPr>
-    </w:p>
-    <w:p>
-      <w:pPr>
-        <w:pStyle w:val="NoSpacing"/>
-        <w:rPr>
-          <w:rFonts w:ascii="Century Gothic" w:hAnsi="Century Gothic"/>
-          <w:b/>
-        </w:rPr>
-      </w:pPr>
-    </w:p>
-    <w:p>
-      <w:pPr>
-        <w:pStyle w:val="NoSpacing"/>
-        <w:rPr>
-          <w:rFonts w:ascii="Century Gothic" w:hAnsi="Century Gothic"/>
-          <w:b/>
-        </w:rPr>
-      </w:pPr>
-    </w:p>
-    <w:p>
-      <w:pPr>
-        <w:pStyle w:val="NoSpacing"/>
-        <w:rPr>
-          <w:rFonts w:ascii="Century Gothic" w:hAnsi="Century Gothic" w:cs="Arial"/>
-        </w:rPr>
-      </w:pPr>
-    </w:p>
-    <w:p>
-      <w:pPr>
-        <w:pStyle w:val="NoSpacing"/>
+        <w:keepNext/>
+        <w:keepLines/>
+        <w:rPr>
+          <w:rFonts w:ascii="Century Gothic" w:hAnsi="Century Gothic"/>
+          <w:b/>
+        </w:rPr>
+      </w:pPr>
+    </w:p>
+    <w:p>
+      <w:pPr>
+        <w:pStyle w:val="NoSpacing"/>
+        <w:keepNext/>
+        <w:keepLines/>
+        <w:rPr>
+          <w:rFonts w:ascii="Century Gothic" w:hAnsi="Century Gothic"/>
+          <w:b/>
+        </w:rPr>
+      </w:pPr>
+    </w:p>
+    <w:p>
+      <w:pPr>
+        <w:pStyle w:val="NoSpacing"/>
+        <w:keepNext/>
+        <w:keepLines/>
+        <w:rPr>
+          <w:rFonts w:ascii="Century Gothic" w:hAnsi="Century Gothic"/>
+          <w:b/>
+        </w:rPr>
+      </w:pPr>
+    </w:p>
+    <w:p>
+      <w:pPr>
+        <w:pStyle w:val="NoSpacing"/>
+        <w:keepNext/>
+        <w:keepLines/>
+        <w:rPr>
+          <w:rFonts w:ascii="Century Gothic" w:hAnsi="Century Gothic"/>
+          <w:b/>
+        </w:rPr>
+      </w:pPr>
+    </w:p>
+    <w:p>
+      <w:pPr>
+        <w:pStyle w:val="NoSpacing"/>
+        <w:keepNext/>
+        <w:keepLines/>
+        <w:rPr>
+          <w:rFonts w:ascii="Century Gothic" w:hAnsi="Century Gothic" w:cs="Arial"/>
+        </w:rPr>
+      </w:pPr>
+    </w:p>
+    <w:p>
+      <w:pPr>
+        <w:pStyle w:val="NoSpacing"/>
+        <w:keepNext/>
+        <w:keepLines/>
         <w:rPr>
           <w:rFonts w:ascii="Century Gothic" w:hAnsi="Century Gothic"/>
         </w:rPr>
@@ -4744,6 +5100,8 @@
     <w:p>
       <w:pPr>
         <w:pStyle w:val="NoSpacing"/>
+        <w:keepNext/>
+        <w:keepLines/>
         <w:rPr>
           <w:rFonts w:ascii="Century Gothic" w:hAnsi="Century Gothic" w:cs="Arial"/>
         </w:rPr>
@@ -4758,6 +5116,8 @@
     <w:p>
       <w:pPr>
         <w:pStyle w:val="NoSpacing"/>
+        <w:keepNext/>
+        <w:keepLines/>
         <w:rPr>
           <w:rFonts w:ascii="Century Gothic" w:hAnsi="Century Gothic" w:cs="Arial"/>
           <w:u w:val="single"/>
@@ -4767,6 +5127,8 @@
     <w:p>
       <w:pPr>
         <w:pStyle w:val="NoSpacing"/>
+        <w:keepNext/>
+        <w:keepLines/>
         <w:rPr>
           <w:rFonts w:ascii="Century Gothic" w:hAnsi="Century Gothic" w:cs="Arial"/>
         </w:rPr>
@@ -4781,6 +5143,8 @@
     <w:p>
       <w:pPr>
         <w:pStyle w:val="NoSpacing"/>
+        <w:keepNext/>
+        <w:keepLines/>
         <w:rPr>
           <w:rFonts w:ascii="Century Gothic" w:hAnsi="Century Gothic" w:cs="Arial"/>
         </w:rPr>
@@ -4795,6 +5159,8 @@
     <w:p>
       <w:pPr>
         <w:pStyle w:val="NoSpacing"/>
+        <w:keepNext/>
+        <w:keepLines/>
         <w:rPr>
           <w:rFonts w:ascii="Century Gothic" w:hAnsi="Century Gothic" w:cs="Arial"/>
         </w:rPr>
@@ -4821,14 +5187,18 @@
     <w:p>
       <w:pPr>
         <w:pStyle w:val="NoSpacing"/>
-        <w:rPr>
-          <w:rFonts w:ascii="Century Gothic" w:hAnsi="Century Gothic" w:cs="Arial"/>
-        </w:rPr>
-      </w:pPr>
-    </w:p>
-    <w:p>
-      <w:pPr>
-        <w:pStyle w:val="NoSpacing"/>
+        <w:keepNext/>
+        <w:keepLines/>
+        <w:rPr>
+          <w:rFonts w:ascii="Century Gothic" w:hAnsi="Century Gothic" w:cs="Arial"/>
+        </w:rPr>
+      </w:pPr>
+    </w:p>
+    <w:p>
+      <w:pPr>
+        <w:pStyle w:val="NoSpacing"/>
+        <w:keepNext/>
+        <w:keepLines/>
         <w:rPr>
           <w:rFonts w:ascii="Century Gothic" w:hAnsi="Century Gothic" w:cs="Arial"/>
         </w:rPr>
@@ -4843,14 +5213,18 @@
     <w:p>
       <w:pPr>
         <w:pStyle w:val="NoSpacing"/>
-        <w:rPr>
-          <w:rFonts w:ascii="Century Gothic" w:hAnsi="Century Gothic" w:cs="Arial"/>
-        </w:rPr>
-      </w:pPr>
-    </w:p>
-    <w:p>
-      <w:pPr>
-        <w:pStyle w:val="NoSpacing"/>
+        <w:keepNext/>
+        <w:keepLines/>
+        <w:rPr>
+          <w:rFonts w:ascii="Century Gothic" w:hAnsi="Century Gothic" w:cs="Arial"/>
+        </w:rPr>
+      </w:pPr>
+    </w:p>
+    <w:p>
+      <w:pPr>
+        <w:pStyle w:val="NoSpacing"/>
+        <w:keepNext/>
+        <w:keepLines/>
         <w:jc w:val="both"/>
         <w:rPr>
           <w:rFonts w:ascii="Century Gothic" w:hAnsi="Century Gothic"/>
@@ -5037,6 +5411,8 @@
     <w:p>
       <w:pPr>
         <w:pStyle w:val="NoSpacing"/>
+        <w:keepNext/>
+        <w:keepLines/>
         <w:rPr>
           <w:rFonts w:ascii="Century Gothic" w:hAnsi="Century Gothic" w:cs="Arial"/>
         </w:rPr>
@@ -5051,22 +5427,28 @@
     <w:p>
       <w:pPr>
         <w:pStyle w:val="NoSpacing"/>
-        <w:rPr>
-          <w:rFonts w:ascii="Century Gothic" w:hAnsi="Century Gothic" w:cs="Arial"/>
-        </w:rPr>
-      </w:pPr>
-    </w:p>
-    <w:p>
-      <w:pPr>
-        <w:pStyle w:val="NoSpacing"/>
-        <w:rPr>
-          <w:rFonts w:ascii="Century Gothic" w:hAnsi="Century Gothic" w:cs="Arial"/>
-        </w:rPr>
-      </w:pPr>
-    </w:p>
-    <w:p>
-      <w:pPr>
-        <w:pStyle w:val="NoSpacing"/>
+        <w:keepNext/>
+        <w:keepLines/>
+        <w:rPr>
+          <w:rFonts w:ascii="Century Gothic" w:hAnsi="Century Gothic" w:cs="Arial"/>
+        </w:rPr>
+      </w:pPr>
+    </w:p>
+    <w:p>
+      <w:pPr>
+        <w:pStyle w:val="NoSpacing"/>
+        <w:keepNext/>
+        <w:keepLines/>
+        <w:rPr>
+          <w:rFonts w:ascii="Century Gothic" w:hAnsi="Century Gothic" w:cs="Arial"/>
+        </w:rPr>
+      </w:pPr>
+    </w:p>
+    <w:p>
+      <w:pPr>
+        <w:pStyle w:val="NoSpacing"/>
+        <w:keepNext/>
+        <w:keepLines/>
         <w:rPr>
           <w:rFonts w:ascii="Century Gothic" w:hAnsi="Century Gothic" w:cs="Arial"/>
         </w:rPr>
@@ -5081,22 +5463,28 @@
     <w:p>
       <w:pPr>
         <w:pStyle w:val="NoSpacing"/>
-        <w:rPr>
-          <w:rFonts w:ascii="Century Gothic" w:hAnsi="Century Gothic" w:cs="Arial"/>
-        </w:rPr>
-      </w:pPr>
-    </w:p>
-    <w:p>
-      <w:pPr>
-        <w:pStyle w:val="NoSpacing"/>
-        <w:rPr>
-          <w:rFonts w:ascii="Century Gothic" w:hAnsi="Century Gothic" w:cs="Arial"/>
-        </w:rPr>
-      </w:pPr>
-    </w:p>
-    <w:p>
-      <w:pPr>
-        <w:pStyle w:val="NoSpacing"/>
+        <w:keepNext/>
+        <w:keepLines/>
+        <w:rPr>
+          <w:rFonts w:ascii="Century Gothic" w:hAnsi="Century Gothic" w:cs="Arial"/>
+        </w:rPr>
+      </w:pPr>
+    </w:p>
+    <w:p>
+      <w:pPr>
+        <w:pStyle w:val="NoSpacing"/>
+        <w:keepNext/>
+        <w:keepLines/>
+        <w:rPr>
+          <w:rFonts w:ascii="Century Gothic" w:hAnsi="Century Gothic" w:cs="Arial"/>
+        </w:rPr>
+      </w:pPr>
+    </w:p>
+    <w:p>
+      <w:pPr>
+        <w:pStyle w:val="NoSpacing"/>
+        <w:keepNext/>
+        <w:keepLines/>
         <w:rPr>
           <w:rFonts w:ascii="Century Gothic" w:hAnsi="Century Gothic" w:cs="Arial"/>
         </w:rPr>
@@ -5111,46 +5499,58 @@
     <w:p>
       <w:pPr>
         <w:pStyle w:val="NoSpacing"/>
-        <w:rPr>
-          <w:rFonts w:ascii="Century Gothic" w:hAnsi="Century Gothic" w:cs="Arial"/>
-        </w:rPr>
-      </w:pPr>
-    </w:p>
-    <w:p>
-      <w:pPr>
-        <w:pStyle w:val="NoSpacing"/>
-        <w:rPr>
-          <w:rFonts w:ascii="Century Gothic" w:hAnsi="Century Gothic" w:cs="Arial"/>
-        </w:rPr>
-      </w:pPr>
-    </w:p>
-    <w:p>
-      <w:pPr>
-        <w:pStyle w:val="NoSpacing"/>
-        <w:rPr>
-          <w:rFonts w:ascii="Century Gothic" w:hAnsi="Century Gothic" w:cs="Arial"/>
-        </w:rPr>
-      </w:pPr>
-    </w:p>
-    <w:p>
-      <w:pPr>
-        <w:pStyle w:val="NoSpacing"/>
-        <w:rPr>
-          <w:rFonts w:ascii="Century Gothic" w:hAnsi="Century Gothic" w:cs="Arial"/>
-        </w:rPr>
-      </w:pPr>
-    </w:p>
-    <w:p>
-      <w:pPr>
-        <w:pStyle w:val="NoSpacing"/>
-        <w:rPr>
-          <w:rFonts w:ascii="Century Gothic" w:hAnsi="Century Gothic" w:cs="Arial"/>
-        </w:rPr>
-      </w:pPr>
-    </w:p>
-    <w:p>
-      <w:pPr>
-        <w:pStyle w:val="NoSpacing"/>
+        <w:keepNext/>
+        <w:keepLines/>
+        <w:rPr>
+          <w:rFonts w:ascii="Century Gothic" w:hAnsi="Century Gothic" w:cs="Arial"/>
+        </w:rPr>
+      </w:pPr>
+    </w:p>
+    <w:p>
+      <w:pPr>
+        <w:pStyle w:val="NoSpacing"/>
+        <w:keepNext/>
+        <w:keepLines/>
+        <w:rPr>
+          <w:rFonts w:ascii="Century Gothic" w:hAnsi="Century Gothic" w:cs="Arial"/>
+        </w:rPr>
+      </w:pPr>
+    </w:p>
+    <w:p>
+      <w:pPr>
+        <w:pStyle w:val="NoSpacing"/>
+        <w:keepNext/>
+        <w:keepLines/>
+        <w:rPr>
+          <w:rFonts w:ascii="Century Gothic" w:hAnsi="Century Gothic" w:cs="Arial"/>
+        </w:rPr>
+      </w:pPr>
+    </w:p>
+    <w:p>
+      <w:pPr>
+        <w:pStyle w:val="NoSpacing"/>
+        <w:keepNext/>
+        <w:keepLines/>
+        <w:rPr>
+          <w:rFonts w:ascii="Century Gothic" w:hAnsi="Century Gothic" w:cs="Arial"/>
+        </w:rPr>
+      </w:pPr>
+    </w:p>
+    <w:p>
+      <w:pPr>
+        <w:pStyle w:val="NoSpacing"/>
+        <w:keepNext/>
+        <w:keepLines/>
+        <w:rPr>
+          <w:rFonts w:ascii="Century Gothic" w:hAnsi="Century Gothic" w:cs="Arial"/>
+        </w:rPr>
+      </w:pPr>
+    </w:p>
+    <w:p>
+      <w:pPr>
+        <w:pStyle w:val="NoSpacing"/>
+        <w:keepNext/>
+        <w:keepLines/>
         <w:rPr>
           <w:rFonts w:ascii="Century Gothic" w:hAnsi="Century Gothic" w:cs="Arial"/>
         </w:rPr>
@@ -5201,6 +5601,8 @@
     <w:p>
       <w:pPr>
         <w:pStyle w:val="NoSpacing"/>
+        <w:keepNext/>
+        <w:keepLines/>
         <w:jc w:val="both"/>
         <w:rPr>
           <w:rFonts w:ascii="Century Gothic" w:hAnsi="Century Gothic" w:cs="Arial"/>
@@ -5221,6 +5623,8 @@
     <w:p>
       <w:pPr>
         <w:pStyle w:val="NoSpacing"/>
+        <w:keepNext/>
+        <w:keepLines/>
         <w:jc w:val="both"/>
         <w:rPr>
           <w:rFonts w:ascii="Century Gothic" w:hAnsi="Century Gothic" w:cs="Arial"/>
@@ -5236,6 +5640,8 @@
     <w:p>
       <w:pPr>
         <w:pStyle w:val="NoSpacing"/>
+        <w:keepNext/>
+        <w:keepLines/>
         <w:ind w:left="5760"/>
         <w:jc w:val="both"/>
         <w:rPr>
@@ -5278,6 +5684,8 @@
     <w:p>
       <w:pPr>
         <w:pStyle w:val="NoSpacing"/>
+        <w:keepNext/>
+        <w:keepLines/>
         <w:jc w:val="both"/>
         <w:rPr>
           <w:rFonts w:ascii="Century Gothic" w:hAnsi="Century Gothic" w:cs="Arial"/>
@@ -5305,6 +5713,8 @@
     <w:p>
       <w:pPr>
         <w:pStyle w:val="NoSpacing"/>
+        <w:keepNext/>
+        <w:keepLines/>
         <w:jc w:val="both"/>
         <w:rPr>
           <w:rFonts w:ascii="Century Gothic" w:hAnsi="Century Gothic" w:cs="Arial"/>
@@ -5320,6 +5730,8 @@
     <w:p>
       <w:pPr>
         <w:pStyle w:val="NoSpacing"/>
+        <w:keepNext/>
+        <w:keepLines/>
         <w:jc w:val="both"/>
         <w:rPr>
           <w:rFonts w:ascii="Century Gothic" w:hAnsi="Century Gothic" w:cs="Arial"/>
@@ -5335,6 +5747,8 @@
     <w:p>
       <w:pPr>
         <w:pStyle w:val="NoSpacing"/>
+        <w:keepNext/>
+        <w:keepLines/>
         <w:jc w:val="both"/>
         <w:rPr>
           <w:rFonts w:ascii="Century Gothic" w:hAnsi="Century Gothic" w:cs="Arial"/>
@@ -5364,6 +5778,8 @@
     <w:p>
       <w:pPr>
         <w:pStyle w:val="NoSpacing"/>
+        <w:keepNext/>
+        <w:keepLines/>
         <w:jc w:val="both"/>
         <w:rPr>
           <w:rFonts w:ascii="Century Gothic" w:hAnsi="Century Gothic" w:cs="Arial"/>
@@ -5373,6 +5789,8 @@
     <w:p>
       <w:pPr>
         <w:pStyle w:val="NoSpacing"/>
+        <w:keepNext/>
+        <w:keepLines/>
         <w:jc w:val="both"/>
         <w:rPr>
           <w:rFonts w:ascii="Century Gothic" w:hAnsi="Century Gothic" w:cs="Arial"/>
@@ -5410,6 +5828,8 @@
     <w:p>
       <w:pPr>
         <w:pStyle w:val="NoSpacing"/>
+        <w:keepNext/>
+        <w:keepLines/>
         <w:jc w:val="both"/>
         <w:rPr>
           <w:rFonts w:ascii="Century Gothic" w:hAnsi="Century Gothic" w:cs="Arial"/>
@@ -5419,6 +5839,8 @@
     <w:p>
       <w:pPr>
         <w:pStyle w:val="NoSpacing"/>
+        <w:keepNext/>
+        <w:keepLines/>
         <w:jc w:val="both"/>
         <w:rPr>
           <w:rFonts w:ascii="Century Gothic" w:hAnsi="Century Gothic" w:cs="Arial"/>
@@ -5669,6 +6091,8 @@
     <w:p>
       <w:pPr>
         <w:pStyle w:val="NoSpacing"/>
+        <w:keepNext/>
+        <w:keepLines/>
         <w:jc w:val="both"/>
         <w:rPr>
           <w:rFonts w:ascii="Century Gothic" w:hAnsi="Century Gothic" w:cs="Arial"/>
@@ -5746,6 +6170,8 @@
     <w:p>
       <w:pPr>
         <w:pStyle w:val="NoSpacing"/>
+        <w:keepNext/>
+        <w:keepLines/>
         <w:jc w:val="both"/>
         <w:rPr>
           <w:rFonts w:ascii="Century Gothic" w:hAnsi="Century Gothic" w:cs="Arial"/>
@@ -5755,6 +6181,8 @@
     <w:p>
       <w:pPr>
         <w:pStyle w:val="NoSpacing"/>
+        <w:keepNext/>
+        <w:keepLines/>
         <w:jc w:val="both"/>
         <w:rPr>
           <w:rFonts w:ascii="Century Gothic" w:hAnsi="Century Gothic" w:cs="Arial"/>
@@ -5770,6 +6198,8 @@
     <w:p>
       <w:pPr>
         <w:pStyle w:val="NoSpacing"/>
+        <w:keepNext/>
+        <w:keepLines/>
         <w:jc w:val="both"/>
         <w:rPr>
           <w:rFonts w:ascii="Century Gothic" w:hAnsi="Century Gothic" w:cs="Arial"/>
@@ -5779,6 +6209,8 @@
     <w:p>
       <w:pPr>
         <w:pStyle w:val="NoSpacing"/>
+        <w:keepNext/>
+        <w:keepLines/>
         <w:jc w:val="both"/>
         <w:rPr>
           <w:rFonts w:ascii="Century Gothic" w:hAnsi="Century Gothic" w:cs="Arial"/>
@@ -5794,6 +6226,8 @@
     <w:p>
       <w:pPr>
         <w:pStyle w:val="NoSpacing"/>
+        <w:keepNext/>
+        <w:keepLines/>
         <w:jc w:val="both"/>
         <w:rPr>
           <w:rFonts w:ascii="Century Gothic" w:hAnsi="Century Gothic" w:cs="Arial"/>
@@ -5803,6 +6237,8 @@
     <w:p>
       <w:pPr>
         <w:pStyle w:val="NoSpacing"/>
+        <w:keepNext/>
+        <w:keepLines/>
         <w:jc w:val="both"/>
         <w:rPr>
           <w:rFonts w:ascii="Century Gothic" w:hAnsi="Century Gothic" w:cs="Arial"/>
@@ -5812,6 +6248,8 @@
     <w:p>
       <w:pPr>
         <w:pStyle w:val="NoSpacing"/>
+        <w:keepNext/>
+        <w:keepLines/>
         <w:jc w:val="both"/>
         <w:rPr>
           <w:rFonts w:ascii="Century Gothic" w:hAnsi="Century Gothic" w:cs="Arial"/>
@@ -5821,6 +6259,8 @@
     <w:p>
       <w:pPr>
         <w:pStyle w:val="NoSpacing"/>
+        <w:keepNext/>
+        <w:keepLines/>
         <w:jc w:val="both"/>
         <w:rPr>
           <w:rFonts w:ascii="Century Gothic" w:hAnsi="Century Gothic" w:cs="Arial"/>
@@ -5830,6 +6270,8 @@
     <w:p>
       <w:pPr>
         <w:pStyle w:val="NoSpacing"/>
+        <w:keepNext/>
+        <w:keepLines/>
         <w:jc w:val="both"/>
         <w:rPr>
           <w:rFonts w:ascii="Century Gothic" w:hAnsi="Century Gothic" w:cs="Arial"/>
@@ -5845,22 +6287,26 @@
     <w:p>
       <w:pPr>
         <w:pStyle w:val="NoSpacing"/>
-        <w:rPr>
-          <w:rFonts w:ascii="Century Gothic" w:hAnsi="Century Gothic"/>
-        </w:rPr>
-      </w:pPr>
-    </w:p>
-    <w:p>
-      <w:pPr>
-        <w:pStyle w:val="NoSpacing"/>
-        <w:rPr>
-          <w:rFonts w:ascii="Century Gothic" w:hAnsi="Century Gothic"/>
-        </w:rPr>
-      </w:pPr>
-    </w:p>
-    <w:p>
-      <w:pPr>
-        <w:pStyle w:val="NoSpacing"/>
+        <w:keepNext/>
+        <w:keepLines/>
+        <w:rPr>
+          <w:rFonts w:ascii="Century Gothic" w:hAnsi="Century Gothic"/>
+        </w:rPr>
+      </w:pPr>
+    </w:p>
+    <w:p>
+      <w:pPr>
+        <w:pStyle w:val="NoSpacing"/>
+        <w:rPr>
+          <w:rFonts w:ascii="Century Gothic" w:hAnsi="Century Gothic"/>
+        </w:rPr>
+      </w:pPr>
+    </w:p>
+    <w:p>
+      <w:pPr>
+        <w:pStyle w:val="NoSpacing"/>
+        <w:keepNext/>
+        <w:keepLines/>
         <w:rPr>
           <w:rFonts w:ascii="Century Gothic" w:hAnsi="Century Gothic"/>
           <w:b/>
@@ -5882,6 +6328,8 @@
     <w:p>
       <w:pPr>
         <w:pStyle w:val="NoSpacing"/>
+        <w:keepNext/>
+        <w:keepLines/>
         <w:rPr>
           <w:rFonts w:ascii="Century Gothic" w:hAnsi="Century Gothic"/>
           <w:b/>
@@ -5964,6 +6412,8 @@
           <w:p>
             <w:pPr>
               <w:pStyle w:val="NoSpacing"/>
+              <w:keepNext/>
+              <w:keepLines/>
               <w:rPr>
                 <w:rFonts w:ascii="Century Gothic" w:hAnsi="Century Gothic"/>
                 <w:b/>
@@ -5994,6 +6444,8 @@
           <w:p>
             <w:pPr>
               <w:pStyle w:val="NoSpacing"/>
+              <w:keepNext/>
+              <w:keepLines/>
               <w:rPr>
                 <w:rFonts w:ascii="Century Gothic" w:hAnsi="Century Gothic"/>
                 <w:b/>
@@ -6015,6 +6467,8 @@
           <w:p>
             <w:pPr>
               <w:pStyle w:val="NoSpacing"/>
+              <w:keepNext/>
+              <w:keepLines/>
               <w:rPr>
                 <w:rFonts w:ascii="Century Gothic" w:hAnsi="Century Gothic"/>
                 <w:b/>
@@ -7439,6 +7893,8 @@
           <w:p>
             <w:pPr>
               <w:pStyle w:val="NoSpacing"/>
+              <w:keepNext/>
+              <w:keepLines/>
               <w:rPr>
                 <w:rFonts w:ascii="Century Gothic" w:hAnsi="Century Gothic"/>
               </w:rPr>
@@ -7458,6 +7914,8 @@
           <w:p>
             <w:pPr>
               <w:pStyle w:val="NoSpacing"/>
+              <w:keepNext/>
+              <w:keepLines/>
               <w:rPr>
                 <w:rFonts w:ascii="Century Gothic" w:hAnsi="Century Gothic"/>
               </w:rPr>
@@ -7477,6 +7935,8 @@
           <w:p>
             <w:pPr>
               <w:pStyle w:val="NoSpacing"/>
+              <w:keepNext/>
+              <w:keepLines/>
               <w:rPr>
                 <w:rFonts w:ascii="Century Gothic" w:hAnsi="Century Gothic"/>
                 <w:b/>
@@ -7493,6 +7953,8 @@
           <w:p>
             <w:pPr>
               <w:pStyle w:val="NoSpacing"/>
+              <w:keepNext/>
+              <w:keepLines/>
               <w:rPr>
                 <w:rFonts w:ascii="Century Gothic" w:hAnsi="Century Gothic"/>
               </w:rPr>
@@ -7512,6 +7974,8 @@
           <w:p>
             <w:pPr>
               <w:pStyle w:val="NoSpacing"/>
+              <w:keepNext/>
+              <w:keepLines/>
               <w:rPr>
                 <w:rFonts w:ascii="Century Gothic" w:hAnsi="Century Gothic"/>
               </w:rPr>
@@ -7531,6 +7995,8 @@
           <w:p>
             <w:pPr>
               <w:pStyle w:val="NoSpacing"/>
+              <w:keepNext/>
+              <w:keepLines/>
               <w:rPr>
                 <w:rFonts w:ascii="Century Gothic" w:hAnsi="Century Gothic"/>
                 <w:b/>
@@ -7543,50 +8009,60 @@
     <w:p>
       <w:pPr>
         <w:pStyle w:val="NoSpacing"/>
-        <w:rPr>
-          <w:rFonts w:ascii="Century Gothic" w:hAnsi="Century Gothic"/>
-          <w:b/>
-          <w:sz w:val="24"/>
-          <w:szCs w:val="24"/>
-        </w:rPr>
-      </w:pPr>
-    </w:p>
-    <w:p>
-      <w:pPr>
-        <w:pStyle w:val="NoSpacing"/>
-        <w:rPr>
-          <w:rFonts w:ascii="Century Gothic" w:hAnsi="Century Gothic"/>
-          <w:b/>
-          <w:sz w:val="24"/>
-          <w:szCs w:val="24"/>
-        </w:rPr>
-      </w:pPr>
-    </w:p>
-    <w:p>
-      <w:pPr>
-        <w:pStyle w:val="NoSpacing"/>
-        <w:rPr>
-          <w:rFonts w:ascii="Century Gothic" w:hAnsi="Century Gothic"/>
-          <w:b/>
-          <w:sz w:val="24"/>
-          <w:szCs w:val="24"/>
-        </w:rPr>
-      </w:pPr>
-    </w:p>
-    <w:p>
-      <w:pPr>
-        <w:pStyle w:val="NoSpacing"/>
-        <w:rPr>
-          <w:rFonts w:ascii="Century Gothic" w:hAnsi="Century Gothic"/>
-          <w:b/>
-          <w:sz w:val="24"/>
-          <w:szCs w:val="24"/>
-        </w:rPr>
-      </w:pPr>
-    </w:p>
-    <w:p>
-      <w:pPr>
-        <w:pStyle w:val="NoSpacing"/>
+        <w:keepNext/>
+        <w:keepLines/>
+        <w:rPr>
+          <w:rFonts w:ascii="Century Gothic" w:hAnsi="Century Gothic"/>
+          <w:b/>
+          <w:sz w:val="24"/>
+          <w:szCs w:val="24"/>
+        </w:rPr>
+      </w:pPr>
+    </w:p>
+    <w:p>
+      <w:pPr>
+        <w:pStyle w:val="NoSpacing"/>
+        <w:keepNext/>
+        <w:keepLines/>
+        <w:rPr>
+          <w:rFonts w:ascii="Century Gothic" w:hAnsi="Century Gothic"/>
+          <w:b/>
+          <w:sz w:val="24"/>
+          <w:szCs w:val="24"/>
+        </w:rPr>
+      </w:pPr>
+    </w:p>
+    <w:p>
+      <w:pPr>
+        <w:pStyle w:val="NoSpacing"/>
+        <w:keepNext/>
+        <w:keepLines/>
+        <w:rPr>
+          <w:rFonts w:ascii="Century Gothic" w:hAnsi="Century Gothic"/>
+          <w:b/>
+          <w:sz w:val="24"/>
+          <w:szCs w:val="24"/>
+        </w:rPr>
+      </w:pPr>
+    </w:p>
+    <w:p>
+      <w:pPr>
+        <w:pStyle w:val="NoSpacing"/>
+        <w:keepNext/>
+        <w:keepLines/>
+        <w:rPr>
+          <w:rFonts w:ascii="Century Gothic" w:hAnsi="Century Gothic"/>
+          <w:b/>
+          <w:sz w:val="24"/>
+          <w:szCs w:val="24"/>
+        </w:rPr>
+      </w:pPr>
+    </w:p>
+    <w:p>
+      <w:pPr>
+        <w:pStyle w:val="NoSpacing"/>
+        <w:keepNext/>
+        <w:keepLines/>
         <w:rPr>
           <w:rFonts w:ascii="Century Gothic" w:hAnsi="Century Gothic"/>
           <w:b/>
@@ -7707,6 +8183,8 @@
     </w:p>
     <w:p>
       <w:pPr>
+        <w:keepNext/>
+        <w:keepLines/>
         <w:jc w:val="center"/>
         <w:rPr>
           <w:rFonts w:ascii="Century Gothic" w:hAnsi="Century Gothic"/>
@@ -7728,6 +8206,8 @@
     </w:p>
     <w:p>
       <w:pPr>
+        <w:keepNext/>
+        <w:keepLines/>
         <w:jc w:val="center"/>
         <w:rPr>
           <w:rFonts w:ascii="Century Gothic" w:hAnsi="Century Gothic"/>
@@ -7739,6 +8219,8 @@
     </w:p>
     <w:p>
       <w:pPr>
+        <w:keepNext/>
+        <w:keepLines/>
         <w:jc w:val="center"/>
         <w:rPr>
           <w:rFonts w:ascii="Century Gothic" w:hAnsi="Century Gothic"/>
@@ -7750,6 +8232,8 @@
     </w:p>
     <w:p>
       <w:pPr>
+        <w:keepNext/>
+        <w:keepLines/>
         <w:jc w:val="center"/>
         <w:rPr>
           <w:rFonts w:ascii="Century Gothic" w:hAnsi="Century Gothic"/>
@@ -7768,6 +8252,8 @@
     </w:p>
     <w:p>
       <w:pPr>
+        <w:keepNext/>
+        <w:keepLines/>
         <w:jc w:val="center"/>
         <w:rPr>
           <w:rFonts w:ascii="Century Gothic" w:hAnsi="Century Gothic"/>
@@ -7927,7 +8413,140 @@
           <w:sz w:val="24"/>
           <w:szCs w:val="24"/>
         </w:rPr>
-        <w:t xml:space="preserve">rs. </w:t>
+        <w:t>rs. {{</w:t>
+      </w:r>
+      <w:proofErr w:type="spellStart"/>
+      <w:r>
+        <w:rPr>
+          <w:rFonts w:ascii="Century Gothic" w:hAnsi="Century Gothic"/>
+          <w:b/>
+          <w:sz w:val="24"/>
+          <w:szCs w:val="24"/>
+        </w:rPr>
+        <w:t>parent_name</w:t>
+      </w:r>
+      <w:proofErr w:type="spellEnd"/>
+      <w:r>
+        <w:rPr>
+          <w:rFonts w:ascii="Century Gothic" w:hAnsi="Century Gothic"/>
+          <w:b/>
+          <w:sz w:val="24"/>
+          <w:szCs w:val="24"/>
+        </w:rPr>
+        <w:t xml:space="preserve">}} </w:t>
+      </w:r>
+      <w:r>
+        <w:rPr>
+          <w:rFonts w:ascii="Century Gothic" w:hAnsi="Century Gothic"/>
+          <w:sz w:val="24"/>
+          <w:szCs w:val="24"/>
+        </w:rPr>
+        <w:t>(Parent/Guardian) W</w:t>
+      </w:r>
+      <w:r>
+        <w:rPr>
+          <w:rFonts w:ascii="Century Gothic" w:hAnsi="Century Gothic"/>
+          <w:sz w:val="24"/>
+          <w:szCs w:val="24"/>
+        </w:rPr>
+        <w:t xml:space="preserve">/o </w:t>
+      </w:r>
+      <w:r>
+        <w:rPr>
+          <w:rFonts w:ascii="Century Gothic" w:hAnsi="Century Gothic"/>
+          <w:b/>
+          <w:sz w:val="24"/>
+          <w:szCs w:val="24"/>
+        </w:rPr>
+        <w:t xml:space="preserve">…….. </w:t>
+      </w:r>
+      <w:r>
+        <w:rPr>
+          <w:rFonts w:ascii="Century Gothic" w:hAnsi="Century Gothic"/>
+          <w:sz w:val="24"/>
+          <w:szCs w:val="24"/>
+        </w:rPr>
+        <w:t xml:space="preserve"> aged </w:t>
+      </w:r>
+      <w:r>
+        <w:rPr>
+          <w:rFonts w:ascii="Century Gothic" w:hAnsi="Century Gothic"/>
+          <w:b/>
+          <w:sz w:val="24"/>
+          <w:szCs w:val="24"/>
+        </w:rPr>
+        <w:t>…</w:t>
+      </w:r>
+      <w:r>
+        <w:rPr>
+          <w:rFonts w:ascii="Century Gothic" w:hAnsi="Century Gothic"/>
+          <w:sz w:val="24"/>
+          <w:szCs w:val="24"/>
+        </w:rPr>
+        <w:t xml:space="preserve"> </w:t>
+      </w:r>
+      <w:r>
+        <w:rPr>
+          <w:rFonts w:ascii="Century Gothic" w:hAnsi="Century Gothic"/>
+          <w:sz w:val="24"/>
+          <w:szCs w:val="24"/>
+        </w:rPr>
+        <w:t xml:space="preserve">Years, residing at </w:t>
+      </w:r>
+      <w:r>
+        <w:rPr>
+          <w:rFonts w:ascii="Century Gothic" w:hAnsi="Century Gothic"/>
+          <w:b/>
+          <w:sz w:val="24"/>
+          <w:szCs w:val="24"/>
+        </w:rPr>
+        <w:t>{{address}}</w:t>
+      </w:r>
+    </w:p>
+    <w:p>
+      <w:pPr>
+        <w:jc w:val="center"/>
+        <w:rPr>
+          <w:rFonts w:ascii="Century Gothic" w:hAnsi="Century Gothic"/>
+          <w:b/>
+          <w:sz w:val="24"/>
+          <w:szCs w:val="24"/>
+        </w:rPr>
+      </w:pPr>
+      <w:r>
+        <w:rPr>
+          <w:rFonts w:ascii="Century Gothic" w:hAnsi="Century Gothic"/>
+          <w:b/>
+          <w:sz w:val="24"/>
+          <w:szCs w:val="24"/>
+        </w:rPr>
+        <w:t>AND</w:t>
+      </w:r>
+    </w:p>
+    <w:p>
+      <w:pPr>
+        <w:jc w:val="both"/>
+        <w:rPr>
+          <w:rFonts w:ascii="Century Gothic" w:hAnsi="Century Gothic"/>
+          <w:sz w:val="24"/>
+          <w:szCs w:val="24"/>
+        </w:rPr>
+      </w:pPr>
+      <w:r>
+        <w:rPr>
+          <w:rFonts w:ascii="Century Gothic" w:hAnsi="Century Gothic"/>
+          <w:sz w:val="24"/>
+          <w:szCs w:val="24"/>
+        </w:rPr>
+        <w:t>Sri/Smt</w:t>
+      </w:r>
+      <w:r>
+        <w:rPr>
+          <w:rFonts w:ascii="Century Gothic" w:hAnsi="Century Gothic"/>
+          <w:sz w:val="24"/>
+          <w:szCs w:val="24"/>
+        </w:rPr>
+        <w:t xml:space="preserve">. </w:t>
       </w:r>
       <w:r>
         <w:rPr>
@@ -7946,6 +8565,68 @@
           <w:sz w:val="24"/>
           <w:szCs w:val="24"/>
         </w:rPr>
+        <w:t>student_name</w:t>
+      </w:r>
+      <w:proofErr w:type="spellEnd"/>
+      <w:r>
+        <w:rPr>
+          <w:rFonts w:ascii="Century Gothic" w:hAnsi="Century Gothic"/>
+          <w:b/>
+          <w:sz w:val="24"/>
+          <w:szCs w:val="24"/>
+        </w:rPr>
+        <w:t>}}</w:t>
+      </w:r>
+      <w:r>
+        <w:rPr>
+          <w:rFonts w:ascii="Century Gothic" w:hAnsi="Century Gothic"/>
+          <w:b/>
+          <w:sz w:val="24"/>
+          <w:szCs w:val="24"/>
+        </w:rPr>
+        <w:t xml:space="preserve"> </w:t>
+      </w:r>
+      <w:r>
+        <w:rPr>
+          <w:rFonts w:ascii="Century Gothic" w:hAnsi="Century Gothic"/>
+          <w:sz w:val="24"/>
+          <w:szCs w:val="24"/>
+        </w:rPr>
+        <w:t>(Student) D</w:t>
+      </w:r>
+      <w:r>
+        <w:rPr>
+          <w:rFonts w:ascii="Century Gothic" w:hAnsi="Century Gothic"/>
+          <w:sz w:val="24"/>
+          <w:szCs w:val="24"/>
+        </w:rPr>
+        <w:t>/o</w:t>
+      </w:r>
+      <w:r>
+        <w:rPr>
+          <w:rFonts w:ascii="Century Gothic" w:hAnsi="Century Gothic"/>
+          <w:sz w:val="24"/>
+          <w:szCs w:val="24"/>
+        </w:rPr>
+        <w:t xml:space="preserve"> </w:t>
+      </w:r>
+      <w:r>
+        <w:rPr>
+          <w:rFonts w:ascii="Century Gothic" w:hAnsi="Century Gothic"/>
+          <w:b/>
+          <w:sz w:val="24"/>
+          <w:szCs w:val="24"/>
+        </w:rPr>
+        <w:t>{{</w:t>
+      </w:r>
+      <w:proofErr w:type="spellStart"/>
+      <w:r>
+        <w:rPr>
+          <w:rFonts w:ascii="Century Gothic" w:hAnsi="Century Gothic"/>
+          <w:b/>
+          <w:sz w:val="24"/>
+          <w:szCs w:val="24"/>
+        </w:rPr>
         <w:t>parent_name</w:t>
       </w:r>
       <w:proofErr w:type="spellEnd"/>
@@ -7973,24 +8654,16 @@
           <w:sz w:val="24"/>
           <w:szCs w:val="24"/>
         </w:rPr>
-        <w:t>(Parent/Guardian) W</w:t>
-      </w:r>
-      <w:r>
-        <w:rPr>
-          <w:rFonts w:ascii="Century Gothic" w:hAnsi="Century Gothic"/>
-          <w:sz w:val="24"/>
-          <w:szCs w:val="24"/>
-        </w:rPr>
-        <w:t xml:space="preserve">/o </w:t>
-      </w:r>
-      <w:r>
-        <w:rPr>
-          <w:rFonts w:ascii="Century Gothic" w:hAnsi="Century Gothic"/>
-          <w:b/>
-          <w:sz w:val="24"/>
-          <w:szCs w:val="24"/>
-        </w:rPr>
-        <w:t>……..</w:t>
+        <w:t xml:space="preserve">aged </w:t>
+      </w:r>
+      <w:r>
+        <w:rPr>
+          <w:rFonts w:ascii="Century Gothic" w:hAnsi="Century Gothic"/>
+          <w:b/>
+          <w:sz w:val="24"/>
+          <w:szCs w:val="24"/>
+        </w:rPr>
+        <w:t>….</w:t>
       </w:r>
       <w:r>
         <w:rPr>
@@ -8007,16 +8680,124 @@
           <w:sz w:val="24"/>
           <w:szCs w:val="24"/>
         </w:rPr>
-        <w:t xml:space="preserve"> aged </w:t>
-      </w:r>
-      <w:r>
-        <w:rPr>
-          <w:rFonts w:ascii="Century Gothic" w:hAnsi="Century Gothic"/>
-          <w:b/>
-          <w:sz w:val="24"/>
-          <w:szCs w:val="24"/>
-        </w:rPr>
-        <w:t>…</w:t>
+        <w:t xml:space="preserve">Years, residing at </w:t>
+      </w:r>
+      <w:r>
+        <w:rPr>
+          <w:rFonts w:ascii="Century Gothic" w:hAnsi="Century Gothic"/>
+          <w:b/>
+          <w:sz w:val="24"/>
+          <w:szCs w:val="24"/>
+        </w:rPr>
+        <w:t xml:space="preserve">   </w:t>
+      </w:r>
+      <w:r>
+        <w:rPr>
+          <w:rFonts w:ascii="Century Gothic" w:hAnsi="Century Gothic"/>
+          <w:sz w:val="24"/>
+          <w:szCs w:val="24"/>
+        </w:rPr>
+        <w:t>{{</w:t>
+      </w:r>
+      <w:r>
+        <w:rPr>
+          <w:rFonts w:ascii="Century Gothic" w:hAnsi="Century Gothic"/>
+          <w:b/>
+          <w:bCs/>
+          <w:sz w:val="24"/>
+          <w:szCs w:val="24"/>
+        </w:rPr>
+        <w:t>address</w:t>
+      </w:r>
+      <w:r>
+        <w:rPr>
+          <w:rFonts w:ascii="Century Gothic" w:hAnsi="Century Gothic"/>
+          <w:sz w:val="24"/>
+          <w:szCs w:val="24"/>
+        </w:rPr>
+        <w:t>}}</w:t>
+      </w:r>
+      <w:r>
+        <w:rPr>
+          <w:rFonts w:ascii="Century Gothic" w:hAnsi="Century Gothic"/>
+          <w:b/>
+          <w:sz w:val="24"/>
+          <w:szCs w:val="24"/>
+        </w:rPr>
+        <w:t xml:space="preserve">  </w:t>
+      </w:r>
+      <w:r>
+        <w:rPr>
+          <w:rFonts w:ascii="Century Gothic" w:hAnsi="Century Gothic"/>
+          <w:sz w:val="24"/>
+          <w:szCs w:val="24"/>
+        </w:rPr>
+        <w:t>represented by father/guardian</w:t>
+      </w:r>
+    </w:p>
+    <w:p>
+      <w:pPr>
+        <w:jc w:val="both"/>
+        <w:rPr>
+          <w:rFonts w:ascii="Century Gothic" w:hAnsi="Century Gothic"/>
+          <w:sz w:val="24"/>
+          <w:szCs w:val="24"/>
+        </w:rPr>
+      </w:pPr>
+      <w:r>
+        <w:rPr>
+          <w:rFonts w:ascii="Century Gothic" w:hAnsi="Century Gothic"/>
+          <w:sz w:val="24"/>
+          <w:szCs w:val="24"/>
+        </w:rPr>
+        <w:t>Parent and Student hereinafter jointly called the Borrowers and individually as Borrower of the FIRST PART (which term wherever the context so requires or admits shall also include his/her/their heirs, executors and assigns).</w:t>
+      </w:r>
+    </w:p>
+    <w:p>
+      <w:pPr>
+        <w:jc w:val="center"/>
+        <w:rPr>
+          <w:rFonts w:ascii="Century Gothic" w:hAnsi="Century Gothic"/>
+          <w:b/>
+          <w:sz w:val="24"/>
+          <w:szCs w:val="24"/>
+        </w:rPr>
+      </w:pPr>
+      <w:r>
+        <w:rPr>
+          <w:rFonts w:ascii="Century Gothic" w:hAnsi="Century Gothic"/>
+          <w:b/>
+          <w:sz w:val="24"/>
+          <w:szCs w:val="24"/>
+        </w:rPr>
+        <w:t>AND</w:t>
+      </w:r>
+    </w:p>
+    <w:p>
+      <w:pPr>
+        <w:jc w:val="both"/>
+        <w:rPr>
+          <w:rFonts w:ascii="Century Gothic" w:hAnsi="Century Gothic"/>
+          <w:sz w:val="24"/>
+          <w:szCs w:val="24"/>
+        </w:rPr>
+      </w:pPr>
+      <w:r>
+        <w:rPr>
+          <w:rFonts w:ascii="Century Gothic" w:hAnsi="Century Gothic"/>
+          <w:b/>
+          <w:sz w:val="24"/>
+          <w:szCs w:val="24"/>
+        </w:rPr>
+        <w:t>Indian Overseas Bank</w:t>
+      </w:r>
+      <w:r>
+        <w:rPr>
+          <w:rFonts w:ascii="Century Gothic" w:hAnsi="Century Gothic"/>
+          <w:sz w:val="24"/>
+          <w:szCs w:val="24"/>
+        </w:rPr>
+        <w:t>, a body corporate constituted under the Banking Companies [Acquisition &amp; Transfer of Undertakings] Act, 1970 having its Head Office at</w:t>
       </w:r>
       <w:r>
         <w:rPr>
@@ -8029,74 +8810,27 @@
       <w:r>
         <w:rPr>
           <w:rFonts w:ascii="Century Gothic" w:hAnsi="Century Gothic"/>
-          <w:sz w:val="24"/>
-          <w:szCs w:val="24"/>
-        </w:rPr>
-        <w:t xml:space="preserve">Years, residing at </w:t>
-      </w:r>
-      <w:r>
-        <w:rPr>
-          <w:rFonts w:ascii="Century Gothic" w:hAnsi="Century Gothic"/>
-          <w:b/>
-          <w:sz w:val="24"/>
-          <w:szCs w:val="24"/>
-        </w:rPr>
-        <w:t>{{address}}</w:t>
-      </w:r>
-    </w:p>
-    <w:p>
-      <w:pPr>
-        <w:jc w:val="center"/>
-        <w:rPr>
-          <w:rFonts w:ascii="Century Gothic" w:hAnsi="Century Gothic"/>
-          <w:b/>
-          <w:sz w:val="24"/>
-          <w:szCs w:val="24"/>
-        </w:rPr>
-      </w:pPr>
-      <w:r>
-        <w:rPr>
-          <w:rFonts w:ascii="Century Gothic" w:hAnsi="Century Gothic"/>
-          <w:b/>
-          <w:sz w:val="24"/>
-          <w:szCs w:val="24"/>
-        </w:rPr>
-        <w:t>AND</w:t>
-      </w:r>
-    </w:p>
-    <w:p>
-      <w:pPr>
-        <w:jc w:val="both"/>
-        <w:rPr>
-          <w:rFonts w:ascii="Century Gothic" w:hAnsi="Century Gothic"/>
-          <w:sz w:val="24"/>
-          <w:szCs w:val="24"/>
-        </w:rPr>
-      </w:pPr>
-      <w:r>
-        <w:rPr>
-          <w:rFonts w:ascii="Century Gothic" w:hAnsi="Century Gothic"/>
-          <w:sz w:val="24"/>
-          <w:szCs w:val="24"/>
-        </w:rPr>
-        <w:t>Sri/Smt</w:t>
-      </w:r>
-      <w:r>
-        <w:rPr>
-          <w:rFonts w:ascii="Century Gothic" w:hAnsi="Century Gothic"/>
-          <w:sz w:val="24"/>
-          <w:szCs w:val="24"/>
-        </w:rPr>
-        <w:t xml:space="preserve">. </w:t>
-      </w:r>
-      <w:r>
-        <w:rPr>
-          <w:rFonts w:ascii="Century Gothic" w:hAnsi="Century Gothic"/>
-          <w:b/>
-          <w:sz w:val="24"/>
-          <w:szCs w:val="24"/>
-        </w:rPr>
-        <w:t>{{</w:t>
+          <w:b/>
+          <w:sz w:val="24"/>
+          <w:szCs w:val="24"/>
+        </w:rPr>
+        <w:t>763, Anna Salai, Chennai</w:t>
+      </w:r>
+      <w:r>
+        <w:rPr>
+          <w:rFonts w:ascii="Century Gothic" w:hAnsi="Century Gothic"/>
+          <w:sz w:val="24"/>
+          <w:szCs w:val="24"/>
+        </w:rPr>
+        <w:t xml:space="preserve"> and having among other Offices, a branch office at</w:t>
+      </w:r>
+      <w:r>
+        <w:rPr>
+          <w:rFonts w:ascii="Century Gothic" w:hAnsi="Century Gothic"/>
+          <w:sz w:val="24"/>
+          <w:szCs w:val="24"/>
+        </w:rPr>
+        <w:t xml:space="preserve"> </w:t>
       </w:r>
       <w:proofErr w:type="spellStart"/>
       <w:r>
@@ -8106,282 +8840,25 @@
           <w:sz w:val="24"/>
           <w:szCs w:val="24"/>
         </w:rPr>
-        <w:t>student_name</w:t>
-      </w:r>
-      <w:proofErr w:type="spellEnd"/>
-      <w:r>
-        <w:rPr>
-          <w:rFonts w:ascii="Century Gothic" w:hAnsi="Century Gothic"/>
-          <w:b/>
-          <w:sz w:val="24"/>
-          <w:szCs w:val="24"/>
-        </w:rPr>
-        <w:t>}}</w:t>
-      </w:r>
-      <w:r>
-        <w:rPr>
-          <w:rFonts w:ascii="Century Gothic" w:hAnsi="Century Gothic"/>
-          <w:b/>
-          <w:sz w:val="24"/>
-          <w:szCs w:val="24"/>
-        </w:rPr>
-        <w:t xml:space="preserve"> </w:t>
-      </w:r>
-      <w:r>
-        <w:rPr>
-          <w:rFonts w:ascii="Century Gothic" w:hAnsi="Century Gothic"/>
-          <w:sz w:val="24"/>
-          <w:szCs w:val="24"/>
-        </w:rPr>
-        <w:t>(Student) D</w:t>
-      </w:r>
-      <w:r>
-        <w:rPr>
-          <w:rFonts w:ascii="Century Gothic" w:hAnsi="Century Gothic"/>
-          <w:sz w:val="24"/>
-          <w:szCs w:val="24"/>
-        </w:rPr>
-        <w:t>/o</w:t>
-      </w:r>
-      <w:r>
-        <w:rPr>
-          <w:rFonts w:ascii="Century Gothic" w:hAnsi="Century Gothic"/>
-          <w:sz w:val="24"/>
-          <w:szCs w:val="24"/>
-        </w:rPr>
-        <w:t xml:space="preserve"> </w:t>
-      </w:r>
-      <w:r>
-        <w:rPr>
-          <w:rFonts w:ascii="Century Gothic" w:hAnsi="Century Gothic"/>
-          <w:b/>
-          <w:sz w:val="24"/>
-          <w:szCs w:val="24"/>
-        </w:rPr>
-        <w:t>{{</w:t>
-      </w:r>
-      <w:proofErr w:type="spellStart"/>
-      <w:r>
-        <w:rPr>
-          <w:rFonts w:ascii="Century Gothic" w:hAnsi="Century Gothic"/>
-          <w:b/>
-          <w:sz w:val="24"/>
-          <w:szCs w:val="24"/>
-        </w:rPr>
-        <w:t>parent_name</w:t>
-      </w:r>
-      <w:proofErr w:type="spellEnd"/>
-      <w:r>
-        <w:rPr>
-          <w:rFonts w:ascii="Century Gothic" w:hAnsi="Century Gothic"/>
-          <w:b/>
-          <w:sz w:val="24"/>
-          <w:szCs w:val="24"/>
-        </w:rPr>
-        <w:t>}}</w:t>
-      </w:r>
-      <w:r>
-        <w:rPr>
-          <w:rFonts w:ascii="Century Gothic" w:hAnsi="Century Gothic"/>
-          <w:b/>
-          <w:sz w:val="24"/>
-          <w:szCs w:val="24"/>
-        </w:rPr>
-        <w:t xml:space="preserve"> </w:t>
-      </w:r>
-      <w:r>
-        <w:rPr>
-          <w:rFonts w:ascii="Century Gothic" w:hAnsi="Century Gothic"/>
-          <w:sz w:val="24"/>
-          <w:szCs w:val="24"/>
-        </w:rPr>
-        <w:t xml:space="preserve">aged </w:t>
-      </w:r>
-      <w:r>
-        <w:rPr>
-          <w:rFonts w:ascii="Century Gothic" w:hAnsi="Century Gothic"/>
-          <w:b/>
-          <w:sz w:val="24"/>
-          <w:szCs w:val="24"/>
-        </w:rPr>
-        <w:t>….</w:t>
-      </w:r>
-      <w:r>
-        <w:rPr>
-          <w:rFonts w:ascii="Century Gothic" w:hAnsi="Century Gothic"/>
-          <w:b/>
-          <w:sz w:val="24"/>
-          <w:szCs w:val="24"/>
-        </w:rPr>
-        <w:t xml:space="preserve"> </w:t>
-      </w:r>
-      <w:r>
-        <w:rPr>
-          <w:rFonts w:ascii="Century Gothic" w:hAnsi="Century Gothic"/>
-          <w:sz w:val="24"/>
-          <w:szCs w:val="24"/>
-        </w:rPr>
-        <w:t xml:space="preserve">Years, residing at </w:t>
-      </w:r>
-      <w:r>
-        <w:rPr>
-          <w:rFonts w:ascii="Century Gothic" w:hAnsi="Century Gothic"/>
-          <w:b/>
-          <w:sz w:val="24"/>
-          <w:szCs w:val="24"/>
-        </w:rPr>
-        <w:t xml:space="preserve">   </w:t>
-      </w:r>
-      <w:r>
-        <w:rPr>
-          <w:rFonts w:ascii="Century Gothic" w:hAnsi="Century Gothic"/>
-          <w:sz w:val="24"/>
-          <w:szCs w:val="24"/>
-        </w:rPr>
-        <w:t>{{</w:t>
-      </w:r>
-      <w:r>
-        <w:rPr>
-          <w:rFonts w:ascii="Century Gothic" w:hAnsi="Century Gothic"/>
-          <w:b/>
-          <w:bCs/>
-          <w:sz w:val="24"/>
-          <w:szCs w:val="24"/>
-        </w:rPr>
-        <w:t>address</w:t>
-      </w:r>
-      <w:r>
-        <w:rPr>
-          <w:rFonts w:ascii="Century Gothic" w:hAnsi="Century Gothic"/>
-          <w:sz w:val="24"/>
-          <w:szCs w:val="24"/>
-        </w:rPr>
-        <w:t>}}</w:t>
-      </w:r>
-      <w:r>
-        <w:rPr>
-          <w:rFonts w:ascii="Century Gothic" w:hAnsi="Century Gothic"/>
-          <w:b/>
-          <w:sz w:val="24"/>
-          <w:szCs w:val="24"/>
-        </w:rPr>
-        <w:t xml:space="preserve">  </w:t>
-      </w:r>
-      <w:r>
-        <w:rPr>
-          <w:rFonts w:ascii="Century Gothic" w:hAnsi="Century Gothic"/>
-          <w:sz w:val="24"/>
-          <w:szCs w:val="24"/>
-        </w:rPr>
-        <w:t>represented by father/guardian</w:t>
-      </w:r>
-    </w:p>
-    <w:p>
-      <w:pPr>
-        <w:jc w:val="both"/>
-        <w:rPr>
-          <w:rFonts w:ascii="Century Gothic" w:hAnsi="Century Gothic"/>
-          <w:sz w:val="24"/>
-          <w:szCs w:val="24"/>
-        </w:rPr>
-      </w:pPr>
-      <w:r>
-        <w:rPr>
-          <w:rFonts w:ascii="Century Gothic" w:hAnsi="Century Gothic"/>
-          <w:sz w:val="24"/>
-          <w:szCs w:val="24"/>
-        </w:rPr>
-        <w:t>Parent and Student hereinafter jointly called the Borrowers and individually as Borrower of the FIRST PART (which term wherever the context so requires or admits shall also include his/her/their heirs, executors and assigns).</w:t>
-      </w:r>
-    </w:p>
-    <w:p>
-      <w:pPr>
-        <w:jc w:val="center"/>
-        <w:rPr>
-          <w:rFonts w:ascii="Century Gothic" w:hAnsi="Century Gothic"/>
-          <w:b/>
-          <w:sz w:val="24"/>
-          <w:szCs w:val="24"/>
-        </w:rPr>
-      </w:pPr>
-      <w:r>
-        <w:rPr>
-          <w:rFonts w:ascii="Century Gothic" w:hAnsi="Century Gothic"/>
-          <w:b/>
-          <w:sz w:val="24"/>
-          <w:szCs w:val="24"/>
-        </w:rPr>
-        <w:t>AND</w:t>
-      </w:r>
-    </w:p>
-    <w:p>
-      <w:pPr>
-        <w:jc w:val="both"/>
-        <w:rPr>
-          <w:rFonts w:ascii="Century Gothic" w:hAnsi="Century Gothic"/>
-          <w:sz w:val="24"/>
-          <w:szCs w:val="24"/>
-        </w:rPr>
-      </w:pPr>
-      <w:r>
-        <w:rPr>
-          <w:rFonts w:ascii="Century Gothic" w:hAnsi="Century Gothic"/>
-          <w:b/>
-          <w:sz w:val="24"/>
-          <w:szCs w:val="24"/>
-        </w:rPr>
-        <w:t>Indian Overseas Bank</w:t>
-      </w:r>
-      <w:r>
-        <w:rPr>
-          <w:rFonts w:ascii="Century Gothic" w:hAnsi="Century Gothic"/>
-          <w:sz w:val="24"/>
-          <w:szCs w:val="24"/>
-        </w:rPr>
-        <w:t>, a body corporate constituted under the Banking Companies [Acquisition &amp; Transfer of Undertakings] Act, 1970 having its Head Office at</w:t>
-      </w:r>
-      <w:r>
-        <w:rPr>
-          <w:rFonts w:ascii="Century Gothic" w:hAnsi="Century Gothic"/>
-          <w:sz w:val="24"/>
-          <w:szCs w:val="24"/>
-        </w:rPr>
-        <w:t xml:space="preserve"> </w:t>
-      </w:r>
-      <w:r>
-        <w:rPr>
-          <w:rFonts w:ascii="Century Gothic" w:hAnsi="Century Gothic"/>
-          <w:b/>
-          <w:sz w:val="24"/>
-          <w:szCs w:val="24"/>
-        </w:rPr>
-        <w:t>763, Anna Salai, Chennai</w:t>
-      </w:r>
-      <w:r>
-        <w:rPr>
-          <w:rFonts w:ascii="Century Gothic" w:hAnsi="Century Gothic"/>
-          <w:sz w:val="24"/>
-          <w:szCs w:val="24"/>
-        </w:rPr>
-        <w:t xml:space="preserve"> and having among other Offices, a branch office at</w:t>
-      </w:r>
-      <w:r>
-        <w:rPr>
-          <w:rFonts w:ascii="Century Gothic" w:hAnsi="Century Gothic"/>
-          <w:sz w:val="24"/>
-          <w:szCs w:val="24"/>
-        </w:rPr>
-        <w:t xml:space="preserve"> </w:t>
-      </w:r>
-      <w:proofErr w:type="spellStart"/>
-      <w:r>
-        <w:rPr>
-          <w:rFonts w:ascii="Century Gothic" w:hAnsi="Century Gothic"/>
-          <w:b/>
-          <w:sz w:val="24"/>
-          <w:szCs w:val="24"/>
-        </w:rPr>
-        <w:t>Kacirayapalayam</w:t>
+        <w:t>Kac</w:t>
+      </w:r>
+      <w:r>
+        <w:rPr>
+          <w:rFonts w:ascii="Century Gothic" w:hAnsi="Century Gothic"/>
+          <w:b/>
+          <w:sz w:val="24"/>
+          <w:szCs w:val="24"/>
+        </w:rPr>
+        <w:t>h</w:t>
+      </w:r>
+      <w:r>
+        <w:rPr>
+          <w:rFonts w:ascii="Century Gothic" w:hAnsi="Century Gothic"/>
+          <w:b/>
+          <w:sz w:val="24"/>
+          <w:szCs w:val="24"/>
+        </w:rPr>
+        <w:t>irayapalayam</w:t>
       </w:r>
       <w:proofErr w:type="spellEnd"/>
       <w:r>
@@ -8564,15 +9041,233 @@
           <w:sz w:val="24"/>
           <w:szCs w:val="24"/>
         </w:rPr>
-        <w:t>}} (</w:t>
-      </w:r>
-      <w:r>
-        <w:rPr>
-          <w:rFonts w:ascii="Century Gothic" w:hAnsi="Century Gothic"/>
-          <w:sz w:val="24"/>
-          <w:szCs w:val="24"/>
-        </w:rPr>
-        <w:t xml:space="preserve">Rupees </w:t>
+        <w:t>}} ({{</w:t>
+      </w:r>
+      <w:proofErr w:type="spellStart"/>
+      <w:r>
+        <w:rPr>
+          <w:rFonts w:ascii="Century Gothic" w:hAnsi="Century Gothic"/>
+          <w:b/>
+          <w:bCs/>
+          <w:sz w:val="24"/>
+          <w:szCs w:val="24"/>
+        </w:rPr>
+        <w:t>amount_in_words</w:t>
+      </w:r>
+      <w:proofErr w:type="spellEnd"/>
+      <w:r>
+        <w:rPr>
+          <w:rFonts w:ascii="Century Gothic" w:hAnsi="Century Gothic"/>
+          <w:sz w:val="24"/>
+          <w:szCs w:val="24"/>
+        </w:rPr>
+        <w:t xml:space="preserve">}} </w:t>
+      </w:r>
+      <w:r>
+        <w:rPr>
+          <w:rFonts w:ascii="Century Gothic" w:hAnsi="Century Gothic"/>
+          <w:sz w:val="24"/>
+          <w:szCs w:val="24"/>
+        </w:rPr>
+        <w:t xml:space="preserve">for pursuing technical/professional education in </w:t>
+      </w:r>
+      <w:proofErr w:type="spellStart"/>
+      <w:r>
+        <w:rPr>
+          <w:rFonts w:ascii="Century Gothic" w:hAnsi="Century Gothic"/>
+          <w:sz w:val="24"/>
+          <w:szCs w:val="24"/>
+        </w:rPr>
+        <w:t>lndia</w:t>
+      </w:r>
+      <w:proofErr w:type="spellEnd"/>
+      <w:r>
+        <w:rPr>
+          <w:rFonts w:ascii="Century Gothic" w:hAnsi="Century Gothic"/>
+          <w:sz w:val="24"/>
+          <w:szCs w:val="24"/>
+        </w:rPr>
+        <w:t>.</w:t>
+      </w:r>
+    </w:p>
+    <w:p>
+      <w:pPr>
+        <w:jc w:val="both"/>
+        <w:rPr>
+          <w:rFonts w:ascii="Century Gothic" w:hAnsi="Century Gothic"/>
+          <w:sz w:val="24"/>
+          <w:szCs w:val="24"/>
+        </w:rPr>
+      </w:pPr>
+      <w:r>
+        <w:rPr>
+          <w:rFonts w:ascii="Century Gothic" w:hAnsi="Century Gothic"/>
+          <w:sz w:val="24"/>
+          <w:szCs w:val="24"/>
+        </w:rPr>
+        <w:t>The Borrowers in consideration of the said sanction/promise has executed/shall execute the Educational Loan Agreement, besides such other Agreement/s or security/</w:t>
+      </w:r>
+      <w:proofErr w:type="spellStart"/>
+      <w:r>
+        <w:rPr>
+          <w:rFonts w:ascii="Century Gothic" w:hAnsi="Century Gothic"/>
+          <w:sz w:val="24"/>
+          <w:szCs w:val="24"/>
+        </w:rPr>
+        <w:t>ies</w:t>
+      </w:r>
+      <w:proofErr w:type="spellEnd"/>
+      <w:r>
+        <w:rPr>
+          <w:rFonts w:ascii="Century Gothic" w:hAnsi="Century Gothic"/>
+          <w:sz w:val="24"/>
+          <w:szCs w:val="24"/>
+        </w:rPr>
+        <w:t xml:space="preserve"> as per the Model Educational Loan Scheme.</w:t>
+      </w:r>
+    </w:p>
+    <w:p>
+      <w:pPr>
+        <w:jc w:val="both"/>
+        <w:rPr>
+          <w:rFonts w:ascii="Century Gothic" w:hAnsi="Century Gothic"/>
+          <w:sz w:val="24"/>
+          <w:szCs w:val="24"/>
+        </w:rPr>
+      </w:pPr>
+      <w:r>
+        <w:rPr>
+          <w:rFonts w:ascii="Century Gothic" w:hAnsi="Century Gothic"/>
+          <w:sz w:val="24"/>
+          <w:szCs w:val="24"/>
+        </w:rPr>
+        <w:t xml:space="preserve">2. Integrated Finance Division, Department of Higher Education, Ministry of Human Resource Development, Government of </w:t>
+      </w:r>
+      <w:proofErr w:type="spellStart"/>
+      <w:r>
+        <w:rPr>
+          <w:rFonts w:ascii="Century Gothic" w:hAnsi="Century Gothic"/>
+          <w:sz w:val="24"/>
+          <w:szCs w:val="24"/>
+        </w:rPr>
+        <w:t>lndia</w:t>
+      </w:r>
+      <w:proofErr w:type="spellEnd"/>
+      <w:r>
+        <w:rPr>
+          <w:rFonts w:ascii="Century Gothic" w:hAnsi="Century Gothic"/>
+          <w:sz w:val="24"/>
+          <w:szCs w:val="24"/>
+        </w:rPr>
+        <w:t xml:space="preserve"> (</w:t>
+      </w:r>
+      <w:proofErr w:type="spellStart"/>
+      <w:r>
+        <w:rPr>
+          <w:rFonts w:ascii="Century Gothic" w:hAnsi="Century Gothic"/>
+          <w:sz w:val="24"/>
+          <w:szCs w:val="24"/>
+        </w:rPr>
+        <w:t>MoHRD</w:t>
+      </w:r>
+      <w:proofErr w:type="spellEnd"/>
+      <w:r>
+        <w:rPr>
+          <w:rFonts w:ascii="Century Gothic" w:hAnsi="Century Gothic"/>
+          <w:sz w:val="24"/>
+          <w:szCs w:val="24"/>
+        </w:rPr>
+        <w:t xml:space="preserve">) has come out with a Central Sector scheme of </w:t>
+      </w:r>
+      <w:proofErr w:type="spellStart"/>
+      <w:r>
+        <w:rPr>
+          <w:rFonts w:ascii="Century Gothic" w:hAnsi="Century Gothic"/>
+          <w:sz w:val="24"/>
+          <w:szCs w:val="24"/>
+        </w:rPr>
+        <w:t>lnterest</w:t>
+      </w:r>
+      <w:proofErr w:type="spellEnd"/>
+      <w:r>
+        <w:rPr>
+          <w:rFonts w:ascii="Century Gothic" w:hAnsi="Century Gothic"/>
+          <w:sz w:val="24"/>
+          <w:szCs w:val="24"/>
+        </w:rPr>
+        <w:t xml:space="preserve"> Subsidy on students' Loan for Technical/Professional Education in </w:t>
+      </w:r>
+      <w:proofErr w:type="spellStart"/>
+      <w:r>
+        <w:rPr>
+          <w:rFonts w:ascii="Century Gothic" w:hAnsi="Century Gothic"/>
+          <w:sz w:val="24"/>
+          <w:szCs w:val="24"/>
+        </w:rPr>
+        <w:t>lndia</w:t>
+      </w:r>
+      <w:proofErr w:type="spellEnd"/>
+      <w:r>
+        <w:rPr>
+          <w:rFonts w:ascii="Century Gothic" w:hAnsi="Century Gothic"/>
+          <w:sz w:val="24"/>
+          <w:szCs w:val="24"/>
+        </w:rPr>
+        <w:t xml:space="preserve"> (hereinafter called the </w:t>
+      </w:r>
+      <w:proofErr w:type="spellStart"/>
+      <w:r>
+        <w:rPr>
+          <w:rFonts w:ascii="Century Gothic" w:hAnsi="Century Gothic"/>
+          <w:sz w:val="24"/>
+          <w:szCs w:val="24"/>
+        </w:rPr>
+        <w:t>lnterest</w:t>
+      </w:r>
+      <w:proofErr w:type="spellEnd"/>
+      <w:r>
+        <w:rPr>
+          <w:rFonts w:ascii="Century Gothic" w:hAnsi="Century Gothic"/>
+          <w:sz w:val="24"/>
+          <w:szCs w:val="24"/>
+        </w:rPr>
+        <w:t xml:space="preserve"> Subsidy Scheme) to provide interest subsidy on the education loans availed by students having lower than a specified parental income as decided by the </w:t>
+      </w:r>
+      <w:proofErr w:type="spellStart"/>
+      <w:r>
+        <w:rPr>
+          <w:rFonts w:ascii="Century Gothic" w:hAnsi="Century Gothic"/>
+          <w:sz w:val="24"/>
+          <w:szCs w:val="24"/>
+        </w:rPr>
+        <w:t>MoHRD</w:t>
+      </w:r>
+      <w:proofErr w:type="spellEnd"/>
+      <w:r>
+        <w:rPr>
+          <w:rFonts w:ascii="Century Gothic" w:hAnsi="Century Gothic"/>
+          <w:sz w:val="24"/>
+          <w:szCs w:val="24"/>
+        </w:rPr>
+        <w:t xml:space="preserve"> in the said Scheme for pursuing professional education in </w:t>
+      </w:r>
+      <w:proofErr w:type="spellStart"/>
+      <w:r>
+        <w:rPr>
+          <w:rFonts w:ascii="Century Gothic" w:hAnsi="Century Gothic"/>
+          <w:sz w:val="24"/>
+          <w:szCs w:val="24"/>
+        </w:rPr>
+        <w:t>lndia</w:t>
+      </w:r>
+      <w:proofErr w:type="spellEnd"/>
+      <w:r>
+        <w:rPr>
+          <w:rFonts w:ascii="Century Gothic" w:hAnsi="Century Gothic"/>
+          <w:sz w:val="24"/>
+          <w:szCs w:val="24"/>
+        </w:rPr>
+        <w:t xml:space="preserve">, during their study/ repayment holiday, from the Academic Year </w:t>
       </w:r>
       <w:r>
         <w:rPr>
@@ -8591,7 +9286,7 @@
           <w:sz w:val="24"/>
           <w:szCs w:val="24"/>
         </w:rPr>
-        <w:t>amount_in_words</w:t>
+        <w:t>academic_year</w:t>
       </w:r>
       <w:proofErr w:type="spellEnd"/>
       <w:r>
@@ -8600,213 +9295,7 @@
           <w:sz w:val="24"/>
           <w:szCs w:val="24"/>
         </w:rPr>
-        <w:t xml:space="preserve">}} </w:t>
-      </w:r>
-      <w:r>
-        <w:rPr>
-          <w:rFonts w:ascii="Century Gothic" w:hAnsi="Century Gothic"/>
-          <w:sz w:val="24"/>
-          <w:szCs w:val="24"/>
-        </w:rPr>
-        <w:t xml:space="preserve">for pursuing technical/professional education in </w:t>
-      </w:r>
-      <w:proofErr w:type="spellStart"/>
-      <w:r>
-        <w:rPr>
-          <w:rFonts w:ascii="Century Gothic" w:hAnsi="Century Gothic"/>
-          <w:sz w:val="24"/>
-          <w:szCs w:val="24"/>
-        </w:rPr>
-        <w:t>lndia</w:t>
-      </w:r>
-      <w:proofErr w:type="spellEnd"/>
-      <w:r>
-        <w:rPr>
-          <w:rFonts w:ascii="Century Gothic" w:hAnsi="Century Gothic"/>
-          <w:sz w:val="24"/>
-          <w:szCs w:val="24"/>
-        </w:rPr>
-        <w:t>.</w:t>
-      </w:r>
-    </w:p>
-    <w:p>
-      <w:pPr>
-        <w:jc w:val="both"/>
-        <w:rPr>
-          <w:rFonts w:ascii="Century Gothic" w:hAnsi="Century Gothic"/>
-          <w:sz w:val="24"/>
-          <w:szCs w:val="24"/>
-        </w:rPr>
-      </w:pPr>
-      <w:r>
-        <w:rPr>
-          <w:rFonts w:ascii="Century Gothic" w:hAnsi="Century Gothic"/>
-          <w:sz w:val="24"/>
-          <w:szCs w:val="24"/>
-        </w:rPr>
-        <w:t>The Borrowers in consideration of the said sanction/promise has executed/shall execute the Educational Loan Agreement, besides such other Agreement/s or security/</w:t>
-      </w:r>
-      <w:proofErr w:type="spellStart"/>
-      <w:r>
-        <w:rPr>
-          <w:rFonts w:ascii="Century Gothic" w:hAnsi="Century Gothic"/>
-          <w:sz w:val="24"/>
-          <w:szCs w:val="24"/>
-        </w:rPr>
-        <w:t>ies</w:t>
-      </w:r>
-      <w:proofErr w:type="spellEnd"/>
-      <w:r>
-        <w:rPr>
-          <w:rFonts w:ascii="Century Gothic" w:hAnsi="Century Gothic"/>
-          <w:sz w:val="24"/>
-          <w:szCs w:val="24"/>
-        </w:rPr>
-        <w:t xml:space="preserve"> as per the Model Educational Loan Scheme.</w:t>
-      </w:r>
-    </w:p>
-    <w:p>
-      <w:pPr>
-        <w:jc w:val="both"/>
-        <w:rPr>
-          <w:rFonts w:ascii="Century Gothic" w:hAnsi="Century Gothic"/>
-          <w:sz w:val="24"/>
-          <w:szCs w:val="24"/>
-        </w:rPr>
-      </w:pPr>
-      <w:r>
-        <w:rPr>
-          <w:rFonts w:ascii="Century Gothic" w:hAnsi="Century Gothic"/>
-          <w:sz w:val="24"/>
-          <w:szCs w:val="24"/>
-        </w:rPr>
-        <w:t xml:space="preserve">2. Integrated Finance Division, Department of Higher Education, Ministry of Human Resource Development, Government of </w:t>
-      </w:r>
-      <w:proofErr w:type="spellStart"/>
-      <w:r>
-        <w:rPr>
-          <w:rFonts w:ascii="Century Gothic" w:hAnsi="Century Gothic"/>
-          <w:sz w:val="24"/>
-          <w:szCs w:val="24"/>
-        </w:rPr>
-        <w:t>lndia</w:t>
-      </w:r>
-      <w:proofErr w:type="spellEnd"/>
-      <w:r>
-        <w:rPr>
-          <w:rFonts w:ascii="Century Gothic" w:hAnsi="Century Gothic"/>
-          <w:sz w:val="24"/>
-          <w:szCs w:val="24"/>
-        </w:rPr>
-        <w:t xml:space="preserve"> (</w:t>
-      </w:r>
-      <w:proofErr w:type="spellStart"/>
-      <w:r>
-        <w:rPr>
-          <w:rFonts w:ascii="Century Gothic" w:hAnsi="Century Gothic"/>
-          <w:sz w:val="24"/>
-          <w:szCs w:val="24"/>
-        </w:rPr>
-        <w:t>MoHRD</w:t>
-      </w:r>
-      <w:proofErr w:type="spellEnd"/>
-      <w:r>
-        <w:rPr>
-          <w:rFonts w:ascii="Century Gothic" w:hAnsi="Century Gothic"/>
-          <w:sz w:val="24"/>
-          <w:szCs w:val="24"/>
-        </w:rPr>
-        <w:t xml:space="preserve">) has come out with a Central Sector scheme of </w:t>
-      </w:r>
-      <w:proofErr w:type="spellStart"/>
-      <w:r>
-        <w:rPr>
-          <w:rFonts w:ascii="Century Gothic" w:hAnsi="Century Gothic"/>
-          <w:sz w:val="24"/>
-          <w:szCs w:val="24"/>
-        </w:rPr>
-        <w:t>lnterest</w:t>
-      </w:r>
-      <w:proofErr w:type="spellEnd"/>
-      <w:r>
-        <w:rPr>
-          <w:rFonts w:ascii="Century Gothic" w:hAnsi="Century Gothic"/>
-          <w:sz w:val="24"/>
-          <w:szCs w:val="24"/>
-        </w:rPr>
-        <w:t xml:space="preserve"> Subsidy on students' Loan for Technical/Professional Education in </w:t>
-      </w:r>
-      <w:proofErr w:type="spellStart"/>
-      <w:r>
-        <w:rPr>
-          <w:rFonts w:ascii="Century Gothic" w:hAnsi="Century Gothic"/>
-          <w:sz w:val="24"/>
-          <w:szCs w:val="24"/>
-        </w:rPr>
-        <w:t>lndia</w:t>
-      </w:r>
-      <w:proofErr w:type="spellEnd"/>
-      <w:r>
-        <w:rPr>
-          <w:rFonts w:ascii="Century Gothic" w:hAnsi="Century Gothic"/>
-          <w:sz w:val="24"/>
-          <w:szCs w:val="24"/>
-        </w:rPr>
-        <w:t xml:space="preserve"> (hereinafter called the </w:t>
-      </w:r>
-      <w:proofErr w:type="spellStart"/>
-      <w:r>
-        <w:rPr>
-          <w:rFonts w:ascii="Century Gothic" w:hAnsi="Century Gothic"/>
-          <w:sz w:val="24"/>
-          <w:szCs w:val="24"/>
-        </w:rPr>
-        <w:t>lnterest</w:t>
-      </w:r>
-      <w:proofErr w:type="spellEnd"/>
-      <w:r>
-        <w:rPr>
-          <w:rFonts w:ascii="Century Gothic" w:hAnsi="Century Gothic"/>
-          <w:sz w:val="24"/>
-          <w:szCs w:val="24"/>
-        </w:rPr>
-        <w:t xml:space="preserve"> Subsidy Scheme) to provide interest subsidy on the education loans availed by students having lower than a specified parental income as decided by the </w:t>
-      </w:r>
-      <w:proofErr w:type="spellStart"/>
-      <w:r>
-        <w:rPr>
-          <w:rFonts w:ascii="Century Gothic" w:hAnsi="Century Gothic"/>
-          <w:sz w:val="24"/>
-          <w:szCs w:val="24"/>
-        </w:rPr>
-        <w:t>MoHRD</w:t>
-      </w:r>
-      <w:proofErr w:type="spellEnd"/>
-      <w:r>
-        <w:rPr>
-          <w:rFonts w:ascii="Century Gothic" w:hAnsi="Century Gothic"/>
-          <w:sz w:val="24"/>
-          <w:szCs w:val="24"/>
-        </w:rPr>
-        <w:t xml:space="preserve"> in the said Scheme for pursuing professional education in </w:t>
-      </w:r>
-      <w:proofErr w:type="spellStart"/>
-      <w:r>
-        <w:rPr>
-          <w:rFonts w:ascii="Century Gothic" w:hAnsi="Century Gothic"/>
-          <w:sz w:val="24"/>
-          <w:szCs w:val="24"/>
-        </w:rPr>
-        <w:t>lndia</w:t>
-      </w:r>
-      <w:proofErr w:type="spellEnd"/>
-      <w:r>
-        <w:rPr>
-          <w:rFonts w:ascii="Century Gothic" w:hAnsi="Century Gothic"/>
-          <w:sz w:val="24"/>
-          <w:szCs w:val="24"/>
-        </w:rPr>
-        <w:t>, during their study/ repayment holiday, from the Academic Year 2009-201 0.</w:t>
+        <w:t>}}.</w:t>
       </w:r>
     </w:p>
     <w:p>
@@ -9397,6 +9886,8 @@
     </w:p>
     <w:p>
       <w:pPr>
+        <w:keepNext/>
+        <w:keepLines/>
         <w:jc w:val="both"/>
         <w:rPr>
           <w:rFonts w:ascii="Century Gothic" w:hAnsi="Century Gothic"/>
@@ -9415,6 +9906,8 @@
     </w:p>
     <w:p>
       <w:pPr>
+        <w:keepNext/>
+        <w:keepLines/>
         <w:jc w:val="both"/>
         <w:rPr>
           <w:rFonts w:ascii="Century Gothic" w:hAnsi="Century Gothic"/>
@@ -9425,6 +9918,8 @@
     </w:p>
     <w:p>
       <w:pPr>
+        <w:keepNext/>
+        <w:keepLines/>
         <w:jc w:val="both"/>
         <w:rPr>
           <w:rFonts w:ascii="Century Gothic" w:hAnsi="Century Gothic"/>
@@ -9435,6 +9930,8 @@
     </w:p>
     <w:p>
       <w:pPr>
+        <w:keepNext/>
+        <w:keepLines/>
         <w:jc w:val="both"/>
         <w:rPr>
           <w:rFonts w:ascii="Century Gothic" w:hAnsi="Century Gothic"/>
@@ -9525,6 +10022,8 @@
     </w:p>
     <w:p>
       <w:pPr>
+        <w:keepNext/>
+        <w:keepLines/>
         <w:jc w:val="both"/>
         <w:rPr>
           <w:rFonts w:ascii="Century Gothic" w:hAnsi="Century Gothic"/>
@@ -9551,6 +10050,8 @@
     </w:p>
     <w:p>
       <w:pPr>
+        <w:keepNext/>
+        <w:keepLines/>
         <w:jc w:val="both"/>
         <w:rPr>
           <w:rFonts w:ascii="Century Gothic" w:hAnsi="Century Gothic"/>
@@ -9618,6 +10119,8 @@
     </w:p>
     <w:p>
       <w:pPr>
+        <w:keepNext/>
+        <w:keepLines/>
         <w:jc w:val="both"/>
         <w:rPr>
           <w:rFonts w:ascii="Century Gothic" w:hAnsi="Century Gothic"/>
@@ -9644,6 +10147,8 @@
     </w:p>
     <w:p>
       <w:pPr>
+        <w:keepNext/>
+        <w:keepLines/>
         <w:jc w:val="both"/>
         <w:rPr>
           <w:rFonts w:ascii="Century Gothic" w:hAnsi="Century Gothic"/>
